--- a/docs/MODELO_DE_DATOS_Y_MODELO_OPERATIVO_G08.docx
+++ b/docs/MODELO_DE_DATOS_Y_MODELO_OPERATIVO_G08.docx
@@ -7043,23 +7043,7 @@
         <w:widowControl/>
       </w:pPr>
       <w:r>
-        <w:rPr>
-          <w:rFonts w:ascii="Arial" w:hAnsi="Arial"/>
-        </w:rPr>
-        <w:t xml:space="preserve">1. Cátedra IO51, </w:t>
-      </w:r>
-      <w:r>
-        <w:rPr>
-          <w:rFonts w:ascii="Arial" w:hAnsi="Arial"/>
-          <w:i/>
-        </w:rPr>
-        <w:t>Trabajo Práctico N° 2: Puerto Sur</w:t>
-      </w:r>
-      <w:r>
-        <w:rPr>
-          <w:rFonts w:ascii="Arial" w:hAnsi="Arial"/>
-        </w:rPr>
-        <w:t>, 2026 2C, enunciado general, especialmente pp. 1–6.</w:t>
+        <w:t>1. Cátedra IO51, IO51-TP2 - Puerto Sur.pdf, enunciado general, especialmente pp. 1–6.</w:t>
       </w:r>
     </w:p>
     <w:p>
@@ -7067,24 +7051,7 @@
         <w:widowControl/>
       </w:pPr>
       <w:r>
-        <w:rPr>
-          <w:rFonts w:ascii="Arial" w:hAnsi="Arial"/>
-        </w:rPr>
-        <w:t xml:space="preserve">2. </w:t>
-      </w:r>
-      <w:r>
-        <w:rPr>
-          <w:rFonts w:ascii="Courier New" w:hAnsi="Courier New"/>
-          <w:color w:val="1F3B59"/>
-          <w:sz w:val="18"/>
-        </w:rPr>
-        <w:t>data/PuertoSur_escalas_G08.csv</w:t>
-      </w:r>
-      <w:r>
-        <w:rPr>
-          <w:rFonts w:ascii="Arial" w:hAnsi="Arial"/>
-        </w:rPr>
-        <w:t>, registro histórico de Grupo 08.</w:t>
+        <w:t>2. data/PuertoSur_escalas_G08.csv, registro histórico de Grupo 08.</w:t>
       </w:r>
     </w:p>
     <w:p>
@@ -7092,23 +7059,7 @@
         <w:widowControl/>
       </w:pPr>
       <w:r>
-        <w:rPr>
-          <w:rFonts w:ascii="Arial" w:hAnsi="Arial"/>
-        </w:rPr>
-        <w:t xml:space="preserve">3. </w:t>
-      </w:r>
-      <w:r>
-        <w:rPr>
-          <w:rFonts w:ascii="Arial" w:hAnsi="Arial"/>
-          <w:i/>
-        </w:rPr>
-        <w:t>TP2_Grupo8.pdf</w:t>
-      </w:r>
-      <w:r>
-        <w:rPr>
-          <w:rFonts w:ascii="Arial" w:hAnsi="Arial"/>
-        </w:rPr>
-        <w:t>, primera entrega del Grupo 08: modelo conceptual.</w:t>
+        <w:t>3. docs/TP2_Grupo8_primera_entrega.pdf, modelo conceptual presentado por el Grupo 08.</w:t>
       </w:r>
     </w:p>
     <w:p>
@@ -7116,24 +7067,7 @@
         <w:widowControl/>
       </w:pPr>
       <w:r>
-        <w:rPr>
-          <w:rFonts w:ascii="Arial" w:hAnsi="Arial"/>
-        </w:rPr>
-        <w:t xml:space="preserve">4. </w:t>
-      </w:r>
-      <w:r>
-        <w:rPr>
-          <w:rFonts w:ascii="Courier New" w:hAnsi="Courier New"/>
-          <w:color w:val="1F3B59"/>
-          <w:sz w:val="18"/>
-        </w:rPr>
-        <w:t>MODELO_CONCEPTUAL_G08.md</w:t>
-      </w:r>
-      <w:r>
-        <w:rPr>
-          <w:rFonts w:ascii="Arial" w:hAnsi="Arial"/>
-        </w:rPr>
-        <w:t>, modelo conceptual en el repositorio.</w:t>
+        <w:t>4. Cátedra IO51, assets/IO51_Teoria_Simulacion_Modelo_de_Datos_Ajuste.pdf.</w:t>
       </w:r>
     </w:p>
     <w:p>
@@ -7141,32 +7075,7 @@
         <w:widowControl/>
       </w:pPr>
       <w:r>
-        <w:rPr>
-          <w:rFonts w:ascii="Arial" w:hAnsi="Arial"/>
-        </w:rPr>
-        <w:t xml:space="preserve">5. Cátedra IO51, </w:t>
-      </w:r>
-      <w:r>
-        <w:rPr>
-          <w:rFonts w:ascii="Courier New" w:hAnsi="Courier New"/>
-          <w:color w:val="1F3B59"/>
-          <w:sz w:val="18"/>
-        </w:rPr>
-        <w:t>assets/IO51_Teoria_Simulacion_Modelo_de_Datos_Ajuste.pdf</w:t>
-      </w:r>
-      <w:r>
-        <w:rPr>
-          <w:rFonts w:ascii="Arial" w:hAnsi="Arial"/>
-        </w:rPr>
-        <w:t>.</w:t>
-      </w:r>
-    </w:p>
-    <w:p>
-      <w:pPr>
-        <w:widowControl/>
-      </w:pPr>
-      <w:r>
-        <w:t>6. Código revisado del repositorio: ajuste de datos, parámetros, simulador y experimentos.</w:t>
+        <w:t>5. Código del repositorio: análisis de datos, parámetros, simulador y experimentos.</w:t>
       </w:r>
     </w:p>
     <w:sectPr>

--- a/docs/MODELO_DE_DATOS_Y_MODELO_OPERATIVO_G08.docx
+++ b/docs/MODELO_DE_DATOS_Y_MODELO_OPERATIVO_G08.docx
@@ -6,78 +6,145 @@
       <w:pPr>
         <w:pStyle w:val="Title"/>
         <w:widowControl/>
+        <w:jc w:val="left"/>
+        <w:pBdr>
+          <w:bottom w:val="single" w:sz="5" w:space="5" w:color="4F81BD"/>
+        </w:pBdr>
       </w:pPr>
       <w:r>
-        <w:rPr>
-          <w:rFonts w:ascii="Arial" w:hAnsi="Arial"/>
-        </w:rPr>
-        <w:t>Modelo de Datos y Modelo Operativo</w:t>
+        <w:t>TP 2 Modelo de Datos y Modelo Operativo de la Terminal</w:t>
+        <w:br/>
+        <w:t>Puerto Sur (Segunda Entrega)</w:t>
       </w:r>
     </w:p>
     <w:p>
       <w:pPr>
         <w:widowControl/>
-        <w:spacing w:after="40"/>
+        <w:spacing w:after="400" w:before="1300" w:line="240" w:lineRule="auto"/>
         <w:jc w:val="center"/>
       </w:pPr>
       <w:r>
         <w:rPr>
           <w:rFonts w:ascii="Arial" w:hAnsi="Arial"/>
           <w:b/>
-          <w:color w:val="167C80"/>
-          <w:sz w:val="20"/>
+          <w:color w:val="000000"/>
+          <w:sz w:val="28"/>
         </w:rPr>
-        <w:t>Trabajo Práctico 2 · Puerto Sur · IO51 · Grupo 08</w:t>
+        <w:t>Instituto Tecnológico de Buenos Aires</w:t>
       </w:r>
     </w:p>
     <w:p>
       <w:pPr>
         <w:widowControl/>
-        <w:spacing w:after="40"/>
+        <w:spacing w:after="400" w:before="0" w:line="240" w:lineRule="auto"/>
         <w:jc w:val="center"/>
       </w:pPr>
       <w:r>
         <w:rPr>
           <w:rFonts w:ascii="Arial" w:hAnsi="Arial"/>
-          <w:color w:val="5D6B78"/>
-          <w:sz w:val="20"/>
+          <w:b w:val="0"/>
+          <w:color w:val="000000"/>
+          <w:sz w:val="28"/>
         </w:rPr>
-        <w:t>Instituto Tecnológico de Buenos Aires · Segundo cuatrimestre de 2026</w:t>
+        <w:t>11.51 Investigación Operativa</w:t>
       </w:r>
     </w:p>
     <w:p>
       <w:pPr>
         <w:widowControl/>
-        <w:spacing w:after="40"/>
+        <w:spacing w:after="360" w:before="0" w:line="240" w:lineRule="auto"/>
         <w:jc w:val="center"/>
       </w:pPr>
       <w:r>
         <w:rPr>
           <w:rFonts w:ascii="Arial" w:hAnsi="Arial"/>
-          <w:color w:val="243342"/>
-          <w:sz w:val="18"/>
+          <w:b w:val="0"/>
+          <w:color w:val="000000"/>
+          <w:sz w:val="28"/>
         </w:rPr>
-        <w:t>De Palma, Benicio · Fanelli, Bautista · Malbrán, Santiago</w:t>
+        <w:t>Segundo cuatrimestre de 2026</w:t>
       </w:r>
     </w:p>
     <w:p>
       <w:pPr>
         <w:widowControl/>
-        <w:spacing w:after="40"/>
+        <w:spacing w:after="100" w:before="0" w:line="240" w:lineRule="auto"/>
         <w:jc w:val="center"/>
       </w:pPr>
       <w:r>
         <w:rPr>
           <w:rFonts w:ascii="Arial" w:hAnsi="Arial"/>
-          <w:color w:val="243342"/>
-          <w:sz w:val="18"/>
+          <w:b w:val="0"/>
+          <w:color w:val="000000"/>
+          <w:sz w:val="28"/>
         </w:rPr>
-        <w:t>30 de octubre de 2026</w:t>
+        <w:t>Grupo 08</w:t>
+      </w:r>
+    </w:p>
+    <w:p>
+      <w:pPr>
+        <w:spacing w:before="240" w:after="0" w:line="240" w:lineRule="auto"/>
+        <w:jc w:val="center"/>
+      </w:pPr>
+      <w:r>
+        <w:rPr>
+          <w:rFonts w:ascii="Arial" w:hAnsi="Arial"/>
+          <w:b/>
+          <w:color w:val="000000"/>
+          <w:sz w:val="28"/>
+        </w:rPr>
+        <w:t>Integrantes:</w:t>
+      </w:r>
+    </w:p>
+    <w:p>
+      <w:pPr>
+        <w:spacing w:before="0" w:after="0" w:line="240" w:lineRule="auto"/>
+        <w:jc w:val="center"/>
+      </w:pPr>
+      <w:r>
+        <w:rPr>
+          <w:rFonts w:ascii="Arial" w:hAnsi="Arial"/>
+          <w:b w:val="0"/>
+          <w:color w:val="000000"/>
+          <w:sz w:val="28"/>
+        </w:rPr>
+        <w:t>De Palma, Benicio (65855)</w:t>
+      </w:r>
+    </w:p>
+    <w:p>
+      <w:pPr>
+        <w:spacing w:before="0" w:after="0" w:line="240" w:lineRule="auto"/>
+        <w:jc w:val="center"/>
+      </w:pPr>
+      <w:r>
+        <w:rPr>
+          <w:rFonts w:ascii="Arial" w:hAnsi="Arial"/>
+          <w:b w:val="0"/>
+          <w:color w:val="000000"/>
+          <w:sz w:val="28"/>
+        </w:rPr>
+        <w:t>Fanelli Bautista (65773)</w:t>
+      </w:r>
+    </w:p>
+    <w:p>
+      <w:pPr>
+        <w:spacing w:before="0" w:after="0" w:line="240" w:lineRule="auto"/>
+        <w:jc w:val="center"/>
+      </w:pPr>
+      <w:r>
+        <w:rPr>
+          <w:rFonts w:ascii="Arial" w:hAnsi="Arial"/>
+          <w:b w:val="0"/>
+          <w:color w:val="000000"/>
+          <w:sz w:val="28"/>
+        </w:rPr>
+        <w:t>Santiago Malbrán (65620)</w:t>
       </w:r>
     </w:p>
     <w:p>
       <w:pPr>
         <w:pStyle w:val="Heading1"/>
+        <w:pageBreakBefore/>
         <w:widowControl/>
       </w:pPr>
       <w:r>
@@ -142,7 +209,7 @@
       <w:tblPr>
         <w:tblW w:type="auto" w:w="0"/>
         <w:jc w:val="center"/>
-        <w:tblLayout w:type="autofit"/>
+        <w:tblLayout w:type="fixed"/>
         <w:tblLook w:firstColumn="1" w:firstRow="1" w:lastColumn="0" w:lastRow="0" w:noHBand="0" w:noVBand="1" w:val="04A0"/>
         <w:tblBorders>
           <w:top w:val="single" w:sz="4" w:color="D5DEE6"/>
@@ -173,18 +240,26 @@
               <w:bottom w:w="65" w:type="dxa"/>
               <w:end w:w="80" w:type="dxa"/>
             </w:tcMar>
-            <w:shd w:fill="1F3B59"/>
+            <w:shd w:fill="DDEBF7" w:val="clear"/>
+            <w:tcBorders>
+              <w:top w:val="single" w:sz="4" w:space="0" w:color="BDD7EE"/>
+              <w:left w:val="single" w:sz="4" w:space="0" w:color="BDD7EE"/>
+              <w:bottom w:val="single" w:sz="4" w:space="0" w:color="BDD7EE"/>
+              <w:right w:val="single" w:sz="4" w:space="0" w:color="BDD7EE"/>
+              <w:insideH w:val="single" w:sz="4" w:space="0" w:color="BDD7EE"/>
+              <w:insideV w:val="single" w:sz="4" w:space="0" w:color="BDD7EE"/>
+            </w:tcBorders>
           </w:tcPr>
           <w:p>
             <w:pPr>
               <w:keepNext/>
-              <w:spacing w:before="0" w:after="0" w:line="240" w:lineRule="auto"/>
+              <w:spacing w:before="0" w:after="20" w:line="240" w:lineRule="auto"/>
             </w:pPr>
             <w:r>
               <w:rPr>
                 <w:rFonts w:ascii="Arial" w:hAnsi="Arial"/>
                 <w:b/>
-                <w:color w:val="FFFFFF"/>
+                <w:color w:val="000000"/>
                 <w:sz w:val="17"/>
               </w:rPr>
               <w:t>Variable</w:t>
@@ -201,18 +276,26 @@
               <w:bottom w:w="65" w:type="dxa"/>
               <w:end w:w="80" w:type="dxa"/>
             </w:tcMar>
-            <w:shd w:fill="1F3B59"/>
+            <w:shd w:fill="DDEBF7" w:val="clear"/>
+            <w:tcBorders>
+              <w:top w:val="single" w:sz="4" w:space="0" w:color="BDD7EE"/>
+              <w:left w:val="single" w:sz="4" w:space="0" w:color="BDD7EE"/>
+              <w:bottom w:val="single" w:sz="4" w:space="0" w:color="BDD7EE"/>
+              <w:right w:val="single" w:sz="4" w:space="0" w:color="BDD7EE"/>
+              <w:insideH w:val="single" w:sz="4" w:space="0" w:color="BDD7EE"/>
+              <w:insideV w:val="single" w:sz="4" w:space="0" w:color="BDD7EE"/>
+            </w:tcBorders>
           </w:tcPr>
           <w:p>
             <w:pPr>
               <w:keepNext/>
-              <w:spacing w:before="0" w:after="0" w:line="240" w:lineRule="auto"/>
+              <w:spacing w:before="0" w:after="20" w:line="240" w:lineRule="auto"/>
             </w:pPr>
             <w:r>
               <w:rPr>
                 <w:rFonts w:ascii="Arial" w:hAnsi="Arial"/>
                 <w:b/>
-                <w:color w:val="FFFFFF"/>
+                <w:color w:val="000000"/>
                 <w:sz w:val="17"/>
               </w:rPr>
               <w:t>Cuantificación</w:t>
@@ -229,18 +312,26 @@
               <w:bottom w:w="65" w:type="dxa"/>
               <w:end w:w="80" w:type="dxa"/>
             </w:tcMar>
-            <w:shd w:fill="1F3B59"/>
+            <w:shd w:fill="DDEBF7" w:val="clear"/>
+            <w:tcBorders>
+              <w:top w:val="single" w:sz="4" w:space="0" w:color="BDD7EE"/>
+              <w:left w:val="single" w:sz="4" w:space="0" w:color="BDD7EE"/>
+              <w:bottom w:val="single" w:sz="4" w:space="0" w:color="BDD7EE"/>
+              <w:right w:val="single" w:sz="4" w:space="0" w:color="BDD7EE"/>
+              <w:insideH w:val="single" w:sz="4" w:space="0" w:color="BDD7EE"/>
+              <w:insideV w:val="single" w:sz="4" w:space="0" w:color="BDD7EE"/>
+            </w:tcBorders>
           </w:tcPr>
           <w:p>
             <w:pPr>
               <w:keepNext/>
-              <w:spacing w:before="0" w:after="0" w:line="240" w:lineRule="auto"/>
+              <w:spacing w:before="0" w:after="20" w:line="240" w:lineRule="auto"/>
             </w:pPr>
             <w:r>
               <w:rPr>
                 <w:rFonts w:ascii="Arial" w:hAnsi="Arial"/>
                 <w:b/>
-                <w:color w:val="FFFFFF"/>
+                <w:color w:val="000000"/>
                 <w:sz w:val="17"/>
               </w:rPr>
               <w:t>Fuente y tratamiento</w:t>
@@ -262,15 +353,23 @@
               <w:bottom w:w="65" w:type="dxa"/>
               <w:end w:w="80" w:type="dxa"/>
             </w:tcMar>
+            <w:tcBorders>
+              <w:top w:val="single" w:sz="4" w:space="0" w:color="BDD7EE"/>
+              <w:left w:val="single" w:sz="4" w:space="0" w:color="BDD7EE"/>
+              <w:bottom w:val="single" w:sz="4" w:space="0" w:color="BDD7EE"/>
+              <w:right w:val="single" w:sz="4" w:space="0" w:color="BDD7EE"/>
+              <w:insideH w:val="single" w:sz="4" w:space="0" w:color="BDD7EE"/>
+              <w:insideV w:val="single" w:sz="4" w:space="0" w:color="BDD7EE"/>
+            </w:tcBorders>
           </w:tcPr>
           <w:p>
             <w:pPr>
-              <w:spacing w:before="0" w:after="0" w:line="240" w:lineRule="auto"/>
+              <w:spacing w:before="0" w:after="20" w:line="240" w:lineRule="auto"/>
             </w:pPr>
             <w:r>
               <w:rPr>
                 <w:rFonts w:ascii="Arial" w:hAnsi="Arial"/>
-                <w:color w:val="243342"/>
+                <w:color w:val="000000"/>
                 <w:sz w:val="17"/>
               </w:rPr>
               <w:t>Arribos observados</w:t>
@@ -287,15 +386,23 @@
               <w:bottom w:w="65" w:type="dxa"/>
               <w:end w:w="80" w:type="dxa"/>
             </w:tcMar>
+            <w:tcBorders>
+              <w:top w:val="single" w:sz="4" w:space="0" w:color="BDD7EE"/>
+              <w:left w:val="single" w:sz="4" w:space="0" w:color="BDD7EE"/>
+              <w:bottom w:val="single" w:sz="4" w:space="0" w:color="BDD7EE"/>
+              <w:right w:val="single" w:sz="4" w:space="0" w:color="BDD7EE"/>
+              <w:insideH w:val="single" w:sz="4" w:space="0" w:color="BDD7EE"/>
+              <w:insideV w:val="single" w:sz="4" w:space="0" w:color="BDD7EE"/>
+            </w:tcBorders>
           </w:tcPr>
           <w:p>
             <w:pPr>
-              <w:spacing w:before="0" w:after="0" w:line="240" w:lineRule="auto"/>
+              <w:spacing w:before="0" w:after="20" w:line="240" w:lineRule="auto"/>
             </w:pPr>
             <w:r>
               <w:rPr>
                 <w:rFonts w:ascii="Arial" w:hAnsi="Arial"/>
-                <w:color w:val="243342"/>
+                <w:color w:val="000000"/>
                 <w:sz w:val="17"/>
               </w:rPr>
               <w:t>8.852 escalas</w:t>
@@ -312,15 +419,23 @@
               <w:bottom w:w="65" w:type="dxa"/>
               <w:end w:w="80" w:type="dxa"/>
             </w:tcMar>
+            <w:tcBorders>
+              <w:top w:val="single" w:sz="4" w:space="0" w:color="BDD7EE"/>
+              <w:left w:val="single" w:sz="4" w:space="0" w:color="BDD7EE"/>
+              <w:bottom w:val="single" w:sz="4" w:space="0" w:color="BDD7EE"/>
+              <w:right w:val="single" w:sz="4" w:space="0" w:color="BDD7EE"/>
+              <w:insideH w:val="single" w:sz="4" w:space="0" w:color="BDD7EE"/>
+              <w:insideV w:val="single" w:sz="4" w:space="0" w:color="BDD7EE"/>
+            </w:tcBorders>
           </w:tcPr>
           <w:p>
             <w:pPr>
-              <w:spacing w:before="0" w:after="0" w:line="240" w:lineRule="auto"/>
+              <w:spacing w:before="0" w:after="20" w:line="240" w:lineRule="auto"/>
             </w:pPr>
             <w:r>
               <w:rPr>
                 <w:rFonts w:ascii="Arial" w:hAnsi="Arial"/>
-                <w:color w:val="243342"/>
+                <w:color w:val="000000"/>
                 <w:sz w:val="17"/>
               </w:rPr>
               <w:t>Registro histórico G08; identificadores únicos.</w:t>
@@ -342,16 +457,23 @@
               <w:bottom w:w="65" w:type="dxa"/>
               <w:end w:w="80" w:type="dxa"/>
             </w:tcMar>
-            <w:shd w:fill="F1F6F8"/>
+            <w:tcBorders>
+              <w:top w:val="single" w:sz="4" w:space="0" w:color="BDD7EE"/>
+              <w:left w:val="single" w:sz="4" w:space="0" w:color="BDD7EE"/>
+              <w:bottom w:val="single" w:sz="4" w:space="0" w:color="BDD7EE"/>
+              <w:right w:val="single" w:sz="4" w:space="0" w:color="BDD7EE"/>
+              <w:insideH w:val="single" w:sz="4" w:space="0" w:color="BDD7EE"/>
+              <w:insideV w:val="single" w:sz="4" w:space="0" w:color="BDD7EE"/>
+            </w:tcBorders>
           </w:tcPr>
           <w:p>
             <w:pPr>
-              <w:spacing w:before="0" w:after="0" w:line="240" w:lineRule="auto"/>
+              <w:spacing w:before="0" w:after="20" w:line="240" w:lineRule="auto"/>
             </w:pPr>
             <w:r>
               <w:rPr>
                 <w:rFonts w:ascii="Arial" w:hAnsi="Arial"/>
-                <w:color w:val="243342"/>
+                <w:color w:val="000000"/>
                 <w:sz w:val="17"/>
               </w:rPr>
               <w:t>Tasa agregada de arribo, λ</w:t>
@@ -368,16 +490,23 @@
               <w:bottom w:w="65" w:type="dxa"/>
               <w:end w:w="80" w:type="dxa"/>
             </w:tcMar>
-            <w:shd w:fill="F1F6F8"/>
+            <w:tcBorders>
+              <w:top w:val="single" w:sz="4" w:space="0" w:color="BDD7EE"/>
+              <w:left w:val="single" w:sz="4" w:space="0" w:color="BDD7EE"/>
+              <w:bottom w:val="single" w:sz="4" w:space="0" w:color="BDD7EE"/>
+              <w:right w:val="single" w:sz="4" w:space="0" w:color="BDD7EE"/>
+              <w:insideH w:val="single" w:sz="4" w:space="0" w:color="BDD7EE"/>
+              <w:insideV w:val="single" w:sz="4" w:space="0" w:color="BDD7EE"/>
+            </w:tcBorders>
           </w:tcPr>
           <w:p>
             <w:pPr>
-              <w:spacing w:before="0" w:after="0" w:line="240" w:lineRule="auto"/>
+              <w:spacing w:before="0" w:after="20" w:line="240" w:lineRule="auto"/>
             </w:pPr>
             <w:r>
               <w:rPr>
                 <w:rFonts w:ascii="Arial" w:hAnsi="Arial"/>
-                <w:color w:val="243342"/>
+                <w:color w:val="000000"/>
                 <w:sz w:val="17"/>
               </w:rPr>
               <w:t>8,086 buques/día; 0,33693 buques/h</w:t>
@@ -394,16 +523,23 @@
               <w:bottom w:w="65" w:type="dxa"/>
               <w:end w:w="80" w:type="dxa"/>
             </w:tcMar>
-            <w:shd w:fill="F1F6F8"/>
+            <w:tcBorders>
+              <w:top w:val="single" w:sz="4" w:space="0" w:color="BDD7EE"/>
+              <w:left w:val="single" w:sz="4" w:space="0" w:color="BDD7EE"/>
+              <w:bottom w:val="single" w:sz="4" w:space="0" w:color="BDD7EE"/>
+              <w:right w:val="single" w:sz="4" w:space="0" w:color="BDD7EE"/>
+              <w:insideH w:val="single" w:sz="4" w:space="0" w:color="BDD7EE"/>
+              <w:insideV w:val="single" w:sz="4" w:space="0" w:color="BDD7EE"/>
+            </w:tcBorders>
           </w:tcPr>
           <w:p>
             <w:pPr>
-              <w:spacing w:before="0" w:after="0" w:line="240" w:lineRule="auto"/>
+              <w:spacing w:before="0" w:after="20" w:line="240" w:lineRule="auto"/>
             </w:pPr>
             <w:r>
               <w:rPr>
                 <w:rFonts w:ascii="Arial" w:hAnsi="Arial"/>
-                <w:color w:val="243342"/>
+                <w:color w:val="000000"/>
                 <w:sz w:val="17"/>
               </w:rPr>
               <w:t>Escalas dividido por duración observada; no supone que los arribos sean Poisson.</w:t>
@@ -425,15 +561,23 @@
               <w:bottom w:w="65" w:type="dxa"/>
               <w:end w:w="80" w:type="dxa"/>
             </w:tcMar>
+            <w:tcBorders>
+              <w:top w:val="single" w:sz="4" w:space="0" w:color="BDD7EE"/>
+              <w:left w:val="single" w:sz="4" w:space="0" w:color="BDD7EE"/>
+              <w:bottom w:val="single" w:sz="4" w:space="0" w:color="BDD7EE"/>
+              <w:right w:val="single" w:sz="4" w:space="0" w:color="BDD7EE"/>
+              <w:insideH w:val="single" w:sz="4" w:space="0" w:color="BDD7EE"/>
+              <w:insideV w:val="single" w:sz="4" w:space="0" w:color="BDD7EE"/>
+            </w:tcBorders>
           </w:tcPr>
           <w:p>
             <w:pPr>
-              <w:spacing w:before="0" w:after="0" w:line="240" w:lineRule="auto"/>
+              <w:spacing w:before="0" w:after="20" w:line="240" w:lineRule="auto"/>
             </w:pPr>
             <w:r>
               <w:rPr>
                 <w:rFonts w:ascii="Arial" w:hAnsi="Arial"/>
-                <w:color w:val="243342"/>
+                <w:color w:val="000000"/>
                 <w:sz w:val="17"/>
               </w:rPr>
               <w:t>Tiempo entre arribos agregado</w:t>
@@ -450,15 +594,23 @@
               <w:bottom w:w="65" w:type="dxa"/>
               <w:end w:w="80" w:type="dxa"/>
             </w:tcMar>
+            <w:tcBorders>
+              <w:top w:val="single" w:sz="4" w:space="0" w:color="BDD7EE"/>
+              <w:left w:val="single" w:sz="4" w:space="0" w:color="BDD7EE"/>
+              <w:bottom w:val="single" w:sz="4" w:space="0" w:color="BDD7EE"/>
+              <w:right w:val="single" w:sz="4" w:space="0" w:color="BDD7EE"/>
+              <w:insideH w:val="single" w:sz="4" w:space="0" w:color="BDD7EE"/>
+              <w:insideV w:val="single" w:sz="4" w:space="0" w:color="BDD7EE"/>
+            </w:tcBorders>
           </w:tcPr>
           <w:p>
             <w:pPr>
-              <w:spacing w:before="0" w:after="0" w:line="240" w:lineRule="auto"/>
+              <w:spacing w:before="0" w:after="20" w:line="240" w:lineRule="auto"/>
             </w:pPr>
             <w:r>
               <w:rPr>
                 <w:rFonts w:ascii="Arial" w:hAnsi="Arial"/>
-                <w:color w:val="243342"/>
+                <w:color w:val="000000"/>
                 <w:sz w:val="17"/>
               </w:rPr>
               <w:t>Media 2,968 h; desvío 7,404 h; CV 2,494</w:t>
@@ -475,15 +627,23 @@
               <w:bottom w:w="65" w:type="dxa"/>
               <w:end w:w="80" w:type="dxa"/>
             </w:tcMar>
+            <w:tcBorders>
+              <w:top w:val="single" w:sz="4" w:space="0" w:color="BDD7EE"/>
+              <w:left w:val="single" w:sz="4" w:space="0" w:color="BDD7EE"/>
+              <w:bottom w:val="single" w:sz="4" w:space="0" w:color="BDD7EE"/>
+              <w:right w:val="single" w:sz="4" w:space="0" w:color="BDD7EE"/>
+              <w:insideH w:val="single" w:sz="4" w:space="0" w:color="BDD7EE"/>
+              <w:insideV w:val="single" w:sz="4" w:space="0" w:color="BDD7EE"/>
+            </w:tcBorders>
           </w:tcPr>
           <w:p>
             <w:pPr>
-              <w:spacing w:before="0" w:after="0" w:line="240" w:lineRule="auto"/>
+              <w:spacing w:before="0" w:after="20" w:line="240" w:lineRule="auto"/>
             </w:pPr>
             <w:r>
               <w:rPr>
                 <w:rFonts w:ascii="Arial" w:hAnsi="Arial"/>
-                <w:color w:val="243342"/>
+                <w:color w:val="000000"/>
                 <w:sz w:val="17"/>
               </w:rPr>
               <w:t>Calculado sobre arribos ordenados. El CV elevado refleja agrupamiento y/o estacionalidad.</w:t>
@@ -505,16 +665,23 @@
               <w:bottom w:w="65" w:type="dxa"/>
               <w:end w:w="80" w:type="dxa"/>
             </w:tcMar>
-            <w:shd w:fill="F1F6F8"/>
+            <w:tcBorders>
+              <w:top w:val="single" w:sz="4" w:space="0" w:color="BDD7EE"/>
+              <w:left w:val="single" w:sz="4" w:space="0" w:color="BDD7EE"/>
+              <w:bottom w:val="single" w:sz="4" w:space="0" w:color="BDD7EE"/>
+              <w:right w:val="single" w:sz="4" w:space="0" w:color="BDD7EE"/>
+              <w:insideH w:val="single" w:sz="4" w:space="0" w:color="BDD7EE"/>
+              <w:insideV w:val="single" w:sz="4" w:space="0" w:color="BDD7EE"/>
+            </w:tcBorders>
           </w:tcPr>
           <w:p>
             <w:pPr>
-              <w:spacing w:before="0" w:after="0" w:line="240" w:lineRule="auto"/>
+              <w:spacing w:before="0" w:after="20" w:line="240" w:lineRule="auto"/>
             </w:pPr>
             <w:r>
               <w:rPr>
                 <w:rFonts w:ascii="Arial" w:hAnsi="Arial"/>
-                <w:color w:val="243342"/>
+                <w:color w:val="000000"/>
                 <w:sz w:val="17"/>
               </w:rPr>
               <w:t>Bermas y grúas actuales</w:t>
@@ -531,16 +698,23 @@
               <w:bottom w:w="65" w:type="dxa"/>
               <w:end w:w="80" w:type="dxa"/>
             </w:tcMar>
-            <w:shd w:fill="F1F6F8"/>
+            <w:tcBorders>
+              <w:top w:val="single" w:sz="4" w:space="0" w:color="BDD7EE"/>
+              <w:left w:val="single" w:sz="4" w:space="0" w:color="BDD7EE"/>
+              <w:bottom w:val="single" w:sz="4" w:space="0" w:color="BDD7EE"/>
+              <w:right w:val="single" w:sz="4" w:space="0" w:color="BDD7EE"/>
+              <w:insideH w:val="single" w:sz="4" w:space="0" w:color="BDD7EE"/>
+              <w:insideV w:val="single" w:sz="4" w:space="0" w:color="BDD7EE"/>
+            </w:tcBorders>
           </w:tcPr>
           <w:p>
             <w:pPr>
-              <w:spacing w:before="0" w:after="0" w:line="240" w:lineRule="auto"/>
+              <w:spacing w:before="0" w:after="20" w:line="240" w:lineRule="auto"/>
             </w:pPr>
             <w:r>
               <w:rPr>
                 <w:rFonts w:ascii="Arial" w:hAnsi="Arial"/>
-                <w:color w:val="243342"/>
+                <w:color w:val="000000"/>
                 <w:sz w:val="17"/>
               </w:rPr>
               <w:t>3 bermas; 3 grúas STS</w:t>
@@ -557,16 +731,23 @@
               <w:bottom w:w="65" w:type="dxa"/>
               <w:end w:w="80" w:type="dxa"/>
             </w:tcMar>
-            <w:shd w:fill="F1F6F8"/>
+            <w:tcBorders>
+              <w:top w:val="single" w:sz="4" w:space="0" w:color="BDD7EE"/>
+              <w:left w:val="single" w:sz="4" w:space="0" w:color="BDD7EE"/>
+              <w:bottom w:val="single" w:sz="4" w:space="0" w:color="BDD7EE"/>
+              <w:right w:val="single" w:sz="4" w:space="0" w:color="BDD7EE"/>
+              <w:insideH w:val="single" w:sz="4" w:space="0" w:color="BDD7EE"/>
+              <w:insideV w:val="single" w:sz="4" w:space="0" w:color="BDD7EE"/>
+            </w:tcBorders>
           </w:tcPr>
           <w:p>
             <w:pPr>
-              <w:spacing w:before="0" w:after="0" w:line="240" w:lineRule="auto"/>
+              <w:spacing w:before="0" w:after="20" w:line="240" w:lineRule="auto"/>
             </w:pPr>
             <w:r>
               <w:rPr>
                 <w:rFonts w:ascii="Arial" w:hAnsi="Arial"/>
-                <w:color w:val="243342"/>
+                <w:color w:val="000000"/>
                 <w:sz w:val="17"/>
               </w:rPr>
               <w:t>Datos de la consigna; las grúas forman una flota compartida.</w:t>
@@ -588,15 +769,23 @@
               <w:bottom w:w="65" w:type="dxa"/>
               <w:end w:w="80" w:type="dxa"/>
             </w:tcMar>
+            <w:tcBorders>
+              <w:top w:val="single" w:sz="4" w:space="0" w:color="BDD7EE"/>
+              <w:left w:val="single" w:sz="4" w:space="0" w:color="BDD7EE"/>
+              <w:bottom w:val="single" w:sz="4" w:space="0" w:color="BDD7EE"/>
+              <w:right w:val="single" w:sz="4" w:space="0" w:color="BDD7EE"/>
+              <w:insideH w:val="single" w:sz="4" w:space="0" w:color="BDD7EE"/>
+              <w:insideV w:val="single" w:sz="4" w:space="0" w:color="BDD7EE"/>
+            </w:tcBorders>
           </w:tcPr>
           <w:p>
             <w:pPr>
-              <w:spacing w:before="0" w:after="0" w:line="240" w:lineRule="auto"/>
+              <w:spacing w:before="0" w:after="20" w:line="240" w:lineRule="auto"/>
             </w:pPr>
             <w:r>
               <w:rPr>
                 <w:rFonts w:ascii="Arial" w:hAnsi="Arial"/>
-                <w:color w:val="243342"/>
+                <w:color w:val="000000"/>
                 <w:sz w:val="17"/>
               </w:rPr>
               <w:t>Patio</w:t>
@@ -613,15 +802,23 @@
               <w:bottom w:w="65" w:type="dxa"/>
               <w:end w:w="80" w:type="dxa"/>
             </w:tcMar>
+            <w:tcBorders>
+              <w:top w:val="single" w:sz="4" w:space="0" w:color="BDD7EE"/>
+              <w:left w:val="single" w:sz="4" w:space="0" w:color="BDD7EE"/>
+              <w:bottom w:val="single" w:sz="4" w:space="0" w:color="BDD7EE"/>
+              <w:right w:val="single" w:sz="4" w:space="0" w:color="BDD7EE"/>
+              <w:insideH w:val="single" w:sz="4" w:space="0" w:color="BDD7EE"/>
+              <w:insideV w:val="single" w:sz="4" w:space="0" w:color="BDD7EE"/>
+            </w:tcBorders>
           </w:tcPr>
           <w:p>
             <w:pPr>
-              <w:spacing w:before="0" w:after="0" w:line="240" w:lineRule="auto"/>
+              <w:spacing w:before="0" w:after="20" w:line="240" w:lineRule="auto"/>
             </w:pPr>
             <w:r>
               <w:rPr>
                 <w:rFonts w:ascii="Arial" w:hAnsi="Arial"/>
-                <w:color w:val="243342"/>
+                <w:color w:val="000000"/>
                 <w:sz w:val="17"/>
               </w:rPr>
               <w:t>3.000 slots; congestión reportada sobre 2.250 slots</w:t>
@@ -638,15 +835,23 @@
               <w:bottom w:w="65" w:type="dxa"/>
               <w:end w:w="80" w:type="dxa"/>
             </w:tcMar>
+            <w:tcBorders>
+              <w:top w:val="single" w:sz="4" w:space="0" w:color="BDD7EE"/>
+              <w:left w:val="single" w:sz="4" w:space="0" w:color="BDD7EE"/>
+              <w:bottom w:val="single" w:sz="4" w:space="0" w:color="BDD7EE"/>
+              <w:right w:val="single" w:sz="4" w:space="0" w:color="BDD7EE"/>
+              <w:insideH w:val="single" w:sz="4" w:space="0" w:color="BDD7EE"/>
+              <w:insideV w:val="single" w:sz="4" w:space="0" w:color="BDD7EE"/>
+            </w:tcBorders>
           </w:tcPr>
           <w:p>
             <w:pPr>
-              <w:spacing w:before="0" w:after="0" w:line="240" w:lineRule="auto"/>
+              <w:spacing w:before="0" w:after="20" w:line="240" w:lineRule="auto"/>
             </w:pPr>
             <w:r>
               <w:rPr>
                 <w:rFonts w:ascii="Arial" w:hAnsi="Arial"/>
-                <w:color w:val="243342"/>
+                <w:color w:val="000000"/>
                 <w:sz w:val="17"/>
               </w:rPr>
               <w:t>Capacidad y umbral de la consigna. No se conoce ocupación inicial observada.</w:t>
@@ -668,16 +873,23 @@
               <w:bottom w:w="65" w:type="dxa"/>
               <w:end w:w="80" w:type="dxa"/>
             </w:tcMar>
-            <w:shd w:fill="F1F6F8"/>
+            <w:tcBorders>
+              <w:top w:val="single" w:sz="4" w:space="0" w:color="BDD7EE"/>
+              <w:left w:val="single" w:sz="4" w:space="0" w:color="BDD7EE"/>
+              <w:bottom w:val="single" w:sz="4" w:space="0" w:color="BDD7EE"/>
+              <w:right w:val="single" w:sz="4" w:space="0" w:color="BDD7EE"/>
+              <w:insideH w:val="single" w:sz="4" w:space="0" w:color="BDD7EE"/>
+              <w:insideV w:val="single" w:sz="4" w:space="0" w:color="BDD7EE"/>
+            </w:tcBorders>
           </w:tcPr>
           <w:p>
             <w:pPr>
-              <w:spacing w:before="0" w:after="0" w:line="240" w:lineRule="auto"/>
+              <w:spacing w:before="0" w:after="20" w:line="240" w:lineRule="auto"/>
             </w:pPr>
             <w:r>
               <w:rPr>
                 <w:rFonts w:ascii="Arial" w:hAnsi="Arial"/>
-                <w:color w:val="243342"/>
+                <w:color w:val="000000"/>
                 <w:sz w:val="17"/>
               </w:rPr>
               <w:t>Tasas nominales por grúa</w:t>
@@ -694,16 +906,23 @@
               <w:bottom w:w="65" w:type="dxa"/>
               <w:end w:w="80" w:type="dxa"/>
             </w:tcMar>
-            <w:shd w:fill="F1F6F8"/>
+            <w:tcBorders>
+              <w:top w:val="single" w:sz="4" w:space="0" w:color="BDD7EE"/>
+              <w:left w:val="single" w:sz="4" w:space="0" w:color="BDD7EE"/>
+              <w:bottom w:val="single" w:sz="4" w:space="0" w:color="BDD7EE"/>
+              <w:right w:val="single" w:sz="4" w:space="0" w:color="BDD7EE"/>
+              <w:insideH w:val="single" w:sz="4" w:space="0" w:color="BDD7EE"/>
+              <w:insideV w:val="single" w:sz="4" w:space="0" w:color="BDD7EE"/>
+            </w:tcBorders>
           </w:tcPr>
           <w:p>
             <w:pPr>
-              <w:spacing w:before="0" w:after="0" w:line="240" w:lineRule="auto"/>
+              <w:spacing w:before="0" w:after="20" w:line="240" w:lineRule="auto"/>
             </w:pPr>
             <w:r>
               <w:rPr>
                 <w:rFonts w:ascii="Arial" w:hAnsi="Arial"/>
-                <w:color w:val="243342"/>
+                <w:color w:val="000000"/>
                 <w:sz w:val="17"/>
               </w:rPr>
               <w:t>Dry 28; reefer 21; OOG 12 movimientos/h</w:t>
@@ -720,16 +939,23 @@
               <w:bottom w:w="65" w:type="dxa"/>
               <w:end w:w="80" w:type="dxa"/>
             </w:tcMar>
-            <w:shd w:fill="F1F6F8"/>
+            <w:tcBorders>
+              <w:top w:val="single" w:sz="4" w:space="0" w:color="BDD7EE"/>
+              <w:left w:val="single" w:sz="4" w:space="0" w:color="BDD7EE"/>
+              <w:bottom w:val="single" w:sz="4" w:space="0" w:color="BDD7EE"/>
+              <w:right w:val="single" w:sz="4" w:space="0" w:color="BDD7EE"/>
+              <w:insideH w:val="single" w:sz="4" w:space="0" w:color="BDD7EE"/>
+              <w:insideV w:val="single" w:sz="4" w:space="0" w:color="BDD7EE"/>
+            </w:tcBorders>
           </w:tcPr>
           <w:p>
             <w:pPr>
-              <w:spacing w:before="0" w:after="0" w:line="240" w:lineRule="auto"/>
+              <w:spacing w:before="0" w:after="20" w:line="240" w:lineRule="auto"/>
             </w:pPr>
             <w:r>
               <w:rPr>
                 <w:rFonts w:ascii="Arial" w:hAnsi="Arial"/>
-                <w:color w:val="243342"/>
+                <w:color w:val="000000"/>
                 <w:sz w:val="17"/>
               </w:rPr>
               <w:t>Reefer reduce 25% la tasa dry; OOG usa aparejos y asistencia especiales.</w:t>
@@ -751,15 +977,23 @@
               <w:bottom w:w="65" w:type="dxa"/>
               <w:end w:w="80" w:type="dxa"/>
             </w:tcMar>
+            <w:tcBorders>
+              <w:top w:val="single" w:sz="4" w:space="0" w:color="BDD7EE"/>
+              <w:left w:val="single" w:sz="4" w:space="0" w:color="BDD7EE"/>
+              <w:bottom w:val="single" w:sz="4" w:space="0" w:color="BDD7EE"/>
+              <w:right w:val="single" w:sz="4" w:space="0" w:color="BDD7EE"/>
+              <w:insideH w:val="single" w:sz="4" w:space="0" w:color="BDD7EE"/>
+              <w:insideV w:val="single" w:sz="4" w:space="0" w:color="BDD7EE"/>
+            </w:tcBorders>
           </w:tcPr>
           <w:p>
             <w:pPr>
-              <w:spacing w:before="0" w:after="0" w:line="240" w:lineRule="auto"/>
+              <w:spacing w:before="0" w:after="20" w:line="240" w:lineRule="auto"/>
             </w:pPr>
             <w:r>
               <w:rPr>
                 <w:rFonts w:ascii="Arial" w:hAnsi="Arial"/>
-                <w:color w:val="243342"/>
+                <w:color w:val="000000"/>
                 <w:sz w:val="17"/>
               </w:rPr>
               <w:t>Dos grúas en un buque</w:t>
@@ -776,15 +1010,23 @@
               <w:bottom w:w="65" w:type="dxa"/>
               <w:end w:w="80" w:type="dxa"/>
             </w:tcMar>
+            <w:tcBorders>
+              <w:top w:val="single" w:sz="4" w:space="0" w:color="BDD7EE"/>
+              <w:left w:val="single" w:sz="4" w:space="0" w:color="BDD7EE"/>
+              <w:bottom w:val="single" w:sz="4" w:space="0" w:color="BDD7EE"/>
+              <w:right w:val="single" w:sz="4" w:space="0" w:color="BDD7EE"/>
+              <w:insideH w:val="single" w:sz="4" w:space="0" w:color="BDD7EE"/>
+              <w:insideV w:val="single" w:sz="4" w:space="0" w:color="BDD7EE"/>
+            </w:tcBorders>
           </w:tcPr>
           <w:p>
             <w:pPr>
-              <w:spacing w:before="0" w:after="0" w:line="240" w:lineRule="auto"/>
+              <w:spacing w:before="0" w:after="20" w:line="240" w:lineRule="auto"/>
             </w:pPr>
             <w:r>
               <w:rPr>
                 <w:rFonts w:ascii="Arial" w:hAnsi="Arial"/>
-                <w:color w:val="243342"/>
+                <w:color w:val="000000"/>
                 <w:sz w:val="17"/>
               </w:rPr>
               <w:t>Factor conjunto 1,70 respecto de una grúa</w:t>
@@ -801,15 +1043,23 @@
               <w:bottom w:w="65" w:type="dxa"/>
               <w:end w:w="80" w:type="dxa"/>
             </w:tcMar>
+            <w:tcBorders>
+              <w:top w:val="single" w:sz="4" w:space="0" w:color="BDD7EE"/>
+              <w:left w:val="single" w:sz="4" w:space="0" w:color="BDD7EE"/>
+              <w:bottom w:val="single" w:sz="4" w:space="0" w:color="BDD7EE"/>
+              <w:right w:val="single" w:sz="4" w:space="0" w:color="BDD7EE"/>
+              <w:insideH w:val="single" w:sz="4" w:space="0" w:color="BDD7EE"/>
+              <w:insideV w:val="single" w:sz="4" w:space="0" w:color="BDD7EE"/>
+            </w:tcBorders>
           </w:tcPr>
           <w:p>
             <w:pPr>
-              <w:spacing w:before="0" w:after="0" w:line="240" w:lineRule="auto"/>
+              <w:spacing w:before="0" w:after="20" w:line="240" w:lineRule="auto"/>
             </w:pPr>
             <w:r>
               <w:rPr>
                 <w:rFonts w:ascii="Arial" w:hAnsi="Arial"/>
-                <w:color w:val="243342"/>
+                <w:color w:val="000000"/>
                 <w:sz w:val="17"/>
               </w:rPr>
               <w:t>85% de la suma de las tasas nominales; se aplica solo mientras las dos operan juntas.</w:t>
@@ -831,16 +1081,23 @@
               <w:bottom w:w="65" w:type="dxa"/>
               <w:end w:w="80" w:type="dxa"/>
             </w:tcMar>
-            <w:shd w:fill="F1F6F8"/>
+            <w:tcBorders>
+              <w:top w:val="single" w:sz="4" w:space="0" w:color="BDD7EE"/>
+              <w:left w:val="single" w:sz="4" w:space="0" w:color="BDD7EE"/>
+              <w:bottom w:val="single" w:sz="4" w:space="0" w:color="BDD7EE"/>
+              <w:right w:val="single" w:sz="4" w:space="0" w:color="BDD7EE"/>
+              <w:insideH w:val="single" w:sz="4" w:space="0" w:color="BDD7EE"/>
+              <w:insideV w:val="single" w:sz="4" w:space="0" w:color="BDD7EE"/>
+            </w:tcBorders>
           </w:tcPr>
           <w:p>
             <w:pPr>
-              <w:spacing w:before="0" w:after="0" w:line="240" w:lineRule="auto"/>
+              <w:spacing w:before="0" w:after="20" w:line="240" w:lineRule="auto"/>
             </w:pPr>
             <w:r>
               <w:rPr>
                 <w:rFonts w:ascii="Arial" w:hAnsi="Arial"/>
-                <w:color w:val="243342"/>
+                <w:color w:val="000000"/>
                 <w:sz w:val="17"/>
               </w:rPr>
               <w:t>Maniobra de atraque y desatraque</w:t>
@@ -857,16 +1114,23 @@
               <w:bottom w:w="65" w:type="dxa"/>
               <w:end w:w="80" w:type="dxa"/>
             </w:tcMar>
-            <w:shd w:fill="F1F6F8"/>
+            <w:tcBorders>
+              <w:top w:val="single" w:sz="4" w:space="0" w:color="BDD7EE"/>
+              <w:left w:val="single" w:sz="4" w:space="0" w:color="BDD7EE"/>
+              <w:bottom w:val="single" w:sz="4" w:space="0" w:color="BDD7EE"/>
+              <w:right w:val="single" w:sz="4" w:space="0" w:color="BDD7EE"/>
+              <w:insideH w:val="single" w:sz="4" w:space="0" w:color="BDD7EE"/>
+              <w:insideV w:val="single" w:sz="4" w:space="0" w:color="BDD7EE"/>
+            </w:tcBorders>
           </w:tcPr>
           <w:p>
             <w:pPr>
-              <w:spacing w:before="0" w:after="0" w:line="240" w:lineRule="auto"/>
+              <w:spacing w:before="0" w:after="20" w:line="240" w:lineRule="auto"/>
             </w:pPr>
             <w:r>
               <w:rPr>
                 <w:rFonts w:ascii="Arial" w:hAnsi="Arial"/>
-                <w:color w:val="243342"/>
+                <w:color w:val="000000"/>
                 <w:sz w:val="17"/>
               </w:rPr>
               <w:t>1 a 2 h en conjunto</w:t>
@@ -883,16 +1147,23 @@
               <w:bottom w:w="65" w:type="dxa"/>
               <w:end w:w="80" w:type="dxa"/>
             </w:tcMar>
-            <w:shd w:fill="F1F6F8"/>
+            <w:tcBorders>
+              <w:top w:val="single" w:sz="4" w:space="0" w:color="BDD7EE"/>
+              <w:left w:val="single" w:sz="4" w:space="0" w:color="BDD7EE"/>
+              <w:bottom w:val="single" w:sz="4" w:space="0" w:color="BDD7EE"/>
+              <w:right w:val="single" w:sz="4" w:space="0" w:color="BDD7EE"/>
+              <w:insideH w:val="single" w:sz="4" w:space="0" w:color="BDD7EE"/>
+              <w:insideV w:val="single" w:sz="4" w:space="0" w:color="BDD7EE"/>
+            </w:tcBorders>
           </w:tcPr>
           <w:p>
             <w:pPr>
-              <w:spacing w:before="0" w:after="0" w:line="240" w:lineRule="auto"/>
+              <w:spacing w:before="0" w:after="20" w:line="240" w:lineRule="auto"/>
             </w:pPr>
             <w:r>
               <w:rPr>
                 <w:rFonts w:ascii="Arial" w:hAnsi="Arial"/>
-                <w:color w:val="243342"/>
+                <w:color w:val="000000"/>
                 <w:sz w:val="17"/>
               </w:rPr>
               <w:t>Rango de la consigna. No se conoce su distribución ni su media observada.</w:t>
@@ -914,15 +1185,23 @@
               <w:bottom w:w="65" w:type="dxa"/>
               <w:end w:w="80" w:type="dxa"/>
             </w:tcMar>
+            <w:tcBorders>
+              <w:top w:val="single" w:sz="4" w:space="0" w:color="BDD7EE"/>
+              <w:left w:val="single" w:sz="4" w:space="0" w:color="BDD7EE"/>
+              <w:bottom w:val="single" w:sz="4" w:space="0" w:color="BDD7EE"/>
+              <w:right w:val="single" w:sz="4" w:space="0" w:color="BDD7EE"/>
+              <w:insideH w:val="single" w:sz="4" w:space="0" w:color="BDD7EE"/>
+              <w:insideV w:val="single" w:sz="4" w:space="0" w:color="BDD7EE"/>
+            </w:tcBorders>
           </w:tcPr>
           <w:p>
             <w:pPr>
-              <w:spacing w:before="0" w:after="0" w:line="240" w:lineRule="auto"/>
+              <w:spacing w:before="0" w:after="20" w:line="240" w:lineRule="auto"/>
             </w:pPr>
             <w:r>
               <w:rPr>
                 <w:rFonts w:ascii="Arial" w:hAnsi="Arial"/>
-                <w:color w:val="243342"/>
+                <w:color w:val="000000"/>
                 <w:sz w:val="17"/>
               </w:rPr>
               <w:t>Turnos</w:t>
@@ -939,15 +1218,23 @@
               <w:bottom w:w="65" w:type="dxa"/>
               <w:end w:w="80" w:type="dxa"/>
             </w:tcMar>
+            <w:tcBorders>
+              <w:top w:val="single" w:sz="4" w:space="0" w:color="BDD7EE"/>
+              <w:left w:val="single" w:sz="4" w:space="0" w:color="BDD7EE"/>
+              <w:bottom w:val="single" w:sz="4" w:space="0" w:color="BDD7EE"/>
+              <w:right w:val="single" w:sz="4" w:space="0" w:color="BDD7EE"/>
+              <w:insideH w:val="single" w:sz="4" w:space="0" w:color="BDD7EE"/>
+              <w:insideV w:val="single" w:sz="4" w:space="0" w:color="BDD7EE"/>
+            </w:tcBorders>
           </w:tcPr>
           <w:p>
             <w:pPr>
-              <w:spacing w:before="0" w:after="0" w:line="240" w:lineRule="auto"/>
+              <w:spacing w:before="0" w:after="20" w:line="240" w:lineRule="auto"/>
             </w:pPr>
             <w:r>
               <w:rPr>
                 <w:rFonts w:ascii="Arial" w:hAnsi="Arial"/>
-                <w:color w:val="243342"/>
+                <w:color w:val="000000"/>
                 <w:sz w:val="17"/>
               </w:rPr>
               <w:t>08–16 y 16–24: 3 grúas; 00–08: 1 activa y 1 en standby</w:t>
@@ -964,15 +1251,23 @@
               <w:bottom w:w="65" w:type="dxa"/>
               <w:end w:w="80" w:type="dxa"/>
             </w:tcMar>
+            <w:tcBorders>
+              <w:top w:val="single" w:sz="4" w:space="0" w:color="BDD7EE"/>
+              <w:left w:val="single" w:sz="4" w:space="0" w:color="BDD7EE"/>
+              <w:bottom w:val="single" w:sz="4" w:space="0" w:color="BDD7EE"/>
+              <w:right w:val="single" w:sz="4" w:space="0" w:color="BDD7EE"/>
+              <w:insideH w:val="single" w:sz="4" w:space="0" w:color="BDD7EE"/>
+              <w:insideV w:val="single" w:sz="4" w:space="0" w:color="BDD7EE"/>
+            </w:tcBorders>
           </w:tcPr>
           <w:p>
             <w:pPr>
-              <w:spacing w:before="0" w:after="0" w:line="240" w:lineRule="auto"/>
+              <w:spacing w:before="0" w:after="20" w:line="240" w:lineRule="auto"/>
             </w:pPr>
             <w:r>
               <w:rPr>
                 <w:rFonts w:ascii="Arial" w:hAnsi="Arial"/>
-                <w:color w:val="243342"/>
+                <w:color w:val="000000"/>
                 <w:sz w:val="17"/>
               </w:rPr>
               <w:t>El standby requiere 15–20 min de alistamiento; el cambio de guardia dura 10–15 min.</w:t>
@@ -994,16 +1289,23 @@
               <w:bottom w:w="65" w:type="dxa"/>
               <w:end w:w="80" w:type="dxa"/>
             </w:tcMar>
-            <w:shd w:fill="F1F6F8"/>
+            <w:tcBorders>
+              <w:top w:val="single" w:sz="4" w:space="0" w:color="BDD7EE"/>
+              <w:left w:val="single" w:sz="4" w:space="0" w:color="BDD7EE"/>
+              <w:bottom w:val="single" w:sz="4" w:space="0" w:color="BDD7EE"/>
+              <w:right w:val="single" w:sz="4" w:space="0" w:color="BDD7EE"/>
+              <w:insideH w:val="single" w:sz="4" w:space="0" w:color="BDD7EE"/>
+              <w:insideV w:val="single" w:sz="4" w:space="0" w:color="BDD7EE"/>
+            </w:tcBorders>
           </w:tcPr>
           <w:p>
             <w:pPr>
-              <w:spacing w:before="0" w:after="0" w:line="240" w:lineRule="auto"/>
+              <w:spacing w:before="0" w:after="20" w:line="240" w:lineRule="auto"/>
             </w:pPr>
             <w:r>
               <w:rPr>
                 <w:rFonts w:ascii="Arial" w:hAnsi="Arial"/>
-                <w:color w:val="243342"/>
+                <w:color w:val="000000"/>
                 <w:sz w:val="17"/>
               </w:rPr>
               <w:t>Patio y camiones</w:t>
@@ -1020,16 +1322,23 @@
               <w:bottom w:w="65" w:type="dxa"/>
               <w:end w:w="80" w:type="dxa"/>
             </w:tcMar>
-            <w:shd w:fill="F1F6F8"/>
+            <w:tcBorders>
+              <w:top w:val="single" w:sz="4" w:space="0" w:color="BDD7EE"/>
+              <w:left w:val="single" w:sz="4" w:space="0" w:color="BDD7EE"/>
+              <w:bottom w:val="single" w:sz="4" w:space="0" w:color="BDD7EE"/>
+              <w:right w:val="single" w:sz="4" w:space="0" w:color="BDD7EE"/>
+              <w:insideH w:val="single" w:sz="4" w:space="0" w:color="BDD7EE"/>
+              <w:insideV w:val="single" w:sz="4" w:space="0" w:color="BDD7EE"/>
+            </w:tcBorders>
           </w:tcPr>
           <w:p>
             <w:pPr>
-              <w:spacing w:before="0" w:after="0" w:line="240" w:lineRule="auto"/>
+              <w:spacing w:before="0" w:after="20" w:line="240" w:lineRule="auto"/>
             </w:pPr>
             <w:r>
               <w:rPr>
                 <w:rFonts w:ascii="Arial" w:hAnsi="Arial"/>
-                <w:color w:val="243342"/>
+                <w:color w:val="000000"/>
                 <w:sz w:val="17"/>
               </w:rPr>
               <w:t>Permanencia media de carga: 72 h; 20–30% de camiones fuera de ventana</w:t>
@@ -1046,16 +1355,23 @@
               <w:bottom w:w="65" w:type="dxa"/>
               <w:end w:w="80" w:type="dxa"/>
             </w:tcMar>
-            <w:shd w:fill="F1F6F8"/>
+            <w:tcBorders>
+              <w:top w:val="single" w:sz="4" w:space="0" w:color="BDD7EE"/>
+              <w:left w:val="single" w:sz="4" w:space="0" w:color="BDD7EE"/>
+              <w:bottom w:val="single" w:sz="4" w:space="0" w:color="BDD7EE"/>
+              <w:right w:val="single" w:sz="4" w:space="0" w:color="BDD7EE"/>
+              <w:insideH w:val="single" w:sz="4" w:space="0" w:color="BDD7EE"/>
+              <w:insideV w:val="single" w:sz="4" w:space="0" w:color="BDD7EE"/>
+            </w:tcBorders>
           </w:tcPr>
           <w:p>
             <w:pPr>
-              <w:spacing w:before="0" w:after="0" w:line="240" w:lineRule="auto"/>
+              <w:spacing w:before="0" w:after="20" w:line="240" w:lineRule="auto"/>
             </w:pPr>
             <w:r>
               <w:rPr>
                 <w:rFonts w:ascii="Arial" w:hAnsi="Arial"/>
-                <w:color w:val="243342"/>
+                <w:color w:val="000000"/>
                 <w:sz w:val="17"/>
               </w:rPr>
               <w:t>La consigna da un promedio y una proporción, pero no la distribución del atraso ni la capacidad de tractores.</w:t>
@@ -1077,15 +1393,23 @@
               <w:bottom w:w="65" w:type="dxa"/>
               <w:end w:w="80" w:type="dxa"/>
             </w:tcMar>
+            <w:tcBorders>
+              <w:top w:val="single" w:sz="4" w:space="0" w:color="BDD7EE"/>
+              <w:left w:val="single" w:sz="4" w:space="0" w:color="BDD7EE"/>
+              <w:bottom w:val="single" w:sz="4" w:space="0" w:color="BDD7EE"/>
+              <w:right w:val="single" w:sz="4" w:space="0" w:color="BDD7EE"/>
+              <w:insideH w:val="single" w:sz="4" w:space="0" w:color="BDD7EE"/>
+              <w:insideV w:val="single" w:sz="4" w:space="0" w:color="BDD7EE"/>
+            </w:tcBorders>
           </w:tcPr>
           <w:p>
             <w:pPr>
-              <w:spacing w:before="0" w:after="0" w:line="240" w:lineRule="auto"/>
+              <w:spacing w:before="0" w:after="20" w:line="240" w:lineRule="auto"/>
             </w:pPr>
             <w:r>
               <w:rPr>
                 <w:rFonts w:ascii="Arial" w:hAnsi="Arial"/>
-                <w:color w:val="243342"/>
+                <w:color w:val="000000"/>
                 <w:sz w:val="17"/>
               </w:rPr>
               <w:t>Cruceros</w:t>
@@ -1102,15 +1426,23 @@
               <w:bottom w:w="65" w:type="dxa"/>
               <w:end w:w="80" w:type="dxa"/>
             </w:tcMar>
+            <w:tcBorders>
+              <w:top w:val="single" w:sz="4" w:space="0" w:color="BDD7EE"/>
+              <w:left w:val="single" w:sz="4" w:space="0" w:color="BDD7EE"/>
+              <w:bottom w:val="single" w:sz="4" w:space="0" w:color="BDD7EE"/>
+              <w:right w:val="single" w:sz="4" w:space="0" w:color="BDD7EE"/>
+              <w:insideH w:val="single" w:sz="4" w:space="0" w:color="BDD7EE"/>
+              <w:insideV w:val="single" w:sz="4" w:space="0" w:color="BDD7EE"/>
+            </w:tcBorders>
           </w:tcPr>
           <w:p>
             <w:pPr>
-              <w:spacing w:before="0" w:after="0" w:line="240" w:lineRule="auto"/>
+              <w:spacing w:before="0" w:after="20" w:line="240" w:lineRule="auto"/>
             </w:pPr>
             <w:r>
               <w:rPr>
                 <w:rFonts w:ascii="Arial" w:hAnsi="Arial"/>
-                <w:color w:val="243342"/>
+                <w:color w:val="000000"/>
                 <w:sz w:val="17"/>
               </w:rPr>
               <w:t>2 escalas/semana durante 3 meses; 28–36 h por escala; arribo ±3 h; USD 60.000/escala</w:t>
@@ -1127,15 +1459,23 @@
               <w:bottom w:w="65" w:type="dxa"/>
               <w:end w:w="80" w:type="dxa"/>
             </w:tcMar>
+            <w:tcBorders>
+              <w:top w:val="single" w:sz="4" w:space="0" w:color="BDD7EE"/>
+              <w:left w:val="single" w:sz="4" w:space="0" w:color="BDD7EE"/>
+              <w:bottom w:val="single" w:sz="4" w:space="0" w:color="BDD7EE"/>
+              <w:right w:val="single" w:sz="4" w:space="0" w:color="BDD7EE"/>
+              <w:insideH w:val="single" w:sz="4" w:space="0" w:color="BDD7EE"/>
+              <w:insideV w:val="single" w:sz="4" w:space="0" w:color="BDD7EE"/>
+            </w:tcBorders>
           </w:tcPr>
           <w:p>
             <w:pPr>
-              <w:spacing w:before="0" w:after="0" w:line="240" w:lineRule="auto"/>
+              <w:spacing w:before="0" w:after="20" w:line="240" w:lineRule="auto"/>
             </w:pPr>
             <w:r>
               <w:rPr>
                 <w:rFonts w:ascii="Arial" w:hAnsi="Arial"/>
-                <w:color w:val="243342"/>
+                <w:color w:val="000000"/>
                 <w:sz w:val="17"/>
               </w:rPr>
               <w:t>Escenario de la consigna. No usan grúas STS y ocupan una berma.</w:t>
@@ -1157,16 +1497,23 @@
               <w:bottom w:w="65" w:type="dxa"/>
               <w:end w:w="80" w:type="dxa"/>
             </w:tcMar>
-            <w:shd w:fill="F1F6F8"/>
+            <w:tcBorders>
+              <w:top w:val="single" w:sz="4" w:space="0" w:color="BDD7EE"/>
+              <w:left w:val="single" w:sz="4" w:space="0" w:color="BDD7EE"/>
+              <w:bottom w:val="single" w:sz="4" w:space="0" w:color="BDD7EE"/>
+              <w:right w:val="single" w:sz="4" w:space="0" w:color="BDD7EE"/>
+              <w:insideH w:val="single" w:sz="4" w:space="0" w:color="BDD7EE"/>
+              <w:insideV w:val="single" w:sz="4" w:space="0" w:color="BDD7EE"/>
+            </w:tcBorders>
           </w:tcPr>
           <w:p>
             <w:pPr>
-              <w:spacing w:before="0" w:after="0" w:line="240" w:lineRule="auto"/>
+              <w:spacing w:before="0" w:after="20" w:line="240" w:lineRule="auto"/>
             </w:pPr>
             <w:r>
               <w:rPr>
                 <w:rFonts w:ascii="Arial" w:hAnsi="Arial"/>
-                <w:color w:val="243342"/>
+                <w:color w:val="000000"/>
                 <w:sz w:val="17"/>
               </w:rPr>
               <w:t>Proyecto industrial</w:t>
@@ -1183,16 +1530,23 @@
               <w:bottom w:w="65" w:type="dxa"/>
               <w:end w:w="80" w:type="dxa"/>
             </w:tcMar>
-            <w:shd w:fill="F1F6F8"/>
+            <w:tcBorders>
+              <w:top w:val="single" w:sz="4" w:space="0" w:color="BDD7EE"/>
+              <w:left w:val="single" w:sz="4" w:space="0" w:color="BDD7EE"/>
+              <w:bottom w:val="single" w:sz="4" w:space="0" w:color="BDD7EE"/>
+              <w:right w:val="single" w:sz="4" w:space="0" w:color="BDD7EE"/>
+              <w:insideH w:val="single" w:sz="4" w:space="0" w:color="BDD7EE"/>
+              <w:insideV w:val="single" w:sz="4" w:space="0" w:color="BDD7EE"/>
+            </w:tcBorders>
           </w:tcPr>
           <w:p>
             <w:pPr>
-              <w:spacing w:before="0" w:after="0" w:line="240" w:lineRule="auto"/>
+              <w:spacing w:before="0" w:after="20" w:line="240" w:lineRule="auto"/>
             </w:pPr>
             <w:r>
               <w:rPr>
                 <w:rFonts w:ascii="Arial" w:hAnsi="Arial"/>
-                <w:color w:val="243342"/>
+                <w:color w:val="000000"/>
                 <w:sz w:val="17"/>
               </w:rPr>
               <w:t>Demanda ×1,35 o ×2,00; cuarta berma: USD 12 millones; vida útil 20 años</w:t>
@@ -1209,16 +1563,23 @@
               <w:bottom w:w="65" w:type="dxa"/>
               <w:end w:w="80" w:type="dxa"/>
             </w:tcMar>
-            <w:shd w:fill="F1F6F8"/>
+            <w:tcBorders>
+              <w:top w:val="single" w:sz="4" w:space="0" w:color="BDD7EE"/>
+              <w:left w:val="single" w:sz="4" w:space="0" w:color="BDD7EE"/>
+              <w:bottom w:val="single" w:sz="4" w:space="0" w:color="BDD7EE"/>
+              <w:right w:val="single" w:sz="4" w:space="0" w:color="BDD7EE"/>
+              <w:insideH w:val="single" w:sz="4" w:space="0" w:color="BDD7EE"/>
+              <w:insideV w:val="single" w:sz="4" w:space="0" w:color="BDD7EE"/>
+            </w:tcBorders>
           </w:tcPr>
           <w:p>
             <w:pPr>
-              <w:spacing w:before="0" w:after="0" w:line="240" w:lineRule="auto"/>
+              <w:spacing w:before="0" w:after="20" w:line="240" w:lineRule="auto"/>
             </w:pPr>
             <w:r>
               <w:rPr>
                 <w:rFonts w:ascii="Arial" w:hAnsi="Arial"/>
-                <w:color w:val="243342"/>
+                <w:color w:val="000000"/>
                 <w:sz w:val="17"/>
               </w:rPr>
               <w:t>Escenarios y costos de la consigna. No se asignan probabilidades.</w:t>
@@ -1240,15 +1601,23 @@
               <w:bottom w:w="65" w:type="dxa"/>
               <w:end w:w="80" w:type="dxa"/>
             </w:tcMar>
+            <w:tcBorders>
+              <w:top w:val="single" w:sz="4" w:space="0" w:color="BDD7EE"/>
+              <w:left w:val="single" w:sz="4" w:space="0" w:color="BDD7EE"/>
+              <w:bottom w:val="single" w:sz="4" w:space="0" w:color="BDD7EE"/>
+              <w:right w:val="single" w:sz="4" w:space="0" w:color="BDD7EE"/>
+              <w:insideH w:val="single" w:sz="4" w:space="0" w:color="BDD7EE"/>
+              <w:insideV w:val="single" w:sz="4" w:space="0" w:color="BDD7EE"/>
+            </w:tcBorders>
           </w:tcPr>
           <w:p>
             <w:pPr>
-              <w:spacing w:before="0" w:after="0" w:line="240" w:lineRule="auto"/>
+              <w:spacing w:before="0" w:after="20" w:line="240" w:lineRule="auto"/>
             </w:pPr>
             <w:r>
               <w:rPr>
                 <w:rFonts w:ascii="Arial" w:hAnsi="Arial"/>
-                <w:color w:val="243342"/>
+                <w:color w:val="000000"/>
                 <w:sz w:val="17"/>
               </w:rPr>
               <w:t>Costo de buque detenido</w:t>
@@ -1265,15 +1634,23 @@
               <w:bottom w:w="65" w:type="dxa"/>
               <w:end w:w="80" w:type="dxa"/>
             </w:tcMar>
+            <w:tcBorders>
+              <w:top w:val="single" w:sz="4" w:space="0" w:color="BDD7EE"/>
+              <w:left w:val="single" w:sz="4" w:space="0" w:color="BDD7EE"/>
+              <w:bottom w:val="single" w:sz="4" w:space="0" w:color="BDD7EE"/>
+              <w:right w:val="single" w:sz="4" w:space="0" w:color="BDD7EE"/>
+              <w:insideH w:val="single" w:sz="4" w:space="0" w:color="BDD7EE"/>
+              <w:insideV w:val="single" w:sz="4" w:space="0" w:color="BDD7EE"/>
+            </w:tcBorders>
           </w:tcPr>
           <w:p>
             <w:pPr>
-              <w:spacing w:before="0" w:after="0" w:line="240" w:lineRule="auto"/>
+              <w:spacing w:before="0" w:after="20" w:line="240" w:lineRule="auto"/>
             </w:pPr>
             <w:r>
               <w:rPr>
                 <w:rFonts w:ascii="Arial" w:hAnsi="Arial"/>
-                <w:color w:val="243342"/>
+                <w:color w:val="000000"/>
                 <w:sz w:val="17"/>
               </w:rPr>
               <w:t>USD 15.000–30.000/día</w:t>
@@ -1290,15 +1667,23 @@
               <w:bottom w:w="65" w:type="dxa"/>
               <w:end w:w="80" w:type="dxa"/>
             </w:tcMar>
+            <w:tcBorders>
+              <w:top w:val="single" w:sz="4" w:space="0" w:color="BDD7EE"/>
+              <w:left w:val="single" w:sz="4" w:space="0" w:color="BDD7EE"/>
+              <w:bottom w:val="single" w:sz="4" w:space="0" w:color="BDD7EE"/>
+              <w:right w:val="single" w:sz="4" w:space="0" w:color="BDD7EE"/>
+              <w:insideH w:val="single" w:sz="4" w:space="0" w:color="BDD7EE"/>
+              <w:insideV w:val="single" w:sz="4" w:space="0" w:color="BDD7EE"/>
+            </w:tcBorders>
           </w:tcPr>
           <w:p>
             <w:pPr>
-              <w:spacing w:before="0" w:after="0" w:line="240" w:lineRule="auto"/>
+              <w:spacing w:before="0" w:after="20" w:line="240" w:lineRule="auto"/>
             </w:pPr>
             <w:r>
               <w:rPr>
                 <w:rFonts w:ascii="Arial" w:hAnsi="Arial"/>
-                <w:color w:val="243342"/>
+                <w:color w:val="000000"/>
                 <w:sz w:val="17"/>
               </w:rPr>
               <w:t>Rango de la consigna para evaluar la inmovilización evitada.</w:t>
@@ -1337,7 +1722,7 @@
       <w:tblPr>
         <w:tblW w:type="auto" w:w="0"/>
         <w:jc w:val="center"/>
-        <w:tblLayout w:type="autofit"/>
+        <w:tblLayout w:type="fixed"/>
         <w:tblLook w:firstColumn="1" w:firstRow="1" w:lastColumn="0" w:lastRow="0" w:noHBand="0" w:noVBand="1" w:val="04A0"/>
         <w:tblBorders>
           <w:top w:val="single" w:sz="4" w:color="D5DEE6"/>
@@ -1372,19 +1757,27 @@
               <w:bottom w:w="65" w:type="dxa"/>
               <w:end w:w="80" w:type="dxa"/>
             </w:tcMar>
-            <w:shd w:fill="1F3B59"/>
+            <w:shd w:fill="DDEBF7" w:val="clear"/>
+            <w:tcBorders>
+              <w:top w:val="single" w:sz="4" w:space="0" w:color="BDD7EE"/>
+              <w:left w:val="single" w:sz="4" w:space="0" w:color="BDD7EE"/>
+              <w:bottom w:val="single" w:sz="4" w:space="0" w:color="BDD7EE"/>
+              <w:right w:val="single" w:sz="4" w:space="0" w:color="BDD7EE"/>
+              <w:insideH w:val="single" w:sz="4" w:space="0" w:color="BDD7EE"/>
+              <w:insideV w:val="single" w:sz="4" w:space="0" w:color="BDD7EE"/>
+            </w:tcBorders>
           </w:tcPr>
           <w:p>
             <w:pPr>
               <w:keepNext/>
-              <w:spacing w:before="0" w:after="0" w:line="240" w:lineRule="auto"/>
+              <w:spacing w:before="0" w:after="20" w:line="240" w:lineRule="auto"/>
             </w:pPr>
             <w:r>
               <w:rPr>
                 <w:rFonts w:ascii="Arial" w:hAnsi="Arial"/>
                 <w:b/>
-                <w:color w:val="FFFFFF"/>
-                <w:sz w:val="16"/>
+                <w:color w:val="000000"/>
+                <w:sz w:val="17"/>
               </w:rPr>
               <w:t>Servicio</w:t>
             </w:r>
@@ -1400,19 +1793,27 @@
               <w:bottom w:w="65" w:type="dxa"/>
               <w:end w:w="80" w:type="dxa"/>
             </w:tcMar>
-            <w:shd w:fill="1F3B59"/>
+            <w:shd w:fill="DDEBF7" w:val="clear"/>
+            <w:tcBorders>
+              <w:top w:val="single" w:sz="4" w:space="0" w:color="BDD7EE"/>
+              <w:left w:val="single" w:sz="4" w:space="0" w:color="BDD7EE"/>
+              <w:bottom w:val="single" w:sz="4" w:space="0" w:color="BDD7EE"/>
+              <w:right w:val="single" w:sz="4" w:space="0" w:color="BDD7EE"/>
+              <w:insideH w:val="single" w:sz="4" w:space="0" w:color="BDD7EE"/>
+              <w:insideV w:val="single" w:sz="4" w:space="0" w:color="BDD7EE"/>
+            </w:tcBorders>
           </w:tcPr>
           <w:p>
             <w:pPr>
               <w:keepNext/>
-              <w:spacing w:before="0" w:after="0" w:line="240" w:lineRule="auto"/>
+              <w:spacing w:before="0" w:after="20" w:line="240" w:lineRule="auto"/>
             </w:pPr>
             <w:r>
               <w:rPr>
                 <w:rFonts w:ascii="Arial" w:hAnsi="Arial"/>
                 <w:b/>
-                <w:color w:val="FFFFFF"/>
-                <w:sz w:val="16"/>
+                <w:color w:val="000000"/>
+                <w:sz w:val="17"/>
               </w:rPr>
               <w:t>Escalas</w:t>
             </w:r>
@@ -1428,19 +1829,27 @@
               <w:bottom w:w="65" w:type="dxa"/>
               <w:end w:w="80" w:type="dxa"/>
             </w:tcMar>
-            <w:shd w:fill="1F3B59"/>
+            <w:shd w:fill="DDEBF7" w:val="clear"/>
+            <w:tcBorders>
+              <w:top w:val="single" w:sz="4" w:space="0" w:color="BDD7EE"/>
+              <w:left w:val="single" w:sz="4" w:space="0" w:color="BDD7EE"/>
+              <w:bottom w:val="single" w:sz="4" w:space="0" w:color="BDD7EE"/>
+              <w:right w:val="single" w:sz="4" w:space="0" w:color="BDD7EE"/>
+              <w:insideH w:val="single" w:sz="4" w:space="0" w:color="BDD7EE"/>
+              <w:insideV w:val="single" w:sz="4" w:space="0" w:color="BDD7EE"/>
+            </w:tcBorders>
           </w:tcPr>
           <w:p>
             <w:pPr>
               <w:keepNext/>
-              <w:spacing w:before="0" w:after="0" w:line="240" w:lineRule="auto"/>
+              <w:spacing w:before="0" w:after="20" w:line="240" w:lineRule="auto"/>
             </w:pPr>
             <w:r>
               <w:rPr>
                 <w:rFonts w:ascii="Arial" w:hAnsi="Arial"/>
                 <w:b/>
-                <w:color w:val="FFFFFF"/>
-                <w:sz w:val="16"/>
+                <w:color w:val="000000"/>
+                <w:sz w:val="17"/>
               </w:rPr>
               <w:t>Participación</w:t>
             </w:r>
@@ -1456,19 +1865,27 @@
               <w:bottom w:w="65" w:type="dxa"/>
               <w:end w:w="80" w:type="dxa"/>
             </w:tcMar>
-            <w:shd w:fill="1F3B59"/>
+            <w:shd w:fill="DDEBF7" w:val="clear"/>
+            <w:tcBorders>
+              <w:top w:val="single" w:sz="4" w:space="0" w:color="BDD7EE"/>
+              <w:left w:val="single" w:sz="4" w:space="0" w:color="BDD7EE"/>
+              <w:bottom w:val="single" w:sz="4" w:space="0" w:color="BDD7EE"/>
+              <w:right w:val="single" w:sz="4" w:space="0" w:color="BDD7EE"/>
+              <w:insideH w:val="single" w:sz="4" w:space="0" w:color="BDD7EE"/>
+              <w:insideV w:val="single" w:sz="4" w:space="0" w:color="BDD7EE"/>
+            </w:tcBorders>
           </w:tcPr>
           <w:p>
             <w:pPr>
               <w:keepNext/>
-              <w:spacing w:before="0" w:after="0" w:line="240" w:lineRule="auto"/>
+              <w:spacing w:before="0" w:after="20" w:line="240" w:lineRule="auto"/>
             </w:pPr>
             <w:r>
               <w:rPr>
                 <w:rFonts w:ascii="Arial" w:hAnsi="Arial"/>
                 <w:b/>
-                <w:color w:val="FFFFFF"/>
-                <w:sz w:val="16"/>
+                <w:color w:val="000000"/>
+                <w:sz w:val="17"/>
               </w:rPr>
               <w:t>Dry medio</w:t>
             </w:r>
@@ -1484,19 +1901,27 @@
               <w:bottom w:w="65" w:type="dxa"/>
               <w:end w:w="80" w:type="dxa"/>
             </w:tcMar>
-            <w:shd w:fill="1F3B59"/>
+            <w:shd w:fill="DDEBF7" w:val="clear"/>
+            <w:tcBorders>
+              <w:top w:val="single" w:sz="4" w:space="0" w:color="BDD7EE"/>
+              <w:left w:val="single" w:sz="4" w:space="0" w:color="BDD7EE"/>
+              <w:bottom w:val="single" w:sz="4" w:space="0" w:color="BDD7EE"/>
+              <w:right w:val="single" w:sz="4" w:space="0" w:color="BDD7EE"/>
+              <w:insideH w:val="single" w:sz="4" w:space="0" w:color="BDD7EE"/>
+              <w:insideV w:val="single" w:sz="4" w:space="0" w:color="BDD7EE"/>
+            </w:tcBorders>
           </w:tcPr>
           <w:p>
             <w:pPr>
               <w:keepNext/>
-              <w:spacing w:before="0" w:after="0" w:line="240" w:lineRule="auto"/>
+              <w:spacing w:before="0" w:after="20" w:line="240" w:lineRule="auto"/>
             </w:pPr>
             <w:r>
               <w:rPr>
                 <w:rFonts w:ascii="Arial" w:hAnsi="Arial"/>
                 <w:b/>
-                <w:color w:val="FFFFFF"/>
-                <w:sz w:val="16"/>
+                <w:color w:val="000000"/>
+                <w:sz w:val="17"/>
               </w:rPr>
               <w:t>Reefer medio</w:t>
             </w:r>
@@ -1512,19 +1937,27 @@
               <w:bottom w:w="65" w:type="dxa"/>
               <w:end w:w="80" w:type="dxa"/>
             </w:tcMar>
-            <w:shd w:fill="1F3B59"/>
+            <w:shd w:fill="DDEBF7" w:val="clear"/>
+            <w:tcBorders>
+              <w:top w:val="single" w:sz="4" w:space="0" w:color="BDD7EE"/>
+              <w:left w:val="single" w:sz="4" w:space="0" w:color="BDD7EE"/>
+              <w:bottom w:val="single" w:sz="4" w:space="0" w:color="BDD7EE"/>
+              <w:right w:val="single" w:sz="4" w:space="0" w:color="BDD7EE"/>
+              <w:insideH w:val="single" w:sz="4" w:space="0" w:color="BDD7EE"/>
+              <w:insideV w:val="single" w:sz="4" w:space="0" w:color="BDD7EE"/>
+            </w:tcBorders>
           </w:tcPr>
           <w:p>
             <w:pPr>
               <w:keepNext/>
-              <w:spacing w:before="0" w:after="0" w:line="240" w:lineRule="auto"/>
+              <w:spacing w:before="0" w:after="20" w:line="240" w:lineRule="auto"/>
             </w:pPr>
             <w:r>
               <w:rPr>
                 <w:rFonts w:ascii="Arial" w:hAnsi="Arial"/>
                 <w:b/>
-                <w:color w:val="FFFFFF"/>
-                <w:sz w:val="16"/>
+                <w:color w:val="000000"/>
+                <w:sz w:val="17"/>
               </w:rPr>
               <w:t>OOG medio</w:t>
             </w:r>
@@ -1540,19 +1973,27 @@
               <w:bottom w:w="65" w:type="dxa"/>
               <w:end w:w="80" w:type="dxa"/>
             </w:tcMar>
-            <w:shd w:fill="1F3B59"/>
+            <w:shd w:fill="DDEBF7" w:val="clear"/>
+            <w:tcBorders>
+              <w:top w:val="single" w:sz="4" w:space="0" w:color="BDD7EE"/>
+              <w:left w:val="single" w:sz="4" w:space="0" w:color="BDD7EE"/>
+              <w:bottom w:val="single" w:sz="4" w:space="0" w:color="BDD7EE"/>
+              <w:right w:val="single" w:sz="4" w:space="0" w:color="BDD7EE"/>
+              <w:insideH w:val="single" w:sz="4" w:space="0" w:color="BDD7EE"/>
+              <w:insideV w:val="single" w:sz="4" w:space="0" w:color="BDD7EE"/>
+            </w:tcBorders>
           </w:tcPr>
           <w:p>
             <w:pPr>
               <w:keepNext/>
-              <w:spacing w:before="0" w:after="0" w:line="240" w:lineRule="auto"/>
+              <w:spacing w:before="0" w:after="20" w:line="240" w:lineRule="auto"/>
             </w:pPr>
             <w:r>
               <w:rPr>
                 <w:rFonts w:ascii="Arial" w:hAnsi="Arial"/>
                 <w:b/>
-                <w:color w:val="FFFFFF"/>
-                <w:sz w:val="16"/>
+                <w:color w:val="000000"/>
+                <w:sz w:val="17"/>
               </w:rPr>
               <w:t>Movimientos medios/escala</w:t>
             </w:r>
@@ -1573,16 +2014,24 @@
               <w:bottom w:w="65" w:type="dxa"/>
               <w:end w:w="80" w:type="dxa"/>
             </w:tcMar>
+            <w:tcBorders>
+              <w:top w:val="single" w:sz="4" w:space="0" w:color="BDD7EE"/>
+              <w:left w:val="single" w:sz="4" w:space="0" w:color="BDD7EE"/>
+              <w:bottom w:val="single" w:sz="4" w:space="0" w:color="BDD7EE"/>
+              <w:right w:val="single" w:sz="4" w:space="0" w:color="BDD7EE"/>
+              <w:insideH w:val="single" w:sz="4" w:space="0" w:color="BDD7EE"/>
+              <w:insideV w:val="single" w:sz="4" w:space="0" w:color="BDD7EE"/>
+            </w:tcBorders>
           </w:tcPr>
           <w:p>
             <w:pPr>
-              <w:spacing w:before="0" w:after="0" w:line="240" w:lineRule="auto"/>
+              <w:spacing w:before="0" w:after="20" w:line="240" w:lineRule="auto"/>
             </w:pPr>
             <w:r>
               <w:rPr>
                 <w:rFonts w:ascii="Arial" w:hAnsi="Arial"/>
-                <w:color w:val="243342"/>
-                <w:sz w:val="16"/>
+                <w:color w:val="000000"/>
+                <w:sz w:val="17"/>
               </w:rPr>
               <w:t>Austral Feeder</w:t>
             </w:r>
@@ -1598,16 +2047,24 @@
               <w:bottom w:w="65" w:type="dxa"/>
               <w:end w:w="80" w:type="dxa"/>
             </w:tcMar>
+            <w:tcBorders>
+              <w:top w:val="single" w:sz="4" w:space="0" w:color="BDD7EE"/>
+              <w:left w:val="single" w:sz="4" w:space="0" w:color="BDD7EE"/>
+              <w:bottom w:val="single" w:sz="4" w:space="0" w:color="BDD7EE"/>
+              <w:right w:val="single" w:sz="4" w:space="0" w:color="BDD7EE"/>
+              <w:insideH w:val="single" w:sz="4" w:space="0" w:color="BDD7EE"/>
+              <w:insideV w:val="single" w:sz="4" w:space="0" w:color="BDD7EE"/>
+            </w:tcBorders>
           </w:tcPr>
           <w:p>
             <w:pPr>
-              <w:spacing w:before="0" w:after="0" w:line="240" w:lineRule="auto"/>
+              <w:spacing w:before="0" w:after="20" w:line="240" w:lineRule="auto"/>
             </w:pPr>
             <w:r>
               <w:rPr>
                 <w:rFonts w:ascii="Arial" w:hAnsi="Arial"/>
-                <w:color w:val="243342"/>
-                <w:sz w:val="16"/>
+                <w:color w:val="000000"/>
+                <w:sz w:val="17"/>
               </w:rPr>
               <w:t>3.875</w:t>
             </w:r>
@@ -1623,16 +2080,24 @@
               <w:bottom w:w="65" w:type="dxa"/>
               <w:end w:w="80" w:type="dxa"/>
             </w:tcMar>
+            <w:tcBorders>
+              <w:top w:val="single" w:sz="4" w:space="0" w:color="BDD7EE"/>
+              <w:left w:val="single" w:sz="4" w:space="0" w:color="BDD7EE"/>
+              <w:bottom w:val="single" w:sz="4" w:space="0" w:color="BDD7EE"/>
+              <w:right w:val="single" w:sz="4" w:space="0" w:color="BDD7EE"/>
+              <w:insideH w:val="single" w:sz="4" w:space="0" w:color="BDD7EE"/>
+              <w:insideV w:val="single" w:sz="4" w:space="0" w:color="BDD7EE"/>
+            </w:tcBorders>
           </w:tcPr>
           <w:p>
             <w:pPr>
-              <w:spacing w:before="0" w:after="0" w:line="240" w:lineRule="auto"/>
+              <w:spacing w:before="0" w:after="20" w:line="240" w:lineRule="auto"/>
             </w:pPr>
             <w:r>
               <w:rPr>
                 <w:rFonts w:ascii="Arial" w:hAnsi="Arial"/>
-                <w:color w:val="243342"/>
-                <w:sz w:val="16"/>
+                <w:color w:val="000000"/>
+                <w:sz w:val="17"/>
               </w:rPr>
               <w:t>43,8%</w:t>
             </w:r>
@@ -1648,16 +2113,24 @@
               <w:bottom w:w="65" w:type="dxa"/>
               <w:end w:w="80" w:type="dxa"/>
             </w:tcMar>
+            <w:tcBorders>
+              <w:top w:val="single" w:sz="4" w:space="0" w:color="BDD7EE"/>
+              <w:left w:val="single" w:sz="4" w:space="0" w:color="BDD7EE"/>
+              <w:bottom w:val="single" w:sz="4" w:space="0" w:color="BDD7EE"/>
+              <w:right w:val="single" w:sz="4" w:space="0" w:color="BDD7EE"/>
+              <w:insideH w:val="single" w:sz="4" w:space="0" w:color="BDD7EE"/>
+              <w:insideV w:val="single" w:sz="4" w:space="0" w:color="BDD7EE"/>
+            </w:tcBorders>
           </w:tcPr>
           <w:p>
             <w:pPr>
-              <w:spacing w:before="0" w:after="0" w:line="240" w:lineRule="auto"/>
+              <w:spacing w:before="0" w:after="20" w:line="240" w:lineRule="auto"/>
             </w:pPr>
             <w:r>
               <w:rPr>
                 <w:rFonts w:ascii="Arial" w:hAnsi="Arial"/>
-                <w:color w:val="243342"/>
-                <w:sz w:val="16"/>
+                <w:color w:val="000000"/>
+                <w:sz w:val="17"/>
               </w:rPr>
               <w:t>76,9</w:t>
             </w:r>
@@ -1673,16 +2146,24 @@
               <w:bottom w:w="65" w:type="dxa"/>
               <w:end w:w="80" w:type="dxa"/>
             </w:tcMar>
+            <w:tcBorders>
+              <w:top w:val="single" w:sz="4" w:space="0" w:color="BDD7EE"/>
+              <w:left w:val="single" w:sz="4" w:space="0" w:color="BDD7EE"/>
+              <w:bottom w:val="single" w:sz="4" w:space="0" w:color="BDD7EE"/>
+              <w:right w:val="single" w:sz="4" w:space="0" w:color="BDD7EE"/>
+              <w:insideH w:val="single" w:sz="4" w:space="0" w:color="BDD7EE"/>
+              <w:insideV w:val="single" w:sz="4" w:space="0" w:color="BDD7EE"/>
+            </w:tcBorders>
           </w:tcPr>
           <w:p>
             <w:pPr>
-              <w:spacing w:before="0" w:after="0" w:line="240" w:lineRule="auto"/>
+              <w:spacing w:before="0" w:after="20" w:line="240" w:lineRule="auto"/>
             </w:pPr>
             <w:r>
               <w:rPr>
                 <w:rFonts w:ascii="Arial" w:hAnsi="Arial"/>
-                <w:color w:val="243342"/>
-                <w:sz w:val="16"/>
+                <w:color w:val="000000"/>
+                <w:sz w:val="17"/>
               </w:rPr>
               <w:t>18,5</w:t>
             </w:r>
@@ -1698,16 +2179,24 @@
               <w:bottom w:w="65" w:type="dxa"/>
               <w:end w:w="80" w:type="dxa"/>
             </w:tcMar>
+            <w:tcBorders>
+              <w:top w:val="single" w:sz="4" w:space="0" w:color="BDD7EE"/>
+              <w:left w:val="single" w:sz="4" w:space="0" w:color="BDD7EE"/>
+              <w:bottom w:val="single" w:sz="4" w:space="0" w:color="BDD7EE"/>
+              <w:right w:val="single" w:sz="4" w:space="0" w:color="BDD7EE"/>
+              <w:insideH w:val="single" w:sz="4" w:space="0" w:color="BDD7EE"/>
+              <w:insideV w:val="single" w:sz="4" w:space="0" w:color="BDD7EE"/>
+            </w:tcBorders>
           </w:tcPr>
           <w:p>
             <w:pPr>
-              <w:spacing w:before="0" w:after="0" w:line="240" w:lineRule="auto"/>
+              <w:spacing w:before="0" w:after="20" w:line="240" w:lineRule="auto"/>
             </w:pPr>
             <w:r>
               <w:rPr>
                 <w:rFonts w:ascii="Arial" w:hAnsi="Arial"/>
-                <w:color w:val="243342"/>
-                <w:sz w:val="16"/>
+                <w:color w:val="000000"/>
+                <w:sz w:val="17"/>
               </w:rPr>
               <w:t>2,9</w:t>
             </w:r>
@@ -1723,16 +2212,24 @@
               <w:bottom w:w="65" w:type="dxa"/>
               <w:end w:w="80" w:type="dxa"/>
             </w:tcMar>
+            <w:tcBorders>
+              <w:top w:val="single" w:sz="4" w:space="0" w:color="BDD7EE"/>
+              <w:left w:val="single" w:sz="4" w:space="0" w:color="BDD7EE"/>
+              <w:bottom w:val="single" w:sz="4" w:space="0" w:color="BDD7EE"/>
+              <w:right w:val="single" w:sz="4" w:space="0" w:color="BDD7EE"/>
+              <w:insideH w:val="single" w:sz="4" w:space="0" w:color="BDD7EE"/>
+              <w:insideV w:val="single" w:sz="4" w:space="0" w:color="BDD7EE"/>
+            </w:tcBorders>
           </w:tcPr>
           <w:p>
             <w:pPr>
-              <w:spacing w:before="0" w:after="0" w:line="240" w:lineRule="auto"/>
+              <w:spacing w:before="0" w:after="20" w:line="240" w:lineRule="auto"/>
             </w:pPr>
             <w:r>
               <w:rPr>
                 <w:rFonts w:ascii="Arial" w:hAnsi="Arial"/>
-                <w:color w:val="243342"/>
-                <w:sz w:val="16"/>
+                <w:color w:val="000000"/>
+                <w:sz w:val="17"/>
               </w:rPr>
               <w:t>98,3</w:t>
             </w:r>
@@ -1753,17 +2250,24 @@
               <w:bottom w:w="65" w:type="dxa"/>
               <w:end w:w="80" w:type="dxa"/>
             </w:tcMar>
-            <w:shd w:fill="F1F6F8"/>
+            <w:tcBorders>
+              <w:top w:val="single" w:sz="4" w:space="0" w:color="BDD7EE"/>
+              <w:left w:val="single" w:sz="4" w:space="0" w:color="BDD7EE"/>
+              <w:bottom w:val="single" w:sz="4" w:space="0" w:color="BDD7EE"/>
+              <w:right w:val="single" w:sz="4" w:space="0" w:color="BDD7EE"/>
+              <w:insideH w:val="single" w:sz="4" w:space="0" w:color="BDD7EE"/>
+              <w:insideV w:val="single" w:sz="4" w:space="0" w:color="BDD7EE"/>
+            </w:tcBorders>
           </w:tcPr>
           <w:p>
             <w:pPr>
-              <w:spacing w:before="0" w:after="0" w:line="240" w:lineRule="auto"/>
+              <w:spacing w:before="0" w:after="20" w:line="240" w:lineRule="auto"/>
             </w:pPr>
             <w:r>
               <w:rPr>
                 <w:rFonts w:ascii="Arial" w:hAnsi="Arial"/>
-                <w:color w:val="243342"/>
-                <w:sz w:val="16"/>
+                <w:color w:val="000000"/>
+                <w:sz w:val="17"/>
               </w:rPr>
               <w:t>Andes Container Line</w:t>
             </w:r>
@@ -1779,17 +2283,24 @@
               <w:bottom w:w="65" w:type="dxa"/>
               <w:end w:w="80" w:type="dxa"/>
             </w:tcMar>
-            <w:shd w:fill="F1F6F8"/>
+            <w:tcBorders>
+              <w:top w:val="single" w:sz="4" w:space="0" w:color="BDD7EE"/>
+              <w:left w:val="single" w:sz="4" w:space="0" w:color="BDD7EE"/>
+              <w:bottom w:val="single" w:sz="4" w:space="0" w:color="BDD7EE"/>
+              <w:right w:val="single" w:sz="4" w:space="0" w:color="BDD7EE"/>
+              <w:insideH w:val="single" w:sz="4" w:space="0" w:color="BDD7EE"/>
+              <w:insideV w:val="single" w:sz="4" w:space="0" w:color="BDD7EE"/>
+            </w:tcBorders>
           </w:tcPr>
           <w:p>
             <w:pPr>
-              <w:spacing w:before="0" w:after="0" w:line="240" w:lineRule="auto"/>
+              <w:spacing w:before="0" w:after="20" w:line="240" w:lineRule="auto"/>
             </w:pPr>
             <w:r>
               <w:rPr>
                 <w:rFonts w:ascii="Arial" w:hAnsi="Arial"/>
-                <w:color w:val="243342"/>
-                <w:sz w:val="16"/>
+                <w:color w:val="000000"/>
+                <w:sz w:val="17"/>
               </w:rPr>
               <w:t>3.325</w:t>
             </w:r>
@@ -1805,17 +2316,24 @@
               <w:bottom w:w="65" w:type="dxa"/>
               <w:end w:w="80" w:type="dxa"/>
             </w:tcMar>
-            <w:shd w:fill="F1F6F8"/>
+            <w:tcBorders>
+              <w:top w:val="single" w:sz="4" w:space="0" w:color="BDD7EE"/>
+              <w:left w:val="single" w:sz="4" w:space="0" w:color="BDD7EE"/>
+              <w:bottom w:val="single" w:sz="4" w:space="0" w:color="BDD7EE"/>
+              <w:right w:val="single" w:sz="4" w:space="0" w:color="BDD7EE"/>
+              <w:insideH w:val="single" w:sz="4" w:space="0" w:color="BDD7EE"/>
+              <w:insideV w:val="single" w:sz="4" w:space="0" w:color="BDD7EE"/>
+            </w:tcBorders>
           </w:tcPr>
           <w:p>
             <w:pPr>
-              <w:spacing w:before="0" w:after="0" w:line="240" w:lineRule="auto"/>
+              <w:spacing w:before="0" w:after="20" w:line="240" w:lineRule="auto"/>
             </w:pPr>
             <w:r>
               <w:rPr>
                 <w:rFonts w:ascii="Arial" w:hAnsi="Arial"/>
-                <w:color w:val="243342"/>
-                <w:sz w:val="16"/>
+                <w:color w:val="000000"/>
+                <w:sz w:val="17"/>
               </w:rPr>
               <w:t>37,6%</w:t>
             </w:r>
@@ -1831,17 +2349,24 @@
               <w:bottom w:w="65" w:type="dxa"/>
               <w:end w:w="80" w:type="dxa"/>
             </w:tcMar>
-            <w:shd w:fill="F1F6F8"/>
+            <w:tcBorders>
+              <w:top w:val="single" w:sz="4" w:space="0" w:color="BDD7EE"/>
+              <w:left w:val="single" w:sz="4" w:space="0" w:color="BDD7EE"/>
+              <w:bottom w:val="single" w:sz="4" w:space="0" w:color="BDD7EE"/>
+              <w:right w:val="single" w:sz="4" w:space="0" w:color="BDD7EE"/>
+              <w:insideH w:val="single" w:sz="4" w:space="0" w:color="BDD7EE"/>
+              <w:insideV w:val="single" w:sz="4" w:space="0" w:color="BDD7EE"/>
+            </w:tcBorders>
           </w:tcPr>
           <w:p>
             <w:pPr>
-              <w:spacing w:before="0" w:after="0" w:line="240" w:lineRule="auto"/>
+              <w:spacing w:before="0" w:after="20" w:line="240" w:lineRule="auto"/>
             </w:pPr>
             <w:r>
               <w:rPr>
                 <w:rFonts w:ascii="Arial" w:hAnsi="Arial"/>
-                <w:color w:val="243342"/>
-                <w:sz w:val="16"/>
+                <w:color w:val="000000"/>
+                <w:sz w:val="17"/>
               </w:rPr>
               <w:t>112,7</w:t>
             </w:r>
@@ -1857,17 +2382,24 @@
               <w:bottom w:w="65" w:type="dxa"/>
               <w:end w:w="80" w:type="dxa"/>
             </w:tcMar>
-            <w:shd w:fill="F1F6F8"/>
+            <w:tcBorders>
+              <w:top w:val="single" w:sz="4" w:space="0" w:color="BDD7EE"/>
+              <w:left w:val="single" w:sz="4" w:space="0" w:color="BDD7EE"/>
+              <w:bottom w:val="single" w:sz="4" w:space="0" w:color="BDD7EE"/>
+              <w:right w:val="single" w:sz="4" w:space="0" w:color="BDD7EE"/>
+              <w:insideH w:val="single" w:sz="4" w:space="0" w:color="BDD7EE"/>
+              <w:insideV w:val="single" w:sz="4" w:space="0" w:color="BDD7EE"/>
+            </w:tcBorders>
           </w:tcPr>
           <w:p>
             <w:pPr>
-              <w:spacing w:before="0" w:after="0" w:line="240" w:lineRule="auto"/>
+              <w:spacing w:before="0" w:after="20" w:line="240" w:lineRule="auto"/>
             </w:pPr>
             <w:r>
               <w:rPr>
                 <w:rFonts w:ascii="Arial" w:hAnsi="Arial"/>
-                <w:color w:val="243342"/>
-                <w:sz w:val="16"/>
+                <w:color w:val="000000"/>
+                <w:sz w:val="17"/>
               </w:rPr>
               <w:t>36,9</w:t>
             </w:r>
@@ -1883,17 +2415,24 @@
               <w:bottom w:w="65" w:type="dxa"/>
               <w:end w:w="80" w:type="dxa"/>
             </w:tcMar>
-            <w:shd w:fill="F1F6F8"/>
+            <w:tcBorders>
+              <w:top w:val="single" w:sz="4" w:space="0" w:color="BDD7EE"/>
+              <w:left w:val="single" w:sz="4" w:space="0" w:color="BDD7EE"/>
+              <w:bottom w:val="single" w:sz="4" w:space="0" w:color="BDD7EE"/>
+              <w:right w:val="single" w:sz="4" w:space="0" w:color="BDD7EE"/>
+              <w:insideH w:val="single" w:sz="4" w:space="0" w:color="BDD7EE"/>
+              <w:insideV w:val="single" w:sz="4" w:space="0" w:color="BDD7EE"/>
+            </w:tcBorders>
           </w:tcPr>
           <w:p>
             <w:pPr>
-              <w:spacing w:before="0" w:after="0" w:line="240" w:lineRule="auto"/>
+              <w:spacing w:before="0" w:after="20" w:line="240" w:lineRule="auto"/>
             </w:pPr>
             <w:r>
               <w:rPr>
                 <w:rFonts w:ascii="Arial" w:hAnsi="Arial"/>
-                <w:color w:val="243342"/>
-                <w:sz w:val="16"/>
+                <w:color w:val="000000"/>
+                <w:sz w:val="17"/>
               </w:rPr>
               <w:t>4,6</w:t>
             </w:r>
@@ -1909,17 +2448,24 @@
               <w:bottom w:w="65" w:type="dxa"/>
               <w:end w:w="80" w:type="dxa"/>
             </w:tcMar>
-            <w:shd w:fill="F1F6F8"/>
+            <w:tcBorders>
+              <w:top w:val="single" w:sz="4" w:space="0" w:color="BDD7EE"/>
+              <w:left w:val="single" w:sz="4" w:space="0" w:color="BDD7EE"/>
+              <w:bottom w:val="single" w:sz="4" w:space="0" w:color="BDD7EE"/>
+              <w:right w:val="single" w:sz="4" w:space="0" w:color="BDD7EE"/>
+              <w:insideH w:val="single" w:sz="4" w:space="0" w:color="BDD7EE"/>
+              <w:insideV w:val="single" w:sz="4" w:space="0" w:color="BDD7EE"/>
+            </w:tcBorders>
           </w:tcPr>
           <w:p>
             <w:pPr>
-              <w:spacing w:before="0" w:after="0" w:line="240" w:lineRule="auto"/>
+              <w:spacing w:before="0" w:after="20" w:line="240" w:lineRule="auto"/>
             </w:pPr>
             <w:r>
               <w:rPr>
                 <w:rFonts w:ascii="Arial" w:hAnsi="Arial"/>
-                <w:color w:val="243342"/>
-                <w:sz w:val="16"/>
+                <w:color w:val="000000"/>
+                <w:sz w:val="17"/>
               </w:rPr>
               <w:t>154,2</w:t>
             </w:r>
@@ -1940,16 +2486,24 @@
               <w:bottom w:w="65" w:type="dxa"/>
               <w:end w:w="80" w:type="dxa"/>
             </w:tcMar>
+            <w:tcBorders>
+              <w:top w:val="single" w:sz="4" w:space="0" w:color="BDD7EE"/>
+              <w:left w:val="single" w:sz="4" w:space="0" w:color="BDD7EE"/>
+              <w:bottom w:val="single" w:sz="4" w:space="0" w:color="BDD7EE"/>
+              <w:right w:val="single" w:sz="4" w:space="0" w:color="BDD7EE"/>
+              <w:insideH w:val="single" w:sz="4" w:space="0" w:color="BDD7EE"/>
+              <w:insideV w:val="single" w:sz="4" w:space="0" w:color="BDD7EE"/>
+            </w:tcBorders>
           </w:tcPr>
           <w:p>
             <w:pPr>
-              <w:spacing w:before="0" w:after="0" w:line="240" w:lineRule="auto"/>
+              <w:spacing w:before="0" w:after="20" w:line="240" w:lineRule="auto"/>
             </w:pPr>
             <w:r>
               <w:rPr>
                 <w:rFonts w:ascii="Arial" w:hAnsi="Arial"/>
-                <w:color w:val="243342"/>
-                <w:sz w:val="16"/>
+                <w:color w:val="000000"/>
+                <w:sz w:val="17"/>
               </w:rPr>
               <w:t>TransPatagonia Line</w:t>
             </w:r>
@@ -1965,16 +2519,24 @@
               <w:bottom w:w="65" w:type="dxa"/>
               <w:end w:w="80" w:type="dxa"/>
             </w:tcMar>
+            <w:tcBorders>
+              <w:top w:val="single" w:sz="4" w:space="0" w:color="BDD7EE"/>
+              <w:left w:val="single" w:sz="4" w:space="0" w:color="BDD7EE"/>
+              <w:bottom w:val="single" w:sz="4" w:space="0" w:color="BDD7EE"/>
+              <w:right w:val="single" w:sz="4" w:space="0" w:color="BDD7EE"/>
+              <w:insideH w:val="single" w:sz="4" w:space="0" w:color="BDD7EE"/>
+              <w:insideV w:val="single" w:sz="4" w:space="0" w:color="BDD7EE"/>
+            </w:tcBorders>
           </w:tcPr>
           <w:p>
             <w:pPr>
-              <w:spacing w:before="0" w:after="0" w:line="240" w:lineRule="auto"/>
+              <w:spacing w:before="0" w:after="20" w:line="240" w:lineRule="auto"/>
             </w:pPr>
             <w:r>
               <w:rPr>
                 <w:rFonts w:ascii="Arial" w:hAnsi="Arial"/>
-                <w:color w:val="243342"/>
-                <w:sz w:val="16"/>
+                <w:color w:val="000000"/>
+                <w:sz w:val="17"/>
               </w:rPr>
               <w:t>1.652</w:t>
             </w:r>
@@ -1990,16 +2552,24 @@
               <w:bottom w:w="65" w:type="dxa"/>
               <w:end w:w="80" w:type="dxa"/>
             </w:tcMar>
+            <w:tcBorders>
+              <w:top w:val="single" w:sz="4" w:space="0" w:color="BDD7EE"/>
+              <w:left w:val="single" w:sz="4" w:space="0" w:color="BDD7EE"/>
+              <w:bottom w:val="single" w:sz="4" w:space="0" w:color="BDD7EE"/>
+              <w:right w:val="single" w:sz="4" w:space="0" w:color="BDD7EE"/>
+              <w:insideH w:val="single" w:sz="4" w:space="0" w:color="BDD7EE"/>
+              <w:insideV w:val="single" w:sz="4" w:space="0" w:color="BDD7EE"/>
+            </w:tcBorders>
           </w:tcPr>
           <w:p>
             <w:pPr>
-              <w:spacing w:before="0" w:after="0" w:line="240" w:lineRule="auto"/>
+              <w:spacing w:before="0" w:after="20" w:line="240" w:lineRule="auto"/>
             </w:pPr>
             <w:r>
               <w:rPr>
                 <w:rFonts w:ascii="Arial" w:hAnsi="Arial"/>
-                <w:color w:val="243342"/>
-                <w:sz w:val="16"/>
+                <w:color w:val="000000"/>
+                <w:sz w:val="17"/>
               </w:rPr>
               <w:t>18,7%</w:t>
             </w:r>
@@ -2015,16 +2585,24 @@
               <w:bottom w:w="65" w:type="dxa"/>
               <w:end w:w="80" w:type="dxa"/>
             </w:tcMar>
+            <w:tcBorders>
+              <w:top w:val="single" w:sz="4" w:space="0" w:color="BDD7EE"/>
+              <w:left w:val="single" w:sz="4" w:space="0" w:color="BDD7EE"/>
+              <w:bottom w:val="single" w:sz="4" w:space="0" w:color="BDD7EE"/>
+              <w:right w:val="single" w:sz="4" w:space="0" w:color="BDD7EE"/>
+              <w:insideH w:val="single" w:sz="4" w:space="0" w:color="BDD7EE"/>
+              <w:insideV w:val="single" w:sz="4" w:space="0" w:color="BDD7EE"/>
+            </w:tcBorders>
           </w:tcPr>
           <w:p>
             <w:pPr>
-              <w:spacing w:before="0" w:after="0" w:line="240" w:lineRule="auto"/>
+              <w:spacing w:before="0" w:after="20" w:line="240" w:lineRule="auto"/>
             </w:pPr>
             <w:r>
               <w:rPr>
                 <w:rFonts w:ascii="Arial" w:hAnsi="Arial"/>
-                <w:color w:val="243342"/>
-                <w:sz w:val="16"/>
+                <w:color w:val="000000"/>
+                <w:sz w:val="17"/>
               </w:rPr>
               <w:t>153,9</w:t>
             </w:r>
@@ -2040,16 +2618,24 @@
               <w:bottom w:w="65" w:type="dxa"/>
               <w:end w:w="80" w:type="dxa"/>
             </w:tcMar>
+            <w:tcBorders>
+              <w:top w:val="single" w:sz="4" w:space="0" w:color="BDD7EE"/>
+              <w:left w:val="single" w:sz="4" w:space="0" w:color="BDD7EE"/>
+              <w:bottom w:val="single" w:sz="4" w:space="0" w:color="BDD7EE"/>
+              <w:right w:val="single" w:sz="4" w:space="0" w:color="BDD7EE"/>
+              <w:insideH w:val="single" w:sz="4" w:space="0" w:color="BDD7EE"/>
+              <w:insideV w:val="single" w:sz="4" w:space="0" w:color="BDD7EE"/>
+            </w:tcBorders>
           </w:tcPr>
           <w:p>
             <w:pPr>
-              <w:spacing w:before="0" w:after="0" w:line="240" w:lineRule="auto"/>
+              <w:spacing w:before="0" w:after="20" w:line="240" w:lineRule="auto"/>
             </w:pPr>
             <w:r>
               <w:rPr>
                 <w:rFonts w:ascii="Arial" w:hAnsi="Arial"/>
-                <w:color w:val="243342"/>
-                <w:sz w:val="16"/>
+                <w:color w:val="000000"/>
+                <w:sz w:val="17"/>
               </w:rPr>
               <w:t>62,3</w:t>
             </w:r>
@@ -2065,16 +2651,24 @@
               <w:bottom w:w="65" w:type="dxa"/>
               <w:end w:w="80" w:type="dxa"/>
             </w:tcMar>
+            <w:tcBorders>
+              <w:top w:val="single" w:sz="4" w:space="0" w:color="BDD7EE"/>
+              <w:left w:val="single" w:sz="4" w:space="0" w:color="BDD7EE"/>
+              <w:bottom w:val="single" w:sz="4" w:space="0" w:color="BDD7EE"/>
+              <w:right w:val="single" w:sz="4" w:space="0" w:color="BDD7EE"/>
+              <w:insideH w:val="single" w:sz="4" w:space="0" w:color="BDD7EE"/>
+              <w:insideV w:val="single" w:sz="4" w:space="0" w:color="BDD7EE"/>
+            </w:tcBorders>
           </w:tcPr>
           <w:p>
             <w:pPr>
-              <w:spacing w:before="0" w:after="0" w:line="240" w:lineRule="auto"/>
+              <w:spacing w:before="0" w:after="20" w:line="240" w:lineRule="auto"/>
             </w:pPr>
             <w:r>
               <w:rPr>
                 <w:rFonts w:ascii="Arial" w:hAnsi="Arial"/>
-                <w:color w:val="243342"/>
-                <w:sz w:val="16"/>
+                <w:color w:val="000000"/>
+                <w:sz w:val="17"/>
               </w:rPr>
               <w:t>6,6</w:t>
             </w:r>
@@ -2090,16 +2684,24 @@
               <w:bottom w:w="65" w:type="dxa"/>
               <w:end w:w="80" w:type="dxa"/>
             </w:tcMar>
+            <w:tcBorders>
+              <w:top w:val="single" w:sz="4" w:space="0" w:color="BDD7EE"/>
+              <w:left w:val="single" w:sz="4" w:space="0" w:color="BDD7EE"/>
+              <w:bottom w:val="single" w:sz="4" w:space="0" w:color="BDD7EE"/>
+              <w:right w:val="single" w:sz="4" w:space="0" w:color="BDD7EE"/>
+              <w:insideH w:val="single" w:sz="4" w:space="0" w:color="BDD7EE"/>
+              <w:insideV w:val="single" w:sz="4" w:space="0" w:color="BDD7EE"/>
+            </w:tcBorders>
           </w:tcPr>
           <w:p>
             <w:pPr>
-              <w:spacing w:before="0" w:after="0" w:line="240" w:lineRule="auto"/>
+              <w:spacing w:before="0" w:after="20" w:line="240" w:lineRule="auto"/>
             </w:pPr>
             <w:r>
               <w:rPr>
                 <w:rFonts w:ascii="Arial" w:hAnsi="Arial"/>
-                <w:color w:val="243342"/>
-                <w:sz w:val="16"/>
+                <w:color w:val="000000"/>
+                <w:sz w:val="17"/>
               </w:rPr>
               <w:t>222,7</w:t>
             </w:r>
@@ -2205,7 +2807,7 @@
       <w:tblPr>
         <w:tblW w:type="auto" w:w="0"/>
         <w:jc w:val="center"/>
-        <w:tblLayout w:type="autofit"/>
+        <w:tblLayout w:type="fixed"/>
         <w:tblLook w:firstColumn="1" w:firstRow="1" w:lastColumn="0" w:lastRow="0" w:noHBand="0" w:noVBand="1" w:val="04A0"/>
         <w:tblBorders>
           <w:top w:val="single" w:sz="4" w:color="D5DEE6"/>
@@ -2236,18 +2838,26 @@
               <w:bottom w:w="65" w:type="dxa"/>
               <w:end w:w="80" w:type="dxa"/>
             </w:tcMar>
-            <w:shd w:fill="1F3B59"/>
+            <w:shd w:fill="DDEBF7" w:val="clear"/>
+            <w:tcBorders>
+              <w:top w:val="single" w:sz="4" w:space="0" w:color="BDD7EE"/>
+              <w:left w:val="single" w:sz="4" w:space="0" w:color="BDD7EE"/>
+              <w:bottom w:val="single" w:sz="4" w:space="0" w:color="BDD7EE"/>
+              <w:right w:val="single" w:sz="4" w:space="0" w:color="BDD7EE"/>
+              <w:insideH w:val="single" w:sz="4" w:space="0" w:color="BDD7EE"/>
+              <w:insideV w:val="single" w:sz="4" w:space="0" w:color="BDD7EE"/>
+            </w:tcBorders>
           </w:tcPr>
           <w:p>
             <w:pPr>
               <w:keepNext/>
-              <w:spacing w:before="0" w:after="0" w:line="240" w:lineRule="auto"/>
+              <w:spacing w:before="0" w:after="20" w:line="240" w:lineRule="auto"/>
             </w:pPr>
             <w:r>
               <w:rPr>
                 <w:rFonts w:ascii="Arial" w:hAnsi="Arial"/>
                 <w:b/>
-                <w:color w:val="FFFFFF"/>
+                <w:color w:val="000000"/>
                 <w:sz w:val="17"/>
               </w:rPr>
               <w:t>Servicio</w:t>
@@ -2264,18 +2874,26 @@
               <w:bottom w:w="65" w:type="dxa"/>
               <w:end w:w="80" w:type="dxa"/>
             </w:tcMar>
-            <w:shd w:fill="1F3B59"/>
+            <w:shd w:fill="DDEBF7" w:val="clear"/>
+            <w:tcBorders>
+              <w:top w:val="single" w:sz="4" w:space="0" w:color="BDD7EE"/>
+              <w:left w:val="single" w:sz="4" w:space="0" w:color="BDD7EE"/>
+              <w:bottom w:val="single" w:sz="4" w:space="0" w:color="BDD7EE"/>
+              <w:right w:val="single" w:sz="4" w:space="0" w:color="BDD7EE"/>
+              <w:insideH w:val="single" w:sz="4" w:space="0" w:color="BDD7EE"/>
+              <w:insideV w:val="single" w:sz="4" w:space="0" w:color="BDD7EE"/>
+            </w:tcBorders>
           </w:tcPr>
           <w:p>
             <w:pPr>
               <w:keepNext/>
-              <w:spacing w:before="0" w:after="0" w:line="240" w:lineRule="auto"/>
+              <w:spacing w:before="0" w:after="20" w:line="240" w:lineRule="auto"/>
             </w:pPr>
             <w:r>
               <w:rPr>
                 <w:rFonts w:ascii="Arial" w:hAnsi="Arial"/>
                 <w:b/>
-                <w:color w:val="FFFFFF"/>
+                <w:color w:val="000000"/>
                 <w:sz w:val="17"/>
               </w:rPr>
               <w:t>Trabajo de grúa con 1 grúa, H</w:t>
@@ -2292,18 +2910,26 @@
               <w:bottom w:w="65" w:type="dxa"/>
               <w:end w:w="80" w:type="dxa"/>
             </w:tcMar>
-            <w:shd w:fill="1F3B59"/>
+            <w:shd w:fill="DDEBF7" w:val="clear"/>
+            <w:tcBorders>
+              <w:top w:val="single" w:sz="4" w:space="0" w:color="BDD7EE"/>
+              <w:left w:val="single" w:sz="4" w:space="0" w:color="BDD7EE"/>
+              <w:bottom w:val="single" w:sz="4" w:space="0" w:color="BDD7EE"/>
+              <w:right w:val="single" w:sz="4" w:space="0" w:color="BDD7EE"/>
+              <w:insideH w:val="single" w:sz="4" w:space="0" w:color="BDD7EE"/>
+              <w:insideV w:val="single" w:sz="4" w:space="0" w:color="BDD7EE"/>
+            </w:tcBorders>
           </w:tcPr>
           <w:p>
             <w:pPr>
               <w:keepNext/>
-              <w:spacing w:before="0" w:after="0" w:line="240" w:lineRule="auto"/>
+              <w:spacing w:before="0" w:after="20" w:line="240" w:lineRule="auto"/>
             </w:pPr>
             <w:r>
               <w:rPr>
                 <w:rFonts w:ascii="Arial" w:hAnsi="Arial"/>
                 <w:b/>
-                <w:color w:val="FFFFFF"/>
+                <w:color w:val="000000"/>
                 <w:sz w:val="17"/>
               </w:rPr>
               <w:t>Tiempo de berma de referencia, S = H + 1,5</w:t>
@@ -2325,15 +2951,23 @@
               <w:bottom w:w="65" w:type="dxa"/>
               <w:end w:w="80" w:type="dxa"/>
             </w:tcMar>
+            <w:tcBorders>
+              <w:top w:val="single" w:sz="4" w:space="0" w:color="BDD7EE"/>
+              <w:left w:val="single" w:sz="4" w:space="0" w:color="BDD7EE"/>
+              <w:bottom w:val="single" w:sz="4" w:space="0" w:color="BDD7EE"/>
+              <w:right w:val="single" w:sz="4" w:space="0" w:color="BDD7EE"/>
+              <w:insideH w:val="single" w:sz="4" w:space="0" w:color="BDD7EE"/>
+              <w:insideV w:val="single" w:sz="4" w:space="0" w:color="BDD7EE"/>
+            </w:tcBorders>
           </w:tcPr>
           <w:p>
             <w:pPr>
-              <w:spacing w:before="0" w:after="0" w:line="240" w:lineRule="auto"/>
+              <w:spacing w:before="0" w:after="20" w:line="240" w:lineRule="auto"/>
             </w:pPr>
             <w:r>
               <w:rPr>
                 <w:rFonts w:ascii="Arial" w:hAnsi="Arial"/>
-                <w:color w:val="243342"/>
+                <w:color w:val="000000"/>
                 <w:sz w:val="17"/>
               </w:rPr>
               <w:t>Austral Feeder</w:t>
@@ -2350,15 +2984,23 @@
               <w:bottom w:w="65" w:type="dxa"/>
               <w:end w:w="80" w:type="dxa"/>
             </w:tcMar>
+            <w:tcBorders>
+              <w:top w:val="single" w:sz="4" w:space="0" w:color="BDD7EE"/>
+              <w:left w:val="single" w:sz="4" w:space="0" w:color="BDD7EE"/>
+              <w:bottom w:val="single" w:sz="4" w:space="0" w:color="BDD7EE"/>
+              <w:right w:val="single" w:sz="4" w:space="0" w:color="BDD7EE"/>
+              <w:insideH w:val="single" w:sz="4" w:space="0" w:color="BDD7EE"/>
+              <w:insideV w:val="single" w:sz="4" w:space="0" w:color="BDD7EE"/>
+            </w:tcBorders>
           </w:tcPr>
           <w:p>
             <w:pPr>
-              <w:spacing w:before="0" w:after="0" w:line="240" w:lineRule="auto"/>
+              <w:spacing w:before="0" w:after="20" w:line="240" w:lineRule="auto"/>
             </w:pPr>
             <w:r>
               <w:rPr>
                 <w:rFonts w:ascii="Arial" w:hAnsi="Arial"/>
-                <w:color w:val="243342"/>
+                <w:color w:val="000000"/>
                 <w:sz w:val="17"/>
               </w:rPr>
               <w:t>3,87 h</w:t>
@@ -2375,15 +3017,23 @@
               <w:bottom w:w="65" w:type="dxa"/>
               <w:end w:w="80" w:type="dxa"/>
             </w:tcMar>
+            <w:tcBorders>
+              <w:top w:val="single" w:sz="4" w:space="0" w:color="BDD7EE"/>
+              <w:left w:val="single" w:sz="4" w:space="0" w:color="BDD7EE"/>
+              <w:bottom w:val="single" w:sz="4" w:space="0" w:color="BDD7EE"/>
+              <w:right w:val="single" w:sz="4" w:space="0" w:color="BDD7EE"/>
+              <w:insideH w:val="single" w:sz="4" w:space="0" w:color="BDD7EE"/>
+              <w:insideV w:val="single" w:sz="4" w:space="0" w:color="BDD7EE"/>
+            </w:tcBorders>
           </w:tcPr>
           <w:p>
             <w:pPr>
-              <w:spacing w:before="0" w:after="0" w:line="240" w:lineRule="auto"/>
+              <w:spacing w:before="0" w:after="20" w:line="240" w:lineRule="auto"/>
             </w:pPr>
             <w:r>
               <w:rPr>
                 <w:rFonts w:ascii="Arial" w:hAnsi="Arial"/>
-                <w:color w:val="243342"/>
+                <w:color w:val="000000"/>
                 <w:sz w:val="17"/>
               </w:rPr>
               <w:t>5,37 h</w:t>
@@ -2405,16 +3055,23 @@
               <w:bottom w:w="65" w:type="dxa"/>
               <w:end w:w="80" w:type="dxa"/>
             </w:tcMar>
-            <w:shd w:fill="F1F6F8"/>
+            <w:tcBorders>
+              <w:top w:val="single" w:sz="4" w:space="0" w:color="BDD7EE"/>
+              <w:left w:val="single" w:sz="4" w:space="0" w:color="BDD7EE"/>
+              <w:bottom w:val="single" w:sz="4" w:space="0" w:color="BDD7EE"/>
+              <w:right w:val="single" w:sz="4" w:space="0" w:color="BDD7EE"/>
+              <w:insideH w:val="single" w:sz="4" w:space="0" w:color="BDD7EE"/>
+              <w:insideV w:val="single" w:sz="4" w:space="0" w:color="BDD7EE"/>
+            </w:tcBorders>
           </w:tcPr>
           <w:p>
             <w:pPr>
-              <w:spacing w:before="0" w:after="0" w:line="240" w:lineRule="auto"/>
+              <w:spacing w:before="0" w:after="20" w:line="240" w:lineRule="auto"/>
             </w:pPr>
             <w:r>
               <w:rPr>
                 <w:rFonts w:ascii="Arial" w:hAnsi="Arial"/>
-                <w:color w:val="243342"/>
+                <w:color w:val="000000"/>
                 <w:sz w:val="17"/>
               </w:rPr>
               <w:t>Andes Container Line</w:t>
@@ -2431,16 +3088,23 @@
               <w:bottom w:w="65" w:type="dxa"/>
               <w:end w:w="80" w:type="dxa"/>
             </w:tcMar>
-            <w:shd w:fill="F1F6F8"/>
+            <w:tcBorders>
+              <w:top w:val="single" w:sz="4" w:space="0" w:color="BDD7EE"/>
+              <w:left w:val="single" w:sz="4" w:space="0" w:color="BDD7EE"/>
+              <w:bottom w:val="single" w:sz="4" w:space="0" w:color="BDD7EE"/>
+              <w:right w:val="single" w:sz="4" w:space="0" w:color="BDD7EE"/>
+              <w:insideH w:val="single" w:sz="4" w:space="0" w:color="BDD7EE"/>
+              <w:insideV w:val="single" w:sz="4" w:space="0" w:color="BDD7EE"/>
+            </w:tcBorders>
           </w:tcPr>
           <w:p>
             <w:pPr>
-              <w:spacing w:before="0" w:after="0" w:line="240" w:lineRule="auto"/>
+              <w:spacing w:before="0" w:after="20" w:line="240" w:lineRule="auto"/>
             </w:pPr>
             <w:r>
               <w:rPr>
                 <w:rFonts w:ascii="Arial" w:hAnsi="Arial"/>
-                <w:color w:val="243342"/>
+                <w:color w:val="000000"/>
                 <w:sz w:val="17"/>
               </w:rPr>
               <w:t>6,17 h</w:t>
@@ -2457,16 +3121,23 @@
               <w:bottom w:w="65" w:type="dxa"/>
               <w:end w:w="80" w:type="dxa"/>
             </w:tcMar>
-            <w:shd w:fill="F1F6F8"/>
+            <w:tcBorders>
+              <w:top w:val="single" w:sz="4" w:space="0" w:color="BDD7EE"/>
+              <w:left w:val="single" w:sz="4" w:space="0" w:color="BDD7EE"/>
+              <w:bottom w:val="single" w:sz="4" w:space="0" w:color="BDD7EE"/>
+              <w:right w:val="single" w:sz="4" w:space="0" w:color="BDD7EE"/>
+              <w:insideH w:val="single" w:sz="4" w:space="0" w:color="BDD7EE"/>
+              <w:insideV w:val="single" w:sz="4" w:space="0" w:color="BDD7EE"/>
+            </w:tcBorders>
           </w:tcPr>
           <w:p>
             <w:pPr>
-              <w:spacing w:before="0" w:after="0" w:line="240" w:lineRule="auto"/>
+              <w:spacing w:before="0" w:after="20" w:line="240" w:lineRule="auto"/>
             </w:pPr>
             <w:r>
               <w:rPr>
                 <w:rFonts w:ascii="Arial" w:hAnsi="Arial"/>
-                <w:color w:val="243342"/>
+                <w:color w:val="000000"/>
                 <w:sz w:val="17"/>
               </w:rPr>
               <w:t>7,67 h</w:t>
@@ -2488,15 +3159,23 @@
               <w:bottom w:w="65" w:type="dxa"/>
               <w:end w:w="80" w:type="dxa"/>
             </w:tcMar>
+            <w:tcBorders>
+              <w:top w:val="single" w:sz="4" w:space="0" w:color="BDD7EE"/>
+              <w:left w:val="single" w:sz="4" w:space="0" w:color="BDD7EE"/>
+              <w:bottom w:val="single" w:sz="4" w:space="0" w:color="BDD7EE"/>
+              <w:right w:val="single" w:sz="4" w:space="0" w:color="BDD7EE"/>
+              <w:insideH w:val="single" w:sz="4" w:space="0" w:color="BDD7EE"/>
+              <w:insideV w:val="single" w:sz="4" w:space="0" w:color="BDD7EE"/>
+            </w:tcBorders>
           </w:tcPr>
           <w:p>
             <w:pPr>
-              <w:spacing w:before="0" w:after="0" w:line="240" w:lineRule="auto"/>
+              <w:spacing w:before="0" w:after="20" w:line="240" w:lineRule="auto"/>
             </w:pPr>
             <w:r>
               <w:rPr>
                 <w:rFonts w:ascii="Arial" w:hAnsi="Arial"/>
-                <w:color w:val="243342"/>
+                <w:color w:val="000000"/>
                 <w:sz w:val="17"/>
               </w:rPr>
               <w:t>TransPatagonia Line</w:t>
@@ -2513,15 +3192,23 @@
               <w:bottom w:w="65" w:type="dxa"/>
               <w:end w:w="80" w:type="dxa"/>
             </w:tcMar>
+            <w:tcBorders>
+              <w:top w:val="single" w:sz="4" w:space="0" w:color="BDD7EE"/>
+              <w:left w:val="single" w:sz="4" w:space="0" w:color="BDD7EE"/>
+              <w:bottom w:val="single" w:sz="4" w:space="0" w:color="BDD7EE"/>
+              <w:right w:val="single" w:sz="4" w:space="0" w:color="BDD7EE"/>
+              <w:insideH w:val="single" w:sz="4" w:space="0" w:color="BDD7EE"/>
+              <w:insideV w:val="single" w:sz="4" w:space="0" w:color="BDD7EE"/>
+            </w:tcBorders>
           </w:tcPr>
           <w:p>
             <w:pPr>
-              <w:spacing w:before="0" w:after="0" w:line="240" w:lineRule="auto"/>
+              <w:spacing w:before="0" w:after="20" w:line="240" w:lineRule="auto"/>
             </w:pPr>
             <w:r>
               <w:rPr>
                 <w:rFonts w:ascii="Arial" w:hAnsi="Arial"/>
-                <w:color w:val="243342"/>
+                <w:color w:val="000000"/>
                 <w:sz w:val="17"/>
               </w:rPr>
               <w:t>9,01 h</w:t>
@@ -2538,15 +3225,23 @@
               <w:bottom w:w="65" w:type="dxa"/>
               <w:end w:w="80" w:type="dxa"/>
             </w:tcMar>
+            <w:tcBorders>
+              <w:top w:val="single" w:sz="4" w:space="0" w:color="BDD7EE"/>
+              <w:left w:val="single" w:sz="4" w:space="0" w:color="BDD7EE"/>
+              <w:bottom w:val="single" w:sz="4" w:space="0" w:color="BDD7EE"/>
+              <w:right w:val="single" w:sz="4" w:space="0" w:color="BDD7EE"/>
+              <w:insideH w:val="single" w:sz="4" w:space="0" w:color="BDD7EE"/>
+              <w:insideV w:val="single" w:sz="4" w:space="0" w:color="BDD7EE"/>
+            </w:tcBorders>
           </w:tcPr>
           <w:p>
             <w:pPr>
-              <w:spacing w:before="0" w:after="0" w:line="240" w:lineRule="auto"/>
+              <w:spacing w:before="0" w:after="20" w:line="240" w:lineRule="auto"/>
             </w:pPr>
             <w:r>
               <w:rPr>
                 <w:rFonts w:ascii="Arial" w:hAnsi="Arial"/>
-                <w:color w:val="243342"/>
+                <w:color w:val="000000"/>
                 <w:sz w:val="17"/>
               </w:rPr>
               <w:t>10,51 h</w:t>
@@ -2568,16 +3263,23 @@
               <w:bottom w:w="65" w:type="dxa"/>
               <w:end w:w="80" w:type="dxa"/>
             </w:tcMar>
-            <w:shd w:fill="F1F6F8"/>
+            <w:tcBorders>
+              <w:top w:val="single" w:sz="4" w:space="0" w:color="BDD7EE"/>
+              <w:left w:val="single" w:sz="4" w:space="0" w:color="BDD7EE"/>
+              <w:bottom w:val="single" w:sz="4" w:space="0" w:color="BDD7EE"/>
+              <w:right w:val="single" w:sz="4" w:space="0" w:color="BDD7EE"/>
+              <w:insideH w:val="single" w:sz="4" w:space="0" w:color="BDD7EE"/>
+              <w:insideV w:val="single" w:sz="4" w:space="0" w:color="BDD7EE"/>
+            </w:tcBorders>
           </w:tcPr>
           <w:p>
             <w:pPr>
-              <w:spacing w:before="0" w:after="0" w:line="240" w:lineRule="auto"/>
+              <w:spacing w:before="0" w:after="20" w:line="240" w:lineRule="auto"/>
             </w:pPr>
             <w:r>
               <w:rPr>
                 <w:rFonts w:ascii="Arial" w:hAnsi="Arial"/>
-                <w:color w:val="243342"/>
+                <w:color w:val="000000"/>
                 <w:sz w:val="17"/>
               </w:rPr>
               <w:t>Promedio ponderado G08</w:t>
@@ -2594,16 +3296,23 @@
               <w:bottom w:w="65" w:type="dxa"/>
               <w:end w:w="80" w:type="dxa"/>
             </w:tcMar>
-            <w:shd w:fill="F1F6F8"/>
+            <w:tcBorders>
+              <w:top w:val="single" w:sz="4" w:space="0" w:color="BDD7EE"/>
+              <w:left w:val="single" w:sz="4" w:space="0" w:color="BDD7EE"/>
+              <w:bottom w:val="single" w:sz="4" w:space="0" w:color="BDD7EE"/>
+              <w:right w:val="single" w:sz="4" w:space="0" w:color="BDD7EE"/>
+              <w:insideH w:val="single" w:sz="4" w:space="0" w:color="BDD7EE"/>
+              <w:insideV w:val="single" w:sz="4" w:space="0" w:color="BDD7EE"/>
+            </w:tcBorders>
           </w:tcPr>
           <w:p>
             <w:pPr>
-              <w:spacing w:before="0" w:after="0" w:line="240" w:lineRule="auto"/>
+              <w:spacing w:before="0" w:after="20" w:line="240" w:lineRule="auto"/>
             </w:pPr>
             <w:r>
               <w:rPr>
                 <w:rFonts w:ascii="Arial" w:hAnsi="Arial"/>
-                <w:color w:val="243342"/>
+                <w:color w:val="000000"/>
                 <w:sz w:val="17"/>
               </w:rPr>
               <w:t>5,69 h</w:t>
@@ -2620,16 +3329,23 @@
               <w:bottom w:w="65" w:type="dxa"/>
               <w:end w:w="80" w:type="dxa"/>
             </w:tcMar>
-            <w:shd w:fill="F1F6F8"/>
+            <w:tcBorders>
+              <w:top w:val="single" w:sz="4" w:space="0" w:color="BDD7EE"/>
+              <w:left w:val="single" w:sz="4" w:space="0" w:color="BDD7EE"/>
+              <w:bottom w:val="single" w:sz="4" w:space="0" w:color="BDD7EE"/>
+              <w:right w:val="single" w:sz="4" w:space="0" w:color="BDD7EE"/>
+              <w:insideH w:val="single" w:sz="4" w:space="0" w:color="BDD7EE"/>
+              <w:insideV w:val="single" w:sz="4" w:space="0" w:color="BDD7EE"/>
+            </w:tcBorders>
           </w:tcPr>
           <w:p>
             <w:pPr>
-              <w:spacing w:before="0" w:after="0" w:line="240" w:lineRule="auto"/>
+              <w:spacing w:before="0" w:after="20" w:line="240" w:lineRule="auto"/>
             </w:pPr>
             <w:r>
               <w:rPr>
                 <w:rFonts w:ascii="Arial" w:hAnsi="Arial"/>
-                <w:color w:val="243342"/>
+                <w:color w:val="000000"/>
                 <w:sz w:val="17"/>
               </w:rPr>
               <w:t>7,19 h</w:t>
@@ -2693,7 +3409,7 @@
       <w:tblPr>
         <w:tblW w:type="auto" w:w="0"/>
         <w:jc w:val="center"/>
-        <w:tblLayout w:type="autofit"/>
+        <w:tblLayout w:type="fixed"/>
         <w:tblLook w:firstColumn="1" w:firstRow="1" w:lastColumn="0" w:lastRow="0" w:noHBand="0" w:noVBand="1" w:val="04A0"/>
         <w:tblBorders>
           <w:top w:val="single" w:sz="4" w:color="D5DEE6"/>
@@ -2726,18 +3442,26 @@
               <w:bottom w:w="65" w:type="dxa"/>
               <w:end w:w="80" w:type="dxa"/>
             </w:tcMar>
-            <w:shd w:fill="1F3B59"/>
+            <w:shd w:fill="DDEBF7" w:val="clear"/>
+            <w:tcBorders>
+              <w:top w:val="single" w:sz="4" w:space="0" w:color="BDD7EE"/>
+              <w:left w:val="single" w:sz="4" w:space="0" w:color="BDD7EE"/>
+              <w:bottom w:val="single" w:sz="4" w:space="0" w:color="BDD7EE"/>
+              <w:right w:val="single" w:sz="4" w:space="0" w:color="BDD7EE"/>
+              <w:insideH w:val="single" w:sz="4" w:space="0" w:color="BDD7EE"/>
+              <w:insideV w:val="single" w:sz="4" w:space="0" w:color="BDD7EE"/>
+            </w:tcBorders>
           </w:tcPr>
           <w:p>
             <w:pPr>
               <w:keepNext/>
-              <w:spacing w:before="0" w:after="0" w:line="240" w:lineRule="auto"/>
+              <w:spacing w:before="0" w:after="20" w:line="240" w:lineRule="auto"/>
             </w:pPr>
             <w:r>
               <w:rPr>
                 <w:rFonts w:ascii="Arial" w:hAnsi="Arial"/>
                 <w:b/>
-                <w:color w:val="FFFFFF"/>
+                <w:color w:val="000000"/>
                 <w:sz w:val="17"/>
               </w:rPr>
               <w:t>Serie</w:t>
@@ -2754,18 +3478,26 @@
               <w:bottom w:w="65" w:type="dxa"/>
               <w:end w:w="80" w:type="dxa"/>
             </w:tcMar>
-            <w:shd w:fill="1F3B59"/>
+            <w:shd w:fill="DDEBF7" w:val="clear"/>
+            <w:tcBorders>
+              <w:top w:val="single" w:sz="4" w:space="0" w:color="BDD7EE"/>
+              <w:left w:val="single" w:sz="4" w:space="0" w:color="BDD7EE"/>
+              <w:bottom w:val="single" w:sz="4" w:space="0" w:color="BDD7EE"/>
+              <w:right w:val="single" w:sz="4" w:space="0" w:color="BDD7EE"/>
+              <w:insideH w:val="single" w:sz="4" w:space="0" w:color="BDD7EE"/>
+              <w:insideV w:val="single" w:sz="4" w:space="0" w:color="BDD7EE"/>
+            </w:tcBorders>
           </w:tcPr>
           <w:p>
             <w:pPr>
               <w:keepNext/>
-              <w:spacing w:before="0" w:after="0" w:line="240" w:lineRule="auto"/>
+              <w:spacing w:before="0" w:after="20" w:line="240" w:lineRule="auto"/>
             </w:pPr>
             <w:r>
               <w:rPr>
                 <w:rFonts w:ascii="Arial" w:hAnsi="Arial"/>
                 <w:b/>
-                <w:color w:val="FFFFFF"/>
+                <w:color w:val="000000"/>
                 <w:sz w:val="17"/>
               </w:rPr>
               <w:t>Candidato mejor rankeado</w:t>
@@ -2782,18 +3514,26 @@
               <w:bottom w:w="65" w:type="dxa"/>
               <w:end w:w="80" w:type="dxa"/>
             </w:tcMar>
-            <w:shd w:fill="1F3B59"/>
+            <w:shd w:fill="DDEBF7" w:val="clear"/>
+            <w:tcBorders>
+              <w:top w:val="single" w:sz="4" w:space="0" w:color="BDD7EE"/>
+              <w:left w:val="single" w:sz="4" w:space="0" w:color="BDD7EE"/>
+              <w:bottom w:val="single" w:sz="4" w:space="0" w:color="BDD7EE"/>
+              <w:right w:val="single" w:sz="4" w:space="0" w:color="BDD7EE"/>
+              <w:insideH w:val="single" w:sz="4" w:space="0" w:color="BDD7EE"/>
+              <w:insideV w:val="single" w:sz="4" w:space="0" w:color="BDD7EE"/>
+            </w:tcBorders>
           </w:tcPr>
           <w:p>
             <w:pPr>
               <w:keepNext/>
-              <w:spacing w:before="0" w:after="0" w:line="240" w:lineRule="auto"/>
+              <w:spacing w:before="0" w:after="20" w:line="240" w:lineRule="auto"/>
             </w:pPr>
             <w:r>
               <w:rPr>
                 <w:rFonts w:ascii="Arial" w:hAnsi="Arial"/>
                 <w:b/>
-                <w:color w:val="FFFFFF"/>
+                <w:color w:val="000000"/>
                 <w:sz w:val="17"/>
               </w:rPr>
               <w:t>D de K-S</w:t>
@@ -2810,18 +3550,26 @@
               <w:bottom w:w="65" w:type="dxa"/>
               <w:end w:w="80" w:type="dxa"/>
             </w:tcMar>
-            <w:shd w:fill="1F3B59"/>
+            <w:shd w:fill="DDEBF7" w:val="clear"/>
+            <w:tcBorders>
+              <w:top w:val="single" w:sz="4" w:space="0" w:color="BDD7EE"/>
+              <w:left w:val="single" w:sz="4" w:space="0" w:color="BDD7EE"/>
+              <w:bottom w:val="single" w:sz="4" w:space="0" w:color="BDD7EE"/>
+              <w:right w:val="single" w:sz="4" w:space="0" w:color="BDD7EE"/>
+              <w:insideH w:val="single" w:sz="4" w:space="0" w:color="BDD7EE"/>
+              <w:insideV w:val="single" w:sz="4" w:space="0" w:color="BDD7EE"/>
+            </w:tcBorders>
           </w:tcPr>
           <w:p>
             <w:pPr>
               <w:keepNext/>
-              <w:spacing w:before="0" w:after="0" w:line="240" w:lineRule="auto"/>
+              <w:spacing w:before="0" w:after="20" w:line="240" w:lineRule="auto"/>
             </w:pPr>
             <w:r>
               <w:rPr>
                 <w:rFonts w:ascii="Arial" w:hAnsi="Arial"/>
                 <w:b/>
-                <w:color w:val="FFFFFF"/>
+                <w:color w:val="000000"/>
                 <w:sz w:val="17"/>
               </w:rPr>
               <w:t>p nominal</w:t>
@@ -2838,18 +3586,26 @@
               <w:bottom w:w="65" w:type="dxa"/>
               <w:end w:w="80" w:type="dxa"/>
             </w:tcMar>
-            <w:shd w:fill="1F3B59"/>
+            <w:shd w:fill="DDEBF7" w:val="clear"/>
+            <w:tcBorders>
+              <w:top w:val="single" w:sz="4" w:space="0" w:color="BDD7EE"/>
+              <w:left w:val="single" w:sz="4" w:space="0" w:color="BDD7EE"/>
+              <w:bottom w:val="single" w:sz="4" w:space="0" w:color="BDD7EE"/>
+              <w:right w:val="single" w:sz="4" w:space="0" w:color="BDD7EE"/>
+              <w:insideH w:val="single" w:sz="4" w:space="0" w:color="BDD7EE"/>
+              <w:insideV w:val="single" w:sz="4" w:space="0" w:color="BDD7EE"/>
+            </w:tcBorders>
           </w:tcPr>
           <w:p>
             <w:pPr>
               <w:keepNext/>
-              <w:spacing w:before="0" w:after="0" w:line="240" w:lineRule="auto"/>
+              <w:spacing w:before="0" w:after="20" w:line="240" w:lineRule="auto"/>
             </w:pPr>
             <w:r>
               <w:rPr>
                 <w:rFonts w:ascii="Arial" w:hAnsi="Arial"/>
                 <w:b/>
-                <w:color w:val="FFFFFF"/>
+                <w:color w:val="000000"/>
                 <w:sz w:val="17"/>
               </w:rPr>
               <w:t>Decisión para el modelo</w:t>
@@ -2871,15 +3627,23 @@
               <w:bottom w:w="65" w:type="dxa"/>
               <w:end w:w="80" w:type="dxa"/>
             </w:tcMar>
+            <w:tcBorders>
+              <w:top w:val="single" w:sz="4" w:space="0" w:color="BDD7EE"/>
+              <w:left w:val="single" w:sz="4" w:space="0" w:color="BDD7EE"/>
+              <w:bottom w:val="single" w:sz="4" w:space="0" w:color="BDD7EE"/>
+              <w:right w:val="single" w:sz="4" w:space="0" w:color="BDD7EE"/>
+              <w:insideH w:val="single" w:sz="4" w:space="0" w:color="BDD7EE"/>
+              <w:insideV w:val="single" w:sz="4" w:space="0" w:color="BDD7EE"/>
+            </w:tcBorders>
           </w:tcPr>
           <w:p>
             <w:pPr>
-              <w:spacing w:before="0" w:after="0" w:line="240" w:lineRule="auto"/>
+              <w:spacing w:before="0" w:after="20" w:line="240" w:lineRule="auto"/>
             </w:pPr>
             <w:r>
               <w:rPr>
                 <w:rFonts w:ascii="Arial" w:hAnsi="Arial"/>
-                <w:color w:val="243342"/>
+                <w:color w:val="000000"/>
                 <w:sz w:val="17"/>
               </w:rPr>
               <w:t>Austral Feeder</w:t>
@@ -2896,15 +3660,23 @@
               <w:bottom w:w="65" w:type="dxa"/>
               <w:end w:w="80" w:type="dxa"/>
             </w:tcMar>
+            <w:tcBorders>
+              <w:top w:val="single" w:sz="4" w:space="0" w:color="BDD7EE"/>
+              <w:left w:val="single" w:sz="4" w:space="0" w:color="BDD7EE"/>
+              <w:bottom w:val="single" w:sz="4" w:space="0" w:color="BDD7EE"/>
+              <w:right w:val="single" w:sz="4" w:space="0" w:color="BDD7EE"/>
+              <w:insideH w:val="single" w:sz="4" w:space="0" w:color="BDD7EE"/>
+              <w:insideV w:val="single" w:sz="4" w:space="0" w:color="BDD7EE"/>
+            </w:tcBorders>
           </w:tcPr>
           <w:p>
             <w:pPr>
-              <w:spacing w:before="0" w:after="0" w:line="240" w:lineRule="auto"/>
+              <w:spacing w:before="0" w:after="20" w:line="240" w:lineRule="auto"/>
             </w:pPr>
             <w:r>
               <w:rPr>
                 <w:rFonts w:ascii="Arial" w:hAnsi="Arial"/>
-                <w:color w:val="243342"/>
+                <w:color w:val="000000"/>
                 <w:sz w:val="17"/>
               </w:rPr>
               <w:t>Exponencial</w:t>
@@ -2921,15 +3693,23 @@
               <w:bottom w:w="65" w:type="dxa"/>
               <w:end w:w="80" w:type="dxa"/>
             </w:tcMar>
+            <w:tcBorders>
+              <w:top w:val="single" w:sz="4" w:space="0" w:color="BDD7EE"/>
+              <w:left w:val="single" w:sz="4" w:space="0" w:color="BDD7EE"/>
+              <w:bottom w:val="single" w:sz="4" w:space="0" w:color="BDD7EE"/>
+              <w:right w:val="single" w:sz="4" w:space="0" w:color="BDD7EE"/>
+              <w:insideH w:val="single" w:sz="4" w:space="0" w:color="BDD7EE"/>
+              <w:insideV w:val="single" w:sz="4" w:space="0" w:color="BDD7EE"/>
+            </w:tcBorders>
           </w:tcPr>
           <w:p>
             <w:pPr>
-              <w:spacing w:before="0" w:after="0" w:line="240" w:lineRule="auto"/>
+              <w:spacing w:before="0" w:after="20" w:line="240" w:lineRule="auto"/>
             </w:pPr>
             <w:r>
               <w:rPr>
                 <w:rFonts w:ascii="Arial" w:hAnsi="Arial"/>
-                <w:color w:val="243342"/>
+                <w:color w:val="000000"/>
                 <w:sz w:val="17"/>
               </w:rPr>
               <w:t>0,0314</w:t>
@@ -2946,15 +3726,23 @@
               <w:bottom w:w="65" w:type="dxa"/>
               <w:end w:w="80" w:type="dxa"/>
             </w:tcMar>
+            <w:tcBorders>
+              <w:top w:val="single" w:sz="4" w:space="0" w:color="BDD7EE"/>
+              <w:left w:val="single" w:sz="4" w:space="0" w:color="BDD7EE"/>
+              <w:bottom w:val="single" w:sz="4" w:space="0" w:color="BDD7EE"/>
+              <w:right w:val="single" w:sz="4" w:space="0" w:color="BDD7EE"/>
+              <w:insideH w:val="single" w:sz="4" w:space="0" w:color="BDD7EE"/>
+              <w:insideV w:val="single" w:sz="4" w:space="0" w:color="BDD7EE"/>
+            </w:tcBorders>
           </w:tcPr>
           <w:p>
             <w:pPr>
-              <w:spacing w:before="0" w:after="0" w:line="240" w:lineRule="auto"/>
+              <w:spacing w:before="0" w:after="20" w:line="240" w:lineRule="auto"/>
             </w:pPr>
             <w:r>
               <w:rPr>
                 <w:rFonts w:ascii="Arial" w:hAnsi="Arial"/>
-                <w:color w:val="243342"/>
+                <w:color w:val="000000"/>
                 <w:sz w:val="17"/>
               </w:rPr>
               <w:t>0,00093</w:t>
@@ -2971,15 +3759,23 @@
               <w:bottom w:w="65" w:type="dxa"/>
               <w:end w:w="80" w:type="dxa"/>
             </w:tcMar>
+            <w:tcBorders>
+              <w:top w:val="single" w:sz="4" w:space="0" w:color="BDD7EE"/>
+              <w:left w:val="single" w:sz="4" w:space="0" w:color="BDD7EE"/>
+              <w:bottom w:val="single" w:sz="4" w:space="0" w:color="BDD7EE"/>
+              <w:right w:val="single" w:sz="4" w:space="0" w:color="BDD7EE"/>
+              <w:insideH w:val="single" w:sz="4" w:space="0" w:color="BDD7EE"/>
+              <w:insideV w:val="single" w:sz="4" w:space="0" w:color="BDD7EE"/>
+            </w:tcBorders>
           </w:tcPr>
           <w:p>
             <w:pPr>
-              <w:spacing w:before="0" w:after="0" w:line="240" w:lineRule="auto"/>
+              <w:spacing w:before="0" w:after="20" w:line="240" w:lineRule="auto"/>
             </w:pPr>
             <w:r>
               <w:rPr>
                 <w:rFonts w:ascii="Arial" w:hAnsi="Arial"/>
-                <w:color w:val="243342"/>
+                <w:color w:val="000000"/>
                 <w:sz w:val="17"/>
               </w:rPr>
               <w:t>No aceptar como modelo validado.</w:t>
@@ -3001,16 +3797,23 @@
               <w:bottom w:w="65" w:type="dxa"/>
               <w:end w:w="80" w:type="dxa"/>
             </w:tcMar>
-            <w:shd w:fill="F1F6F8"/>
+            <w:tcBorders>
+              <w:top w:val="single" w:sz="4" w:space="0" w:color="BDD7EE"/>
+              <w:left w:val="single" w:sz="4" w:space="0" w:color="BDD7EE"/>
+              <w:bottom w:val="single" w:sz="4" w:space="0" w:color="BDD7EE"/>
+              <w:right w:val="single" w:sz="4" w:space="0" w:color="BDD7EE"/>
+              <w:insideH w:val="single" w:sz="4" w:space="0" w:color="BDD7EE"/>
+              <w:insideV w:val="single" w:sz="4" w:space="0" w:color="BDD7EE"/>
+            </w:tcBorders>
           </w:tcPr>
           <w:p>
             <w:pPr>
-              <w:spacing w:before="0" w:after="0" w:line="240" w:lineRule="auto"/>
+              <w:spacing w:before="0" w:after="20" w:line="240" w:lineRule="auto"/>
             </w:pPr>
             <w:r>
               <w:rPr>
                 <w:rFonts w:ascii="Arial" w:hAnsi="Arial"/>
-                <w:color w:val="243342"/>
+                <w:color w:val="000000"/>
                 <w:sz w:val="17"/>
               </w:rPr>
               <w:t>Andes Container Line</w:t>
@@ -3027,16 +3830,23 @@
               <w:bottom w:w="65" w:type="dxa"/>
               <w:end w:w="80" w:type="dxa"/>
             </w:tcMar>
-            <w:shd w:fill="F1F6F8"/>
+            <w:tcBorders>
+              <w:top w:val="single" w:sz="4" w:space="0" w:color="BDD7EE"/>
+              <w:left w:val="single" w:sz="4" w:space="0" w:color="BDD7EE"/>
+              <w:bottom w:val="single" w:sz="4" w:space="0" w:color="BDD7EE"/>
+              <w:right w:val="single" w:sz="4" w:space="0" w:color="BDD7EE"/>
+              <w:insideH w:val="single" w:sz="4" w:space="0" w:color="BDD7EE"/>
+              <w:insideV w:val="single" w:sz="4" w:space="0" w:color="BDD7EE"/>
+            </w:tcBorders>
           </w:tcPr>
           <w:p>
             <w:pPr>
-              <w:spacing w:before="0" w:after="0" w:line="240" w:lineRule="auto"/>
+              <w:spacing w:before="0" w:after="20" w:line="240" w:lineRule="auto"/>
             </w:pPr>
             <w:r>
               <w:rPr>
                 <w:rFonts w:ascii="Arial" w:hAnsi="Arial"/>
-                <w:color w:val="243342"/>
+                <w:color w:val="000000"/>
                 <w:sz w:val="17"/>
               </w:rPr>
               <w:t>Lognormal</w:t>
@@ -3053,16 +3863,23 @@
               <w:bottom w:w="65" w:type="dxa"/>
               <w:end w:w="80" w:type="dxa"/>
             </w:tcMar>
-            <w:shd w:fill="F1F6F8"/>
+            <w:tcBorders>
+              <w:top w:val="single" w:sz="4" w:space="0" w:color="BDD7EE"/>
+              <w:left w:val="single" w:sz="4" w:space="0" w:color="BDD7EE"/>
+              <w:bottom w:val="single" w:sz="4" w:space="0" w:color="BDD7EE"/>
+              <w:right w:val="single" w:sz="4" w:space="0" w:color="BDD7EE"/>
+              <w:insideH w:val="single" w:sz="4" w:space="0" w:color="BDD7EE"/>
+              <w:insideV w:val="single" w:sz="4" w:space="0" w:color="BDD7EE"/>
+            </w:tcBorders>
           </w:tcPr>
           <w:p>
             <w:pPr>
-              <w:spacing w:before="0" w:after="0" w:line="240" w:lineRule="auto"/>
+              <w:spacing w:before="0" w:after="20" w:line="240" w:lineRule="auto"/>
             </w:pPr>
             <w:r>
               <w:rPr>
                 <w:rFonts w:ascii="Arial" w:hAnsi="Arial"/>
-                <w:color w:val="243342"/>
+                <w:color w:val="000000"/>
                 <w:sz w:val="17"/>
               </w:rPr>
               <w:t>0,0419</w:t>
@@ -3079,16 +3896,23 @@
               <w:bottom w:w="65" w:type="dxa"/>
               <w:end w:w="80" w:type="dxa"/>
             </w:tcMar>
-            <w:shd w:fill="F1F6F8"/>
+            <w:tcBorders>
+              <w:top w:val="single" w:sz="4" w:space="0" w:color="BDD7EE"/>
+              <w:left w:val="single" w:sz="4" w:space="0" w:color="BDD7EE"/>
+              <w:bottom w:val="single" w:sz="4" w:space="0" w:color="BDD7EE"/>
+              <w:right w:val="single" w:sz="4" w:space="0" w:color="BDD7EE"/>
+              <w:insideH w:val="single" w:sz="4" w:space="0" w:color="BDD7EE"/>
+              <w:insideV w:val="single" w:sz="4" w:space="0" w:color="BDD7EE"/>
+            </w:tcBorders>
           </w:tcPr>
           <w:p>
             <w:pPr>
-              <w:spacing w:before="0" w:after="0" w:line="240" w:lineRule="auto"/>
+              <w:spacing w:before="0" w:after="20" w:line="240" w:lineRule="auto"/>
             </w:pPr>
             <w:r>
               <w:rPr>
                 <w:rFonts w:ascii="Arial" w:hAnsi="Arial"/>
-                <w:color w:val="243342"/>
+                <w:color w:val="000000"/>
                 <w:sz w:val="17"/>
               </w:rPr>
               <w:t>0,000016</w:t>
@@ -3105,16 +3929,23 @@
               <w:bottom w:w="65" w:type="dxa"/>
               <w:end w:w="80" w:type="dxa"/>
             </w:tcMar>
-            <w:shd w:fill="F1F6F8"/>
+            <w:tcBorders>
+              <w:top w:val="single" w:sz="4" w:space="0" w:color="BDD7EE"/>
+              <w:left w:val="single" w:sz="4" w:space="0" w:color="BDD7EE"/>
+              <w:bottom w:val="single" w:sz="4" w:space="0" w:color="BDD7EE"/>
+              <w:right w:val="single" w:sz="4" w:space="0" w:color="BDD7EE"/>
+              <w:insideH w:val="single" w:sz="4" w:space="0" w:color="BDD7EE"/>
+              <w:insideV w:val="single" w:sz="4" w:space="0" w:color="BDD7EE"/>
+            </w:tcBorders>
           </w:tcPr>
           <w:p>
             <w:pPr>
-              <w:spacing w:before="0" w:after="0" w:line="240" w:lineRule="auto"/>
+              <w:spacing w:before="0" w:after="20" w:line="240" w:lineRule="auto"/>
             </w:pPr>
             <w:r>
               <w:rPr>
                 <w:rFonts w:ascii="Arial" w:hAnsi="Arial"/>
-                <w:color w:val="243342"/>
+                <w:color w:val="000000"/>
                 <w:sz w:val="17"/>
               </w:rPr>
               <w:t>No aceptar como modelo validado.</w:t>
@@ -3136,15 +3967,23 @@
               <w:bottom w:w="65" w:type="dxa"/>
               <w:end w:w="80" w:type="dxa"/>
             </w:tcMar>
+            <w:tcBorders>
+              <w:top w:val="single" w:sz="4" w:space="0" w:color="BDD7EE"/>
+              <w:left w:val="single" w:sz="4" w:space="0" w:color="BDD7EE"/>
+              <w:bottom w:val="single" w:sz="4" w:space="0" w:color="BDD7EE"/>
+              <w:right w:val="single" w:sz="4" w:space="0" w:color="BDD7EE"/>
+              <w:insideH w:val="single" w:sz="4" w:space="0" w:color="BDD7EE"/>
+              <w:insideV w:val="single" w:sz="4" w:space="0" w:color="BDD7EE"/>
+            </w:tcBorders>
           </w:tcPr>
           <w:p>
             <w:pPr>
-              <w:spacing w:before="0" w:after="0" w:line="240" w:lineRule="auto"/>
+              <w:spacing w:before="0" w:after="20" w:line="240" w:lineRule="auto"/>
             </w:pPr>
             <w:r>
               <w:rPr>
                 <w:rFonts w:ascii="Arial" w:hAnsi="Arial"/>
-                <w:color w:val="243342"/>
+                <w:color w:val="000000"/>
                 <w:sz w:val="17"/>
               </w:rPr>
               <w:t>TransPatagonia Line</w:t>
@@ -3161,15 +4000,23 @@
               <w:bottom w:w="65" w:type="dxa"/>
               <w:end w:w="80" w:type="dxa"/>
             </w:tcMar>
+            <w:tcBorders>
+              <w:top w:val="single" w:sz="4" w:space="0" w:color="BDD7EE"/>
+              <w:left w:val="single" w:sz="4" w:space="0" w:color="BDD7EE"/>
+              <w:bottom w:val="single" w:sz="4" w:space="0" w:color="BDD7EE"/>
+              <w:right w:val="single" w:sz="4" w:space="0" w:color="BDD7EE"/>
+              <w:insideH w:val="single" w:sz="4" w:space="0" w:color="BDD7EE"/>
+              <w:insideV w:val="single" w:sz="4" w:space="0" w:color="BDD7EE"/>
+            </w:tcBorders>
           </w:tcPr>
           <w:p>
             <w:pPr>
-              <w:spacing w:before="0" w:after="0" w:line="240" w:lineRule="auto"/>
+              <w:spacing w:before="0" w:after="20" w:line="240" w:lineRule="auto"/>
             </w:pPr>
             <w:r>
               <w:rPr>
                 <w:rFonts w:ascii="Arial" w:hAnsi="Arial"/>
-                <w:color w:val="243342"/>
+                <w:color w:val="000000"/>
                 <w:sz w:val="17"/>
               </w:rPr>
               <w:t>Exponencial</w:t>
@@ -3186,15 +4033,23 @@
               <w:bottom w:w="65" w:type="dxa"/>
               <w:end w:w="80" w:type="dxa"/>
             </w:tcMar>
+            <w:tcBorders>
+              <w:top w:val="single" w:sz="4" w:space="0" w:color="BDD7EE"/>
+              <w:left w:val="single" w:sz="4" w:space="0" w:color="BDD7EE"/>
+              <w:bottom w:val="single" w:sz="4" w:space="0" w:color="BDD7EE"/>
+              <w:right w:val="single" w:sz="4" w:space="0" w:color="BDD7EE"/>
+              <w:insideH w:val="single" w:sz="4" w:space="0" w:color="BDD7EE"/>
+              <w:insideV w:val="single" w:sz="4" w:space="0" w:color="BDD7EE"/>
+            </w:tcBorders>
           </w:tcPr>
           <w:p>
             <w:pPr>
-              <w:spacing w:before="0" w:after="0" w:line="240" w:lineRule="auto"/>
+              <w:spacing w:before="0" w:after="20" w:line="240" w:lineRule="auto"/>
             </w:pPr>
             <w:r>
               <w:rPr>
                 <w:rFonts w:ascii="Arial" w:hAnsi="Arial"/>
-                <w:color w:val="243342"/>
+                <w:color w:val="000000"/>
                 <w:sz w:val="17"/>
               </w:rPr>
               <w:t>0,0344</w:t>
@@ -3211,15 +4066,23 @@
               <w:bottom w:w="65" w:type="dxa"/>
               <w:end w:w="80" w:type="dxa"/>
             </w:tcMar>
+            <w:tcBorders>
+              <w:top w:val="single" w:sz="4" w:space="0" w:color="BDD7EE"/>
+              <w:left w:val="single" w:sz="4" w:space="0" w:color="BDD7EE"/>
+              <w:bottom w:val="single" w:sz="4" w:space="0" w:color="BDD7EE"/>
+              <w:right w:val="single" w:sz="4" w:space="0" w:color="BDD7EE"/>
+              <w:insideH w:val="single" w:sz="4" w:space="0" w:color="BDD7EE"/>
+              <w:insideV w:val="single" w:sz="4" w:space="0" w:color="BDD7EE"/>
+            </w:tcBorders>
           </w:tcPr>
           <w:p>
             <w:pPr>
-              <w:spacing w:before="0" w:after="0" w:line="240" w:lineRule="auto"/>
+              <w:spacing w:before="0" w:after="20" w:line="240" w:lineRule="auto"/>
             </w:pPr>
             <w:r>
               <w:rPr>
                 <w:rFonts w:ascii="Arial" w:hAnsi="Arial"/>
-                <w:color w:val="243342"/>
+                <w:color w:val="000000"/>
                 <w:sz w:val="17"/>
               </w:rPr>
               <w:t>0,0396</w:t>
@@ -3236,15 +4099,23 @@
               <w:bottom w:w="65" w:type="dxa"/>
               <w:end w:w="80" w:type="dxa"/>
             </w:tcMar>
+            <w:tcBorders>
+              <w:top w:val="single" w:sz="4" w:space="0" w:color="BDD7EE"/>
+              <w:left w:val="single" w:sz="4" w:space="0" w:color="BDD7EE"/>
+              <w:bottom w:val="single" w:sz="4" w:space="0" w:color="BDD7EE"/>
+              <w:right w:val="single" w:sz="4" w:space="0" w:color="BDD7EE"/>
+              <w:insideH w:val="single" w:sz="4" w:space="0" w:color="BDD7EE"/>
+              <w:insideV w:val="single" w:sz="4" w:space="0" w:color="BDD7EE"/>
+            </w:tcBorders>
           </w:tcPr>
           <w:p>
             <w:pPr>
-              <w:spacing w:before="0" w:after="0" w:line="240" w:lineRule="auto"/>
+              <w:spacing w:before="0" w:after="20" w:line="240" w:lineRule="auto"/>
             </w:pPr>
             <w:r>
               <w:rPr>
                 <w:rFonts w:ascii="Arial" w:hAnsi="Arial"/>
-                <w:color w:val="243342"/>
+                <w:color w:val="000000"/>
                 <w:sz w:val="17"/>
               </w:rPr>
               <w:t>No aceptar al nivel 5%.</w:t>
@@ -3266,16 +4137,23 @@
               <w:bottom w:w="65" w:type="dxa"/>
               <w:end w:w="80" w:type="dxa"/>
             </w:tcMar>
-            <w:shd w:fill="F1F6F8"/>
+            <w:tcBorders>
+              <w:top w:val="single" w:sz="4" w:space="0" w:color="BDD7EE"/>
+              <w:left w:val="single" w:sz="4" w:space="0" w:color="BDD7EE"/>
+              <w:bottom w:val="single" w:sz="4" w:space="0" w:color="BDD7EE"/>
+              <w:right w:val="single" w:sz="4" w:space="0" w:color="BDD7EE"/>
+              <w:insideH w:val="single" w:sz="4" w:space="0" w:color="BDD7EE"/>
+              <w:insideV w:val="single" w:sz="4" w:space="0" w:color="BDD7EE"/>
+            </w:tcBorders>
           </w:tcPr>
           <w:p>
             <w:pPr>
-              <w:spacing w:before="0" w:after="0" w:line="240" w:lineRule="auto"/>
+              <w:spacing w:before="0" w:after="20" w:line="240" w:lineRule="auto"/>
             </w:pPr>
             <w:r>
               <w:rPr>
                 <w:rFonts w:ascii="Arial" w:hAnsi="Arial"/>
-                <w:color w:val="243342"/>
+                <w:color w:val="000000"/>
                 <w:sz w:val="17"/>
               </w:rPr>
               <w:t>Arribos agregados</w:t>
@@ -3292,16 +4170,23 @@
               <w:bottom w:w="65" w:type="dxa"/>
               <w:end w:w="80" w:type="dxa"/>
             </w:tcMar>
-            <w:shd w:fill="F1F6F8"/>
+            <w:tcBorders>
+              <w:top w:val="single" w:sz="4" w:space="0" w:color="BDD7EE"/>
+              <w:left w:val="single" w:sz="4" w:space="0" w:color="BDD7EE"/>
+              <w:bottom w:val="single" w:sz="4" w:space="0" w:color="BDD7EE"/>
+              <w:right w:val="single" w:sz="4" w:space="0" w:color="BDD7EE"/>
+              <w:insideH w:val="single" w:sz="4" w:space="0" w:color="BDD7EE"/>
+              <w:insideV w:val="single" w:sz="4" w:space="0" w:color="BDD7EE"/>
+            </w:tcBorders>
           </w:tcPr>
           <w:p>
             <w:pPr>
-              <w:spacing w:before="0" w:after="0" w:line="240" w:lineRule="auto"/>
+              <w:spacing w:before="0" w:after="20" w:line="240" w:lineRule="auto"/>
             </w:pPr>
             <w:r>
               <w:rPr>
                 <w:rFonts w:ascii="Arial" w:hAnsi="Arial"/>
-                <w:color w:val="243342"/>
+                <w:color w:val="000000"/>
                 <w:sz w:val="17"/>
               </w:rPr>
               <w:t>Lognormal</w:t>
@@ -3318,16 +4203,23 @@
               <w:bottom w:w="65" w:type="dxa"/>
               <w:end w:w="80" w:type="dxa"/>
             </w:tcMar>
-            <w:shd w:fill="F1F6F8"/>
+            <w:tcBorders>
+              <w:top w:val="single" w:sz="4" w:space="0" w:color="BDD7EE"/>
+              <w:left w:val="single" w:sz="4" w:space="0" w:color="BDD7EE"/>
+              <w:bottom w:val="single" w:sz="4" w:space="0" w:color="BDD7EE"/>
+              <w:right w:val="single" w:sz="4" w:space="0" w:color="BDD7EE"/>
+              <w:insideH w:val="single" w:sz="4" w:space="0" w:color="BDD7EE"/>
+              <w:insideV w:val="single" w:sz="4" w:space="0" w:color="BDD7EE"/>
+            </w:tcBorders>
           </w:tcPr>
           <w:p>
             <w:pPr>
-              <w:spacing w:before="0" w:after="0" w:line="240" w:lineRule="auto"/>
+              <w:spacing w:before="0" w:after="20" w:line="240" w:lineRule="auto"/>
             </w:pPr>
             <w:r>
               <w:rPr>
                 <w:rFonts w:ascii="Arial" w:hAnsi="Arial"/>
-                <w:color w:val="243342"/>
+                <w:color w:val="000000"/>
                 <w:sz w:val="17"/>
               </w:rPr>
               <w:t>0,0325</w:t>
@@ -3344,16 +4236,23 @@
               <w:bottom w:w="65" w:type="dxa"/>
               <w:end w:w="80" w:type="dxa"/>
             </w:tcMar>
-            <w:shd w:fill="F1F6F8"/>
+            <w:tcBorders>
+              <w:top w:val="single" w:sz="4" w:space="0" w:color="BDD7EE"/>
+              <w:left w:val="single" w:sz="4" w:space="0" w:color="BDD7EE"/>
+              <w:bottom w:val="single" w:sz="4" w:space="0" w:color="BDD7EE"/>
+              <w:right w:val="single" w:sz="4" w:space="0" w:color="BDD7EE"/>
+              <w:insideH w:val="single" w:sz="4" w:space="0" w:color="BDD7EE"/>
+              <w:insideV w:val="single" w:sz="4" w:space="0" w:color="BDD7EE"/>
+            </w:tcBorders>
           </w:tcPr>
           <w:p>
             <w:pPr>
-              <w:spacing w:before="0" w:after="0" w:line="240" w:lineRule="auto"/>
+              <w:spacing w:before="0" w:after="20" w:line="240" w:lineRule="auto"/>
             </w:pPr>
             <w:r>
               <w:rPr>
                 <w:rFonts w:ascii="Arial" w:hAnsi="Arial"/>
-                <w:color w:val="243342"/>
+                <w:color w:val="000000"/>
                 <w:sz w:val="17"/>
               </w:rPr>
               <w:t>0,000000016</w:t>
@@ -3370,16 +4269,23 @@
               <w:bottom w:w="65" w:type="dxa"/>
               <w:end w:w="80" w:type="dxa"/>
             </w:tcMar>
-            <w:shd w:fill="F1F6F8"/>
+            <w:tcBorders>
+              <w:top w:val="single" w:sz="4" w:space="0" w:color="BDD7EE"/>
+              <w:left w:val="single" w:sz="4" w:space="0" w:color="BDD7EE"/>
+              <w:bottom w:val="single" w:sz="4" w:space="0" w:color="BDD7EE"/>
+              <w:right w:val="single" w:sz="4" w:space="0" w:color="BDD7EE"/>
+              <w:insideH w:val="single" w:sz="4" w:space="0" w:color="BDD7EE"/>
+              <w:insideV w:val="single" w:sz="4" w:space="0" w:color="BDD7EE"/>
+            </w:tcBorders>
           </w:tcPr>
           <w:p>
             <w:pPr>
-              <w:spacing w:before="0" w:after="0" w:line="240" w:lineRule="auto"/>
+              <w:spacing w:before="0" w:after="20" w:line="240" w:lineRule="auto"/>
             </w:pPr>
             <w:r>
               <w:rPr>
                 <w:rFonts w:ascii="Arial" w:hAnsi="Arial"/>
-                <w:color w:val="243342"/>
+                <w:color w:val="000000"/>
                 <w:sz w:val="17"/>
               </w:rPr>
               <w:t>No aceptar como modelo validado.</w:t>
@@ -3557,7 +4463,7 @@
       <w:tblPr>
         <w:tblW w:type="auto" w:w="0"/>
         <w:jc w:val="center"/>
-        <w:tblLayout w:type="autofit"/>
+        <w:tblLayout w:type="fixed"/>
         <w:tblLook w:firstColumn="1" w:firstRow="1" w:lastColumn="0" w:lastRow="0" w:noHBand="0" w:noVBand="1" w:val="04A0"/>
         <w:tblBorders>
           <w:top w:val="single" w:sz="4" w:color="D5DEE6"/>
@@ -3593,19 +4499,27 @@
               <w:bottom w:w="65" w:type="dxa"/>
               <w:end w:w="80" w:type="dxa"/>
             </w:tcMar>
-            <w:shd w:fill="1F3B59"/>
+            <w:shd w:fill="DDEBF7" w:val="clear"/>
+            <w:tcBorders>
+              <w:top w:val="single" w:sz="4" w:space="0" w:color="BDD7EE"/>
+              <w:left w:val="single" w:sz="4" w:space="0" w:color="BDD7EE"/>
+              <w:bottom w:val="single" w:sz="4" w:space="0" w:color="BDD7EE"/>
+              <w:right w:val="single" w:sz="4" w:space="0" w:color="BDD7EE"/>
+              <w:insideH w:val="single" w:sz="4" w:space="0" w:color="BDD7EE"/>
+              <w:insideV w:val="single" w:sz="4" w:space="0" w:color="BDD7EE"/>
+            </w:tcBorders>
           </w:tcPr>
           <w:p>
             <w:pPr>
               <w:keepNext/>
-              <w:spacing w:before="0" w:after="0" w:line="240" w:lineRule="auto"/>
+              <w:spacing w:before="0" w:after="20" w:line="240" w:lineRule="auto"/>
             </w:pPr>
             <w:r>
               <w:rPr>
                 <w:rFonts w:ascii="Arial" w:hAnsi="Arial"/>
                 <w:b/>
-                <w:color w:val="FFFFFF"/>
-                <w:sz w:val="16"/>
+                <w:color w:val="000000"/>
+                <w:sz w:val="17"/>
               </w:rPr>
               <w:t>Modelo</w:t>
             </w:r>
@@ -3621,19 +4535,27 @@
               <w:bottom w:w="65" w:type="dxa"/>
               <w:end w:w="80" w:type="dxa"/>
             </w:tcMar>
-            <w:shd w:fill="1F3B59"/>
+            <w:shd w:fill="DDEBF7" w:val="clear"/>
+            <w:tcBorders>
+              <w:top w:val="single" w:sz="4" w:space="0" w:color="BDD7EE"/>
+              <w:left w:val="single" w:sz="4" w:space="0" w:color="BDD7EE"/>
+              <w:bottom w:val="single" w:sz="4" w:space="0" w:color="BDD7EE"/>
+              <w:right w:val="single" w:sz="4" w:space="0" w:color="BDD7EE"/>
+              <w:insideH w:val="single" w:sz="4" w:space="0" w:color="BDD7EE"/>
+              <w:insideV w:val="single" w:sz="4" w:space="0" w:color="BDD7EE"/>
+            </w:tcBorders>
           </w:tcPr>
           <w:p>
             <w:pPr>
               <w:keepNext/>
-              <w:spacing w:before="0" w:after="0" w:line="240" w:lineRule="auto"/>
+              <w:spacing w:before="0" w:after="20" w:line="240" w:lineRule="auto"/>
             </w:pPr>
             <w:r>
               <w:rPr>
                 <w:rFonts w:ascii="Arial" w:hAnsi="Arial"/>
                 <w:b/>
-                <w:color w:val="FFFFFF"/>
-                <w:sz w:val="16"/>
+                <w:color w:val="000000"/>
+                <w:sz w:val="17"/>
               </w:rPr>
               <w:t>Hipótesis adicional</w:t>
             </w:r>
@@ -3649,19 +4571,27 @@
               <w:bottom w:w="65" w:type="dxa"/>
               <w:end w:w="80" w:type="dxa"/>
             </w:tcMar>
-            <w:shd w:fill="1F3B59"/>
+            <w:shd w:fill="DDEBF7" w:val="clear"/>
+            <w:tcBorders>
+              <w:top w:val="single" w:sz="4" w:space="0" w:color="BDD7EE"/>
+              <w:left w:val="single" w:sz="4" w:space="0" w:color="BDD7EE"/>
+              <w:bottom w:val="single" w:sz="4" w:space="0" w:color="BDD7EE"/>
+              <w:right w:val="single" w:sz="4" w:space="0" w:color="BDD7EE"/>
+              <w:insideH w:val="single" w:sz="4" w:space="0" w:color="BDD7EE"/>
+              <w:insideV w:val="single" w:sz="4" w:space="0" w:color="BDD7EE"/>
+            </w:tcBorders>
           </w:tcPr>
           <w:p>
             <w:pPr>
               <w:keepNext/>
-              <w:spacing w:before="0" w:after="0" w:line="240" w:lineRule="auto"/>
+              <w:spacing w:before="0" w:after="20" w:line="240" w:lineRule="auto"/>
             </w:pPr>
             <w:r>
               <w:rPr>
                 <w:rFonts w:ascii="Arial" w:hAnsi="Arial"/>
                 <w:b/>
-                <w:color w:val="FFFFFF"/>
-                <w:sz w:val="16"/>
+                <w:color w:val="000000"/>
+                <w:sz w:val="17"/>
               </w:rPr>
               <w:t>ρ</w:t>
             </w:r>
@@ -3677,19 +4607,27 @@
               <w:bottom w:w="65" w:type="dxa"/>
               <w:end w:w="80" w:type="dxa"/>
             </w:tcMar>
-            <w:shd w:fill="1F3B59"/>
+            <w:shd w:fill="DDEBF7" w:val="clear"/>
+            <w:tcBorders>
+              <w:top w:val="single" w:sz="4" w:space="0" w:color="BDD7EE"/>
+              <w:left w:val="single" w:sz="4" w:space="0" w:color="BDD7EE"/>
+              <w:bottom w:val="single" w:sz="4" w:space="0" w:color="BDD7EE"/>
+              <w:right w:val="single" w:sz="4" w:space="0" w:color="BDD7EE"/>
+              <w:insideH w:val="single" w:sz="4" w:space="0" w:color="BDD7EE"/>
+              <w:insideV w:val="single" w:sz="4" w:space="0" w:color="BDD7EE"/>
+            </w:tcBorders>
           </w:tcPr>
           <w:p>
             <w:pPr>
               <w:keepNext/>
-              <w:spacing w:before="0" w:after="0" w:line="240" w:lineRule="auto"/>
+              <w:spacing w:before="0" w:after="20" w:line="240" w:lineRule="auto"/>
             </w:pPr>
             <w:r>
               <w:rPr>
                 <w:rFonts w:ascii="Arial" w:hAnsi="Arial"/>
                 <w:b/>
-                <w:color w:val="FFFFFF"/>
-                <w:sz w:val="16"/>
+                <w:color w:val="000000"/>
+                <w:sz w:val="17"/>
               </w:rPr>
               <w:t>Prob. espera</w:t>
             </w:r>
@@ -3705,19 +4643,27 @@
               <w:bottom w:w="65" w:type="dxa"/>
               <w:end w:w="80" w:type="dxa"/>
             </w:tcMar>
-            <w:shd w:fill="1F3B59"/>
+            <w:shd w:fill="DDEBF7" w:val="clear"/>
+            <w:tcBorders>
+              <w:top w:val="single" w:sz="4" w:space="0" w:color="BDD7EE"/>
+              <w:left w:val="single" w:sz="4" w:space="0" w:color="BDD7EE"/>
+              <w:bottom w:val="single" w:sz="4" w:space="0" w:color="BDD7EE"/>
+              <w:right w:val="single" w:sz="4" w:space="0" w:color="BDD7EE"/>
+              <w:insideH w:val="single" w:sz="4" w:space="0" w:color="BDD7EE"/>
+              <w:insideV w:val="single" w:sz="4" w:space="0" w:color="BDD7EE"/>
+            </w:tcBorders>
           </w:tcPr>
           <w:p>
             <w:pPr>
               <w:keepNext/>
-              <w:spacing w:before="0" w:after="0" w:line="240" w:lineRule="auto"/>
+              <w:spacing w:before="0" w:after="20" w:line="240" w:lineRule="auto"/>
             </w:pPr>
             <w:r>
               <w:rPr>
                 <w:rFonts w:ascii="Arial" w:hAnsi="Arial"/>
                 <w:b/>
-                <w:color w:val="FFFFFF"/>
-                <w:sz w:val="16"/>
+                <w:color w:val="000000"/>
+                <w:sz w:val="17"/>
               </w:rPr>
               <w:t>Wq</w:t>
             </w:r>
@@ -3733,19 +4679,27 @@
               <w:bottom w:w="65" w:type="dxa"/>
               <w:end w:w="80" w:type="dxa"/>
             </w:tcMar>
-            <w:shd w:fill="1F3B59"/>
+            <w:shd w:fill="DDEBF7" w:val="clear"/>
+            <w:tcBorders>
+              <w:top w:val="single" w:sz="4" w:space="0" w:color="BDD7EE"/>
+              <w:left w:val="single" w:sz="4" w:space="0" w:color="BDD7EE"/>
+              <w:bottom w:val="single" w:sz="4" w:space="0" w:color="BDD7EE"/>
+              <w:right w:val="single" w:sz="4" w:space="0" w:color="BDD7EE"/>
+              <w:insideH w:val="single" w:sz="4" w:space="0" w:color="BDD7EE"/>
+              <w:insideV w:val="single" w:sz="4" w:space="0" w:color="BDD7EE"/>
+            </w:tcBorders>
           </w:tcPr>
           <w:p>
             <w:pPr>
               <w:keepNext/>
-              <w:spacing w:before="0" w:after="0" w:line="240" w:lineRule="auto"/>
+              <w:spacing w:before="0" w:after="20" w:line="240" w:lineRule="auto"/>
             </w:pPr>
             <w:r>
               <w:rPr>
                 <w:rFonts w:ascii="Arial" w:hAnsi="Arial"/>
                 <w:b/>
-                <w:color w:val="FFFFFF"/>
-                <w:sz w:val="16"/>
+                <w:color w:val="000000"/>
+                <w:sz w:val="17"/>
               </w:rPr>
               <w:t>S</w:t>
             </w:r>
@@ -3761,19 +4715,27 @@
               <w:bottom w:w="65" w:type="dxa"/>
               <w:end w:w="80" w:type="dxa"/>
             </w:tcMar>
-            <w:shd w:fill="1F3B59"/>
+            <w:shd w:fill="DDEBF7" w:val="clear"/>
+            <w:tcBorders>
+              <w:top w:val="single" w:sz="4" w:space="0" w:color="BDD7EE"/>
+              <w:left w:val="single" w:sz="4" w:space="0" w:color="BDD7EE"/>
+              <w:bottom w:val="single" w:sz="4" w:space="0" w:color="BDD7EE"/>
+              <w:right w:val="single" w:sz="4" w:space="0" w:color="BDD7EE"/>
+              <w:insideH w:val="single" w:sz="4" w:space="0" w:color="BDD7EE"/>
+              <w:insideV w:val="single" w:sz="4" w:space="0" w:color="BDD7EE"/>
+            </w:tcBorders>
           </w:tcPr>
           <w:p>
             <w:pPr>
               <w:keepNext/>
-              <w:spacing w:before="0" w:after="0" w:line="240" w:lineRule="auto"/>
+              <w:spacing w:before="0" w:after="20" w:line="240" w:lineRule="auto"/>
             </w:pPr>
             <w:r>
               <w:rPr>
                 <w:rFonts w:ascii="Arial" w:hAnsi="Arial"/>
                 <w:b/>
-                <w:color w:val="FFFFFF"/>
-                <w:sz w:val="16"/>
+                <w:color w:val="000000"/>
+                <w:sz w:val="17"/>
               </w:rPr>
               <w:t>W</w:t>
             </w:r>
@@ -3789,19 +4751,27 @@
               <w:bottom w:w="65" w:type="dxa"/>
               <w:end w:w="80" w:type="dxa"/>
             </w:tcMar>
-            <w:shd w:fill="1F3B59"/>
+            <w:shd w:fill="DDEBF7" w:val="clear"/>
+            <w:tcBorders>
+              <w:top w:val="single" w:sz="4" w:space="0" w:color="BDD7EE"/>
+              <w:left w:val="single" w:sz="4" w:space="0" w:color="BDD7EE"/>
+              <w:bottom w:val="single" w:sz="4" w:space="0" w:color="BDD7EE"/>
+              <w:right w:val="single" w:sz="4" w:space="0" w:color="BDD7EE"/>
+              <w:insideH w:val="single" w:sz="4" w:space="0" w:color="BDD7EE"/>
+              <w:insideV w:val="single" w:sz="4" w:space="0" w:color="BDD7EE"/>
+            </w:tcBorders>
           </w:tcPr>
           <w:p>
             <w:pPr>
               <w:keepNext/>
-              <w:spacing w:before="0" w:after="0" w:line="240" w:lineRule="auto"/>
+              <w:spacing w:before="0" w:after="20" w:line="240" w:lineRule="auto"/>
             </w:pPr>
             <w:r>
               <w:rPr>
                 <w:rFonts w:ascii="Arial" w:hAnsi="Arial"/>
                 <w:b/>
-                <w:color w:val="FFFFFF"/>
-                <w:sz w:val="16"/>
+                <w:color w:val="000000"/>
+                <w:sz w:val="17"/>
               </w:rPr>
               <w:t>L</w:t>
             </w:r>
@@ -3822,16 +4792,24 @@
               <w:bottom w:w="65" w:type="dxa"/>
               <w:end w:w="80" w:type="dxa"/>
             </w:tcMar>
+            <w:tcBorders>
+              <w:top w:val="single" w:sz="4" w:space="0" w:color="BDD7EE"/>
+              <w:left w:val="single" w:sz="4" w:space="0" w:color="BDD7EE"/>
+              <w:bottom w:val="single" w:sz="4" w:space="0" w:color="BDD7EE"/>
+              <w:right w:val="single" w:sz="4" w:space="0" w:color="BDD7EE"/>
+              <w:insideH w:val="single" w:sz="4" w:space="0" w:color="BDD7EE"/>
+              <w:insideV w:val="single" w:sz="4" w:space="0" w:color="BDD7EE"/>
+            </w:tcBorders>
           </w:tcPr>
           <w:p>
             <w:pPr>
-              <w:spacing w:before="0" w:after="0" w:line="240" w:lineRule="auto"/>
+              <w:spacing w:before="0" w:after="20" w:line="240" w:lineRule="auto"/>
             </w:pPr>
             <w:r>
               <w:rPr>
                 <w:rFonts w:ascii="Arial" w:hAnsi="Arial"/>
-                <w:color w:val="243342"/>
-                <w:sz w:val="16"/>
+                <w:color w:val="000000"/>
+                <w:sz w:val="17"/>
               </w:rPr>
               <w:t>M/M/3, Erlang C</w:t>
             </w:r>
@@ -3847,16 +4825,24 @@
               <w:bottom w:w="65" w:type="dxa"/>
               <w:end w:w="80" w:type="dxa"/>
             </w:tcMar>
+            <w:tcBorders>
+              <w:top w:val="single" w:sz="4" w:space="0" w:color="BDD7EE"/>
+              <w:left w:val="single" w:sz="4" w:space="0" w:color="BDD7EE"/>
+              <w:bottom w:val="single" w:sz="4" w:space="0" w:color="BDD7EE"/>
+              <w:right w:val="single" w:sz="4" w:space="0" w:color="BDD7EE"/>
+              <w:insideH w:val="single" w:sz="4" w:space="0" w:color="BDD7EE"/>
+              <w:insideV w:val="single" w:sz="4" w:space="0" w:color="BDD7EE"/>
+            </w:tcBorders>
           </w:tcPr>
           <w:p>
             <w:pPr>
-              <w:spacing w:before="0" w:after="0" w:line="240" w:lineRule="auto"/>
+              <w:spacing w:before="0" w:after="20" w:line="240" w:lineRule="auto"/>
             </w:pPr>
             <w:r>
               <w:rPr>
                 <w:rFonts w:ascii="Arial" w:hAnsi="Arial"/>
-                <w:color w:val="243342"/>
-                <w:sz w:val="16"/>
+                <w:color w:val="000000"/>
+                <w:sz w:val="17"/>
               </w:rPr>
               <w:t>Arribos Poisson y servicio exponencial; 3 servidores</w:t>
             </w:r>
@@ -3872,16 +4858,24 @@
               <w:bottom w:w="65" w:type="dxa"/>
               <w:end w:w="80" w:type="dxa"/>
             </w:tcMar>
+            <w:tcBorders>
+              <w:top w:val="single" w:sz="4" w:space="0" w:color="BDD7EE"/>
+              <w:left w:val="single" w:sz="4" w:space="0" w:color="BDD7EE"/>
+              <w:bottom w:val="single" w:sz="4" w:space="0" w:color="BDD7EE"/>
+              <w:right w:val="single" w:sz="4" w:space="0" w:color="BDD7EE"/>
+              <w:insideH w:val="single" w:sz="4" w:space="0" w:color="BDD7EE"/>
+              <w:insideV w:val="single" w:sz="4" w:space="0" w:color="BDD7EE"/>
+            </w:tcBorders>
           </w:tcPr>
           <w:p>
             <w:pPr>
-              <w:spacing w:before="0" w:after="0" w:line="240" w:lineRule="auto"/>
+              <w:spacing w:before="0" w:after="20" w:line="240" w:lineRule="auto"/>
             </w:pPr>
             <w:r>
               <w:rPr>
                 <w:rFonts w:ascii="Arial" w:hAnsi="Arial"/>
-                <w:color w:val="243342"/>
-                <w:sz w:val="16"/>
+                <w:color w:val="000000"/>
+                <w:sz w:val="17"/>
               </w:rPr>
               <w:t>0,808</w:t>
             </w:r>
@@ -3897,16 +4891,24 @@
               <w:bottom w:w="65" w:type="dxa"/>
               <w:end w:w="80" w:type="dxa"/>
             </w:tcMar>
+            <w:tcBorders>
+              <w:top w:val="single" w:sz="4" w:space="0" w:color="BDD7EE"/>
+              <w:left w:val="single" w:sz="4" w:space="0" w:color="BDD7EE"/>
+              <w:bottom w:val="single" w:sz="4" w:space="0" w:color="BDD7EE"/>
+              <w:right w:val="single" w:sz="4" w:space="0" w:color="BDD7EE"/>
+              <w:insideH w:val="single" w:sz="4" w:space="0" w:color="BDD7EE"/>
+              <w:insideV w:val="single" w:sz="4" w:space="0" w:color="BDD7EE"/>
+            </w:tcBorders>
           </w:tcPr>
           <w:p>
             <w:pPr>
-              <w:spacing w:before="0" w:after="0" w:line="240" w:lineRule="auto"/>
+              <w:spacing w:before="0" w:after="20" w:line="240" w:lineRule="auto"/>
             </w:pPr>
             <w:r>
               <w:rPr>
                 <w:rFonts w:ascii="Arial" w:hAnsi="Arial"/>
-                <w:color w:val="243342"/>
-                <w:sz w:val="16"/>
+                <w:color w:val="000000"/>
+                <w:sz w:val="17"/>
               </w:rPr>
               <w:t>66,0%</w:t>
             </w:r>
@@ -3922,16 +4924,24 @@
               <w:bottom w:w="65" w:type="dxa"/>
               <w:end w:w="80" w:type="dxa"/>
             </w:tcMar>
+            <w:tcBorders>
+              <w:top w:val="single" w:sz="4" w:space="0" w:color="BDD7EE"/>
+              <w:left w:val="single" w:sz="4" w:space="0" w:color="BDD7EE"/>
+              <w:bottom w:val="single" w:sz="4" w:space="0" w:color="BDD7EE"/>
+              <w:right w:val="single" w:sz="4" w:space="0" w:color="BDD7EE"/>
+              <w:insideH w:val="single" w:sz="4" w:space="0" w:color="BDD7EE"/>
+              <w:insideV w:val="single" w:sz="4" w:space="0" w:color="BDD7EE"/>
+            </w:tcBorders>
           </w:tcPr>
           <w:p>
             <w:pPr>
-              <w:spacing w:before="0" w:after="0" w:line="240" w:lineRule="auto"/>
+              <w:spacing w:before="0" w:after="20" w:line="240" w:lineRule="auto"/>
             </w:pPr>
             <w:r>
               <w:rPr>
                 <w:rFonts w:ascii="Arial" w:hAnsi="Arial"/>
-                <w:color w:val="243342"/>
-                <w:sz w:val="16"/>
+                <w:color w:val="000000"/>
+                <w:sz w:val="17"/>
               </w:rPr>
               <w:t>8,24 h</w:t>
             </w:r>
@@ -3947,16 +4957,24 @@
               <w:bottom w:w="65" w:type="dxa"/>
               <w:end w:w="80" w:type="dxa"/>
             </w:tcMar>
+            <w:tcBorders>
+              <w:top w:val="single" w:sz="4" w:space="0" w:color="BDD7EE"/>
+              <w:left w:val="single" w:sz="4" w:space="0" w:color="BDD7EE"/>
+              <w:bottom w:val="single" w:sz="4" w:space="0" w:color="BDD7EE"/>
+              <w:right w:val="single" w:sz="4" w:space="0" w:color="BDD7EE"/>
+              <w:insideH w:val="single" w:sz="4" w:space="0" w:color="BDD7EE"/>
+              <w:insideV w:val="single" w:sz="4" w:space="0" w:color="BDD7EE"/>
+            </w:tcBorders>
           </w:tcPr>
           <w:p>
             <w:pPr>
-              <w:spacing w:before="0" w:after="0" w:line="240" w:lineRule="auto"/>
+              <w:spacing w:before="0" w:after="20" w:line="240" w:lineRule="auto"/>
             </w:pPr>
             <w:r>
               <w:rPr>
                 <w:rFonts w:ascii="Arial" w:hAnsi="Arial"/>
-                <w:color w:val="243342"/>
-                <w:sz w:val="16"/>
+                <w:color w:val="000000"/>
+                <w:sz w:val="17"/>
               </w:rPr>
               <w:t>7,19 h</w:t>
             </w:r>
@@ -3972,16 +4990,24 @@
               <w:bottom w:w="65" w:type="dxa"/>
               <w:end w:w="80" w:type="dxa"/>
             </w:tcMar>
+            <w:tcBorders>
+              <w:top w:val="single" w:sz="4" w:space="0" w:color="BDD7EE"/>
+              <w:left w:val="single" w:sz="4" w:space="0" w:color="BDD7EE"/>
+              <w:bottom w:val="single" w:sz="4" w:space="0" w:color="BDD7EE"/>
+              <w:right w:val="single" w:sz="4" w:space="0" w:color="BDD7EE"/>
+              <w:insideH w:val="single" w:sz="4" w:space="0" w:color="BDD7EE"/>
+              <w:insideV w:val="single" w:sz="4" w:space="0" w:color="BDD7EE"/>
+            </w:tcBorders>
           </w:tcPr>
           <w:p>
             <w:pPr>
-              <w:spacing w:before="0" w:after="0" w:line="240" w:lineRule="auto"/>
+              <w:spacing w:before="0" w:after="20" w:line="240" w:lineRule="auto"/>
             </w:pPr>
             <w:r>
               <w:rPr>
                 <w:rFonts w:ascii="Arial" w:hAnsi="Arial"/>
-                <w:color w:val="243342"/>
-                <w:sz w:val="16"/>
+                <w:color w:val="000000"/>
+                <w:sz w:val="17"/>
               </w:rPr>
               <w:t>15,43 h</w:t>
             </w:r>
@@ -3997,16 +5023,24 @@
               <w:bottom w:w="65" w:type="dxa"/>
               <w:end w:w="80" w:type="dxa"/>
             </w:tcMar>
+            <w:tcBorders>
+              <w:top w:val="single" w:sz="4" w:space="0" w:color="BDD7EE"/>
+              <w:left w:val="single" w:sz="4" w:space="0" w:color="BDD7EE"/>
+              <w:bottom w:val="single" w:sz="4" w:space="0" w:color="BDD7EE"/>
+              <w:right w:val="single" w:sz="4" w:space="0" w:color="BDD7EE"/>
+              <w:insideH w:val="single" w:sz="4" w:space="0" w:color="BDD7EE"/>
+              <w:insideV w:val="single" w:sz="4" w:space="0" w:color="BDD7EE"/>
+            </w:tcBorders>
           </w:tcPr>
           <w:p>
             <w:pPr>
-              <w:spacing w:before="0" w:after="0" w:line="240" w:lineRule="auto"/>
+              <w:spacing w:before="0" w:after="20" w:line="240" w:lineRule="auto"/>
             </w:pPr>
             <w:r>
               <w:rPr>
                 <w:rFonts w:ascii="Arial" w:hAnsi="Arial"/>
-                <w:color w:val="243342"/>
-                <w:sz w:val="16"/>
+                <w:color w:val="000000"/>
+                <w:sz w:val="17"/>
               </w:rPr>
               <w:t>5,20 buques</w:t>
             </w:r>
@@ -4027,17 +5061,24 @@
               <w:bottom w:w="65" w:type="dxa"/>
               <w:end w:w="80" w:type="dxa"/>
             </w:tcMar>
-            <w:shd w:fill="F1F6F8"/>
+            <w:tcBorders>
+              <w:top w:val="single" w:sz="4" w:space="0" w:color="BDD7EE"/>
+              <w:left w:val="single" w:sz="4" w:space="0" w:color="BDD7EE"/>
+              <w:bottom w:val="single" w:sz="4" w:space="0" w:color="BDD7EE"/>
+              <w:right w:val="single" w:sz="4" w:space="0" w:color="BDD7EE"/>
+              <w:insideH w:val="single" w:sz="4" w:space="0" w:color="BDD7EE"/>
+              <w:insideV w:val="single" w:sz="4" w:space="0" w:color="BDD7EE"/>
+            </w:tcBorders>
           </w:tcPr>
           <w:p>
             <w:pPr>
-              <w:spacing w:before="0" w:after="0" w:line="240" w:lineRule="auto"/>
+              <w:spacing w:before="0" w:after="20" w:line="240" w:lineRule="auto"/>
             </w:pPr>
             <w:r>
               <w:rPr>
                 <w:rFonts w:ascii="Arial" w:hAnsi="Arial"/>
-                <w:color w:val="243342"/>
-                <w:sz w:val="16"/>
+                <w:color w:val="000000"/>
+                <w:sz w:val="17"/>
               </w:rPr>
               <w:t>M/G/3, Allen-Cunneen</w:t>
             </w:r>
@@ -4053,17 +5094,24 @@
               <w:bottom w:w="65" w:type="dxa"/>
               <w:end w:w="80" w:type="dxa"/>
             </w:tcMar>
-            <w:shd w:fill="F1F6F8"/>
+            <w:tcBorders>
+              <w:top w:val="single" w:sz="4" w:space="0" w:color="BDD7EE"/>
+              <w:left w:val="single" w:sz="4" w:space="0" w:color="BDD7EE"/>
+              <w:bottom w:val="single" w:sz="4" w:space="0" w:color="BDD7EE"/>
+              <w:right w:val="single" w:sz="4" w:space="0" w:color="BDD7EE"/>
+              <w:insideH w:val="single" w:sz="4" w:space="0" w:color="BDD7EE"/>
+              <w:insideV w:val="single" w:sz="4" w:space="0" w:color="BDD7EE"/>
+            </w:tcBorders>
           </w:tcPr>
           <w:p>
             <w:pPr>
-              <w:spacing w:before="0" w:after="0" w:line="240" w:lineRule="auto"/>
+              <w:spacing w:before="0" w:after="20" w:line="240" w:lineRule="auto"/>
             </w:pPr>
             <w:r>
               <w:rPr>
                 <w:rFonts w:ascii="Arial" w:hAnsi="Arial"/>
-                <w:color w:val="243342"/>
-                <w:sz w:val="16"/>
+                <w:color w:val="000000"/>
+                <w:sz w:val="17"/>
               </w:rPr>
               <w:t>Arribos Poisson; servicio general con variabilidad empírica construida</w:t>
             </w:r>
@@ -4079,17 +5127,24 @@
               <w:bottom w:w="65" w:type="dxa"/>
               <w:end w:w="80" w:type="dxa"/>
             </w:tcMar>
-            <w:shd w:fill="F1F6F8"/>
+            <w:tcBorders>
+              <w:top w:val="single" w:sz="4" w:space="0" w:color="BDD7EE"/>
+              <w:left w:val="single" w:sz="4" w:space="0" w:color="BDD7EE"/>
+              <w:bottom w:val="single" w:sz="4" w:space="0" w:color="BDD7EE"/>
+              <w:right w:val="single" w:sz="4" w:space="0" w:color="BDD7EE"/>
+              <w:insideH w:val="single" w:sz="4" w:space="0" w:color="BDD7EE"/>
+              <w:insideV w:val="single" w:sz="4" w:space="0" w:color="BDD7EE"/>
+            </w:tcBorders>
           </w:tcPr>
           <w:p>
             <w:pPr>
-              <w:spacing w:before="0" w:after="0" w:line="240" w:lineRule="auto"/>
+              <w:spacing w:before="0" w:after="20" w:line="240" w:lineRule="auto"/>
             </w:pPr>
             <w:r>
               <w:rPr>
                 <w:rFonts w:ascii="Arial" w:hAnsi="Arial"/>
-                <w:color w:val="243342"/>
-                <w:sz w:val="16"/>
+                <w:color w:val="000000"/>
+                <w:sz w:val="17"/>
               </w:rPr>
               <w:t>0,808</w:t>
             </w:r>
@@ -4105,17 +5160,24 @@
               <w:bottom w:w="65" w:type="dxa"/>
               <w:end w:w="80" w:type="dxa"/>
             </w:tcMar>
-            <w:shd w:fill="F1F6F8"/>
+            <w:tcBorders>
+              <w:top w:val="single" w:sz="4" w:space="0" w:color="BDD7EE"/>
+              <w:left w:val="single" w:sz="4" w:space="0" w:color="BDD7EE"/>
+              <w:bottom w:val="single" w:sz="4" w:space="0" w:color="BDD7EE"/>
+              <w:right w:val="single" w:sz="4" w:space="0" w:color="BDD7EE"/>
+              <w:insideH w:val="single" w:sz="4" w:space="0" w:color="BDD7EE"/>
+              <w:insideV w:val="single" w:sz="4" w:space="0" w:color="BDD7EE"/>
+            </w:tcBorders>
           </w:tcPr>
           <w:p>
             <w:pPr>
-              <w:spacing w:before="0" w:after="0" w:line="240" w:lineRule="auto"/>
+              <w:spacing w:before="0" w:after="20" w:line="240" w:lineRule="auto"/>
             </w:pPr>
             <w:r>
               <w:rPr>
                 <w:rFonts w:ascii="Arial" w:hAnsi="Arial"/>
-                <w:color w:val="243342"/>
-                <w:sz w:val="16"/>
+                <w:color w:val="000000"/>
+                <w:sz w:val="17"/>
               </w:rPr>
               <w:t>-</w:t>
             </w:r>
@@ -4131,17 +5193,24 @@
               <w:bottom w:w="65" w:type="dxa"/>
               <w:end w:w="80" w:type="dxa"/>
             </w:tcMar>
-            <w:shd w:fill="F1F6F8"/>
+            <w:tcBorders>
+              <w:top w:val="single" w:sz="4" w:space="0" w:color="BDD7EE"/>
+              <w:left w:val="single" w:sz="4" w:space="0" w:color="BDD7EE"/>
+              <w:bottom w:val="single" w:sz="4" w:space="0" w:color="BDD7EE"/>
+              <w:right w:val="single" w:sz="4" w:space="0" w:color="BDD7EE"/>
+              <w:insideH w:val="single" w:sz="4" w:space="0" w:color="BDD7EE"/>
+              <w:insideV w:val="single" w:sz="4" w:space="0" w:color="BDD7EE"/>
+            </w:tcBorders>
           </w:tcPr>
           <w:p>
             <w:pPr>
-              <w:spacing w:before="0" w:after="0" w:line="240" w:lineRule="auto"/>
+              <w:spacing w:before="0" w:after="20" w:line="240" w:lineRule="auto"/>
             </w:pPr>
             <w:r>
               <w:rPr>
                 <w:rFonts w:ascii="Arial" w:hAnsi="Arial"/>
-                <w:color w:val="243342"/>
-                <w:sz w:val="16"/>
+                <w:color w:val="000000"/>
+                <w:sz w:val="17"/>
               </w:rPr>
               <w:t>4,51 h</w:t>
             </w:r>
@@ -4157,17 +5226,24 @@
               <w:bottom w:w="65" w:type="dxa"/>
               <w:end w:w="80" w:type="dxa"/>
             </w:tcMar>
-            <w:shd w:fill="F1F6F8"/>
+            <w:tcBorders>
+              <w:top w:val="single" w:sz="4" w:space="0" w:color="BDD7EE"/>
+              <w:left w:val="single" w:sz="4" w:space="0" w:color="BDD7EE"/>
+              <w:bottom w:val="single" w:sz="4" w:space="0" w:color="BDD7EE"/>
+              <w:right w:val="single" w:sz="4" w:space="0" w:color="BDD7EE"/>
+              <w:insideH w:val="single" w:sz="4" w:space="0" w:color="BDD7EE"/>
+              <w:insideV w:val="single" w:sz="4" w:space="0" w:color="BDD7EE"/>
+            </w:tcBorders>
           </w:tcPr>
           <w:p>
             <w:pPr>
-              <w:spacing w:before="0" w:after="0" w:line="240" w:lineRule="auto"/>
+              <w:spacing w:before="0" w:after="20" w:line="240" w:lineRule="auto"/>
             </w:pPr>
             <w:r>
               <w:rPr>
                 <w:rFonts w:ascii="Arial" w:hAnsi="Arial"/>
-                <w:color w:val="243342"/>
-                <w:sz w:val="16"/>
+                <w:color w:val="000000"/>
+                <w:sz w:val="17"/>
               </w:rPr>
               <w:t>7,19 h</w:t>
             </w:r>
@@ -4183,17 +5259,24 @@
               <w:bottom w:w="65" w:type="dxa"/>
               <w:end w:w="80" w:type="dxa"/>
             </w:tcMar>
-            <w:shd w:fill="F1F6F8"/>
+            <w:tcBorders>
+              <w:top w:val="single" w:sz="4" w:space="0" w:color="BDD7EE"/>
+              <w:left w:val="single" w:sz="4" w:space="0" w:color="BDD7EE"/>
+              <w:bottom w:val="single" w:sz="4" w:space="0" w:color="BDD7EE"/>
+              <w:right w:val="single" w:sz="4" w:space="0" w:color="BDD7EE"/>
+              <w:insideH w:val="single" w:sz="4" w:space="0" w:color="BDD7EE"/>
+              <w:insideV w:val="single" w:sz="4" w:space="0" w:color="BDD7EE"/>
+            </w:tcBorders>
           </w:tcPr>
           <w:p>
             <w:pPr>
-              <w:spacing w:before="0" w:after="0" w:line="240" w:lineRule="auto"/>
+              <w:spacing w:before="0" w:after="20" w:line="240" w:lineRule="auto"/>
             </w:pPr>
             <w:r>
               <w:rPr>
                 <w:rFonts w:ascii="Arial" w:hAnsi="Arial"/>
-                <w:color w:val="243342"/>
-                <w:sz w:val="16"/>
+                <w:color w:val="000000"/>
+                <w:sz w:val="17"/>
               </w:rPr>
               <w:t>11,71 h</w:t>
             </w:r>
@@ -4209,17 +5292,24 @@
               <w:bottom w:w="65" w:type="dxa"/>
               <w:end w:w="80" w:type="dxa"/>
             </w:tcMar>
-            <w:shd w:fill="F1F6F8"/>
+            <w:tcBorders>
+              <w:top w:val="single" w:sz="4" w:space="0" w:color="BDD7EE"/>
+              <w:left w:val="single" w:sz="4" w:space="0" w:color="BDD7EE"/>
+              <w:bottom w:val="single" w:sz="4" w:space="0" w:color="BDD7EE"/>
+              <w:right w:val="single" w:sz="4" w:space="0" w:color="BDD7EE"/>
+              <w:insideH w:val="single" w:sz="4" w:space="0" w:color="BDD7EE"/>
+              <w:insideV w:val="single" w:sz="4" w:space="0" w:color="BDD7EE"/>
+            </w:tcBorders>
           </w:tcPr>
           <w:p>
             <w:pPr>
-              <w:spacing w:before="0" w:after="0" w:line="240" w:lineRule="auto"/>
+              <w:spacing w:before="0" w:after="20" w:line="240" w:lineRule="auto"/>
             </w:pPr>
             <w:r>
               <w:rPr>
                 <w:rFonts w:ascii="Arial" w:hAnsi="Arial"/>
-                <w:color w:val="243342"/>
-                <w:sz w:val="16"/>
+                <w:color w:val="000000"/>
+                <w:sz w:val="17"/>
               </w:rPr>
               <w:t>3,94 buques</w:t>
             </w:r>
@@ -4240,16 +5330,24 @@
               <w:bottom w:w="65" w:type="dxa"/>
               <w:end w:w="80" w:type="dxa"/>
             </w:tcMar>
+            <w:tcBorders>
+              <w:top w:val="single" w:sz="4" w:space="0" w:color="BDD7EE"/>
+              <w:left w:val="single" w:sz="4" w:space="0" w:color="BDD7EE"/>
+              <w:bottom w:val="single" w:sz="4" w:space="0" w:color="BDD7EE"/>
+              <w:right w:val="single" w:sz="4" w:space="0" w:color="BDD7EE"/>
+              <w:insideH w:val="single" w:sz="4" w:space="0" w:color="BDD7EE"/>
+              <w:insideV w:val="single" w:sz="4" w:space="0" w:color="BDD7EE"/>
+            </w:tcBorders>
           </w:tcPr>
           <w:p>
             <w:pPr>
-              <w:spacing w:before="0" w:after="0" w:line="240" w:lineRule="auto"/>
+              <w:spacing w:before="0" w:after="20" w:line="240" w:lineRule="auto"/>
             </w:pPr>
             <w:r>
               <w:rPr>
                 <w:rFonts w:ascii="Arial" w:hAnsi="Arial"/>
-                <w:color w:val="243342"/>
-                <w:sz w:val="16"/>
+                <w:color w:val="000000"/>
+                <w:sz w:val="17"/>
               </w:rPr>
               <w:t>G/G/3, Allen-Cunneen</w:t>
             </w:r>
@@ -4265,32 +5363,40 @@
               <w:bottom w:w="65" w:type="dxa"/>
               <w:end w:w="80" w:type="dxa"/>
             </w:tcMar>
+            <w:tcBorders>
+              <w:top w:val="single" w:sz="4" w:space="0" w:color="BDD7EE"/>
+              <w:left w:val="single" w:sz="4" w:space="0" w:color="BDD7EE"/>
+              <w:bottom w:val="single" w:sz="4" w:space="0" w:color="BDD7EE"/>
+              <w:right w:val="single" w:sz="4" w:space="0" w:color="BDD7EE"/>
+              <w:insideH w:val="single" w:sz="4" w:space="0" w:color="BDD7EE"/>
+              <w:insideV w:val="single" w:sz="4" w:space="0" w:color="BDD7EE"/>
+            </w:tcBorders>
           </w:tcPr>
           <w:p>
             <w:pPr>
-              <w:spacing w:before="0" w:after="0" w:line="240" w:lineRule="auto"/>
+              <w:spacing w:before="0" w:after="20" w:line="240" w:lineRule="auto"/>
             </w:pPr>
             <w:r>
               <w:rPr>
                 <w:rFonts w:ascii="Arial" w:hAnsi="Arial"/>
-                <w:color w:val="243342"/>
-                <w:sz w:val="16"/>
+                <w:color w:val="000000"/>
+                <w:sz w:val="17"/>
               </w:rPr>
               <w:t xml:space="preserve">Usa </w:t>
             </w:r>
             <w:r>
               <w:rPr>
                 <w:rFonts w:ascii="Arial" w:hAnsi="Arial"/>
-                <w:color w:val="243342"/>
-                <w:sz w:val="16"/>
+                <w:color w:val="000000"/>
+                <w:sz w:val="17"/>
               </w:rPr>
               <w:t>Ca = 2,494</w:t>
             </w:r>
             <w:r>
               <w:rPr>
                 <w:rFonts w:ascii="Arial" w:hAnsi="Arial"/>
-                <w:color w:val="243342"/>
-                <w:sz w:val="16"/>
+                <w:color w:val="000000"/>
+                <w:sz w:val="17"/>
               </w:rPr>
               <w:t xml:space="preserve"> medido y el mismo servicio construido</w:t>
             </w:r>
@@ -4306,16 +5412,24 @@
               <w:bottom w:w="65" w:type="dxa"/>
               <w:end w:w="80" w:type="dxa"/>
             </w:tcMar>
+            <w:tcBorders>
+              <w:top w:val="single" w:sz="4" w:space="0" w:color="BDD7EE"/>
+              <w:left w:val="single" w:sz="4" w:space="0" w:color="BDD7EE"/>
+              <w:bottom w:val="single" w:sz="4" w:space="0" w:color="BDD7EE"/>
+              <w:right w:val="single" w:sz="4" w:space="0" w:color="BDD7EE"/>
+              <w:insideH w:val="single" w:sz="4" w:space="0" w:color="BDD7EE"/>
+              <w:insideV w:val="single" w:sz="4" w:space="0" w:color="BDD7EE"/>
+            </w:tcBorders>
           </w:tcPr>
           <w:p>
             <w:pPr>
-              <w:spacing w:before="0" w:after="0" w:line="240" w:lineRule="auto"/>
+              <w:spacing w:before="0" w:after="20" w:line="240" w:lineRule="auto"/>
             </w:pPr>
             <w:r>
               <w:rPr>
                 <w:rFonts w:ascii="Arial" w:hAnsi="Arial"/>
-                <w:color w:val="243342"/>
-                <w:sz w:val="16"/>
+                <w:color w:val="000000"/>
+                <w:sz w:val="17"/>
               </w:rPr>
               <w:t>0,808</w:t>
             </w:r>
@@ -4331,16 +5445,24 @@
               <w:bottom w:w="65" w:type="dxa"/>
               <w:end w:w="80" w:type="dxa"/>
             </w:tcMar>
+            <w:tcBorders>
+              <w:top w:val="single" w:sz="4" w:space="0" w:color="BDD7EE"/>
+              <w:left w:val="single" w:sz="4" w:space="0" w:color="BDD7EE"/>
+              <w:bottom w:val="single" w:sz="4" w:space="0" w:color="BDD7EE"/>
+              <w:right w:val="single" w:sz="4" w:space="0" w:color="BDD7EE"/>
+              <w:insideH w:val="single" w:sz="4" w:space="0" w:color="BDD7EE"/>
+              <w:insideV w:val="single" w:sz="4" w:space="0" w:color="BDD7EE"/>
+            </w:tcBorders>
           </w:tcPr>
           <w:p>
             <w:pPr>
-              <w:spacing w:before="0" w:after="0" w:line="240" w:lineRule="auto"/>
+              <w:spacing w:before="0" w:after="20" w:line="240" w:lineRule="auto"/>
             </w:pPr>
             <w:r>
               <w:rPr>
                 <w:rFonts w:ascii="Arial" w:hAnsi="Arial"/>
-                <w:color w:val="243342"/>
-                <w:sz w:val="16"/>
+                <w:color w:val="000000"/>
+                <w:sz w:val="17"/>
               </w:rPr>
               <w:t>-</w:t>
             </w:r>
@@ -4356,16 +5478,24 @@
               <w:bottom w:w="65" w:type="dxa"/>
               <w:end w:w="80" w:type="dxa"/>
             </w:tcMar>
+            <w:tcBorders>
+              <w:top w:val="single" w:sz="4" w:space="0" w:color="BDD7EE"/>
+              <w:left w:val="single" w:sz="4" w:space="0" w:color="BDD7EE"/>
+              <w:bottom w:val="single" w:sz="4" w:space="0" w:color="BDD7EE"/>
+              <w:right w:val="single" w:sz="4" w:space="0" w:color="BDD7EE"/>
+              <w:insideH w:val="single" w:sz="4" w:space="0" w:color="BDD7EE"/>
+              <w:insideV w:val="single" w:sz="4" w:space="0" w:color="BDD7EE"/>
+            </w:tcBorders>
           </w:tcPr>
           <w:p>
             <w:pPr>
-              <w:spacing w:before="0" w:after="0" w:line="240" w:lineRule="auto"/>
+              <w:spacing w:before="0" w:after="20" w:line="240" w:lineRule="auto"/>
             </w:pPr>
             <w:r>
               <w:rPr>
                 <w:rFonts w:ascii="Arial" w:hAnsi="Arial"/>
-                <w:color w:val="243342"/>
-                <w:sz w:val="16"/>
+                <w:color w:val="000000"/>
+                <w:sz w:val="17"/>
               </w:rPr>
               <w:t>26,02 h</w:t>
             </w:r>
@@ -4381,16 +5511,24 @@
               <w:bottom w:w="65" w:type="dxa"/>
               <w:end w:w="80" w:type="dxa"/>
             </w:tcMar>
+            <w:tcBorders>
+              <w:top w:val="single" w:sz="4" w:space="0" w:color="BDD7EE"/>
+              <w:left w:val="single" w:sz="4" w:space="0" w:color="BDD7EE"/>
+              <w:bottom w:val="single" w:sz="4" w:space="0" w:color="BDD7EE"/>
+              <w:right w:val="single" w:sz="4" w:space="0" w:color="BDD7EE"/>
+              <w:insideH w:val="single" w:sz="4" w:space="0" w:color="BDD7EE"/>
+              <w:insideV w:val="single" w:sz="4" w:space="0" w:color="BDD7EE"/>
+            </w:tcBorders>
           </w:tcPr>
           <w:p>
             <w:pPr>
-              <w:spacing w:before="0" w:after="0" w:line="240" w:lineRule="auto"/>
+              <w:spacing w:before="0" w:after="20" w:line="240" w:lineRule="auto"/>
             </w:pPr>
             <w:r>
               <w:rPr>
                 <w:rFonts w:ascii="Arial" w:hAnsi="Arial"/>
-                <w:color w:val="243342"/>
-                <w:sz w:val="16"/>
+                <w:color w:val="000000"/>
+                <w:sz w:val="17"/>
               </w:rPr>
               <w:t>7,19 h</w:t>
             </w:r>
@@ -4406,16 +5544,24 @@
               <w:bottom w:w="65" w:type="dxa"/>
               <w:end w:w="80" w:type="dxa"/>
             </w:tcMar>
+            <w:tcBorders>
+              <w:top w:val="single" w:sz="4" w:space="0" w:color="BDD7EE"/>
+              <w:left w:val="single" w:sz="4" w:space="0" w:color="BDD7EE"/>
+              <w:bottom w:val="single" w:sz="4" w:space="0" w:color="BDD7EE"/>
+              <w:right w:val="single" w:sz="4" w:space="0" w:color="BDD7EE"/>
+              <w:insideH w:val="single" w:sz="4" w:space="0" w:color="BDD7EE"/>
+              <w:insideV w:val="single" w:sz="4" w:space="0" w:color="BDD7EE"/>
+            </w:tcBorders>
           </w:tcPr>
           <w:p>
             <w:pPr>
-              <w:spacing w:before="0" w:after="0" w:line="240" w:lineRule="auto"/>
+              <w:spacing w:before="0" w:after="20" w:line="240" w:lineRule="auto"/>
             </w:pPr>
             <w:r>
               <w:rPr>
                 <w:rFonts w:ascii="Arial" w:hAnsi="Arial"/>
-                <w:color w:val="243342"/>
-                <w:sz w:val="16"/>
+                <w:color w:val="000000"/>
+                <w:sz w:val="17"/>
               </w:rPr>
               <w:t>33,21 h</w:t>
             </w:r>
@@ -4431,16 +5577,24 @@
               <w:bottom w:w="65" w:type="dxa"/>
               <w:end w:w="80" w:type="dxa"/>
             </w:tcMar>
+            <w:tcBorders>
+              <w:top w:val="single" w:sz="4" w:space="0" w:color="BDD7EE"/>
+              <w:left w:val="single" w:sz="4" w:space="0" w:color="BDD7EE"/>
+              <w:bottom w:val="single" w:sz="4" w:space="0" w:color="BDD7EE"/>
+              <w:right w:val="single" w:sz="4" w:space="0" w:color="BDD7EE"/>
+              <w:insideH w:val="single" w:sz="4" w:space="0" w:color="BDD7EE"/>
+              <w:insideV w:val="single" w:sz="4" w:space="0" w:color="BDD7EE"/>
+            </w:tcBorders>
           </w:tcPr>
           <w:p>
             <w:pPr>
-              <w:spacing w:before="0" w:after="0" w:line="240" w:lineRule="auto"/>
+              <w:spacing w:before="0" w:after="20" w:line="240" w:lineRule="auto"/>
             </w:pPr>
             <w:r>
               <w:rPr>
                 <w:rFonts w:ascii="Arial" w:hAnsi="Arial"/>
-                <w:color w:val="243342"/>
-                <w:sz w:val="16"/>
+                <w:color w:val="000000"/>
+                <w:sz w:val="17"/>
               </w:rPr>
               <w:t>11,19 buques</w:t>
             </w:r>
@@ -4634,7 +5788,7 @@
       <w:tblPr>
         <w:tblW w:type="auto" w:w="0"/>
         <w:jc w:val="center"/>
-        <w:tblLayout w:type="autofit"/>
+        <w:tblLayout w:type="fixed"/>
         <w:tblLook w:firstColumn="1" w:firstRow="1" w:lastColumn="0" w:lastRow="0" w:noHBand="0" w:noVBand="1" w:val="04A0"/>
         <w:tblBorders>
           <w:top w:val="single" w:sz="4" w:color="D5DEE6"/>
@@ -4665,14 +5819,26 @@
               <w:bottom w:w="65" w:type="dxa"/>
               <w:end w:w="80" w:type="dxa"/>
             </w:tcMar>
-            <w:shd w:fill="1F3B59"/>
+            <w:shd w:fill="DDEBF7" w:val="clear"/>
+            <w:tcBorders>
+              <w:top w:val="single" w:sz="4" w:space="0" w:color="BDD7EE"/>
+              <w:left w:val="single" w:sz="4" w:space="0" w:color="BDD7EE"/>
+              <w:bottom w:val="single" w:sz="4" w:space="0" w:color="BDD7EE"/>
+              <w:right w:val="single" w:sz="4" w:space="0" w:color="BDD7EE"/>
+              <w:insideH w:val="single" w:sz="4" w:space="0" w:color="BDD7EE"/>
+              <w:insideV w:val="single" w:sz="4" w:space="0" w:color="BDD7EE"/>
+            </w:tcBorders>
           </w:tcPr>
           <w:p>
+            <w:pPr>
+              <w:spacing w:before="0" w:after="20" w:line="240" w:lineRule="auto"/>
+            </w:pPr>
             <w:r>
               <w:rPr>
+                <w:rFonts w:ascii="Arial" w:hAnsi="Arial"/>
                 <w:b/>
-                <w:color w:val="FFFFFF"/>
-                <w:sz w:val="15"/>
+                <w:color w:val="000000"/>
+                <w:sz w:val="17"/>
               </w:rPr>
               <w:t>Experimento</w:t>
             </w:r>
@@ -4688,14 +5854,26 @@
               <w:bottom w:w="65" w:type="dxa"/>
               <w:end w:w="80" w:type="dxa"/>
             </w:tcMar>
-            <w:shd w:fill="1F3B59"/>
+            <w:shd w:fill="DDEBF7" w:val="clear"/>
+            <w:tcBorders>
+              <w:top w:val="single" w:sz="4" w:space="0" w:color="BDD7EE"/>
+              <w:left w:val="single" w:sz="4" w:space="0" w:color="BDD7EE"/>
+              <w:bottom w:val="single" w:sz="4" w:space="0" w:color="BDD7EE"/>
+              <w:right w:val="single" w:sz="4" w:space="0" w:color="BDD7EE"/>
+              <w:insideH w:val="single" w:sz="4" w:space="0" w:color="BDD7EE"/>
+              <w:insideV w:val="single" w:sz="4" w:space="0" w:color="BDD7EE"/>
+            </w:tcBorders>
           </w:tcPr>
           <w:p>
+            <w:pPr>
+              <w:spacing w:before="0" w:after="20" w:line="240" w:lineRule="auto"/>
+            </w:pPr>
             <w:r>
               <w:rPr>
+                <w:rFonts w:ascii="Arial" w:hAnsi="Arial"/>
                 <w:b/>
-                <w:color w:val="FFFFFF"/>
-                <w:sz w:val="15"/>
+                <w:color w:val="000000"/>
+                <w:sz w:val="17"/>
               </w:rPr>
               <w:t>Escenarios y factores</w:t>
             </w:r>
@@ -4711,14 +5889,26 @@
               <w:bottom w:w="65" w:type="dxa"/>
               <w:end w:w="80" w:type="dxa"/>
             </w:tcMar>
-            <w:shd w:fill="1F3B59"/>
+            <w:shd w:fill="DDEBF7" w:val="clear"/>
+            <w:tcBorders>
+              <w:top w:val="single" w:sz="4" w:space="0" w:color="BDD7EE"/>
+              <w:left w:val="single" w:sz="4" w:space="0" w:color="BDD7EE"/>
+              <w:bottom w:val="single" w:sz="4" w:space="0" w:color="BDD7EE"/>
+              <w:right w:val="single" w:sz="4" w:space="0" w:color="BDD7EE"/>
+              <w:insideH w:val="single" w:sz="4" w:space="0" w:color="BDD7EE"/>
+              <w:insideV w:val="single" w:sz="4" w:space="0" w:color="BDD7EE"/>
+            </w:tcBorders>
           </w:tcPr>
           <w:p>
+            <w:pPr>
+              <w:spacing w:before="0" w:after="20" w:line="240" w:lineRule="auto"/>
+            </w:pPr>
             <w:r>
               <w:rPr>
+                <w:rFonts w:ascii="Arial" w:hAnsi="Arial"/>
                 <w:b/>
-                <w:color w:val="FFFFFF"/>
-                <w:sz w:val="15"/>
+                <w:color w:val="000000"/>
+                <w:sz w:val="17"/>
               </w:rPr>
               <w:t>Indicadores principales</w:t>
             </w:r>
@@ -4739,11 +5929,24 @@
               <w:bottom w:w="65" w:type="dxa"/>
               <w:end w:w="80" w:type="dxa"/>
             </w:tcMar>
+            <w:tcBorders>
+              <w:top w:val="single" w:sz="4" w:space="0" w:color="BDD7EE"/>
+              <w:left w:val="single" w:sz="4" w:space="0" w:color="BDD7EE"/>
+              <w:bottom w:val="single" w:sz="4" w:space="0" w:color="BDD7EE"/>
+              <w:right w:val="single" w:sz="4" w:space="0" w:color="BDD7EE"/>
+              <w:insideH w:val="single" w:sz="4" w:space="0" w:color="BDD7EE"/>
+              <w:insideV w:val="single" w:sz="4" w:space="0" w:color="BDD7EE"/>
+            </w:tcBorders>
           </w:tcPr>
           <w:p>
+            <w:pPr>
+              <w:spacing w:before="0" w:after="20" w:line="240" w:lineRule="auto"/>
+            </w:pPr>
             <w:r>
               <w:rPr>
-                <w:sz w:val="15"/>
+                <w:rFonts w:ascii="Arial" w:hAnsi="Arial"/>
+                <w:color w:val="000000"/>
+                <w:sz w:val="17"/>
               </w:rPr>
               <w:t>Operación actual</w:t>
             </w:r>
@@ -4759,11 +5962,24 @@
               <w:bottom w:w="65" w:type="dxa"/>
               <w:end w:w="80" w:type="dxa"/>
             </w:tcMar>
+            <w:tcBorders>
+              <w:top w:val="single" w:sz="4" w:space="0" w:color="BDD7EE"/>
+              <w:left w:val="single" w:sz="4" w:space="0" w:color="BDD7EE"/>
+              <w:bottom w:val="single" w:sz="4" w:space="0" w:color="BDD7EE"/>
+              <w:right w:val="single" w:sz="4" w:space="0" w:color="BDD7EE"/>
+              <w:insideH w:val="single" w:sz="4" w:space="0" w:color="BDD7EE"/>
+              <w:insideV w:val="single" w:sz="4" w:space="0" w:color="BDD7EE"/>
+            </w:tcBorders>
           </w:tcPr>
           <w:p>
+            <w:pPr>
+              <w:spacing w:before="0" w:after="20" w:line="240" w:lineRule="auto"/>
+            </w:pPr>
             <w:r>
               <w:rPr>
-                <w:sz w:val="15"/>
+                <w:rFonts w:ascii="Arial" w:hAnsi="Arial"/>
+                <w:color w:val="000000"/>
+                <w:sz w:val="17"/>
               </w:rPr>
               <w:t>3 bermas, 3 grúas, turnos informados, sin cruceros y demanda G08</w:t>
             </w:r>
@@ -4779,11 +5995,24 @@
               <w:bottom w:w="65" w:type="dxa"/>
               <w:end w:w="80" w:type="dxa"/>
             </w:tcMar>
+            <w:tcBorders>
+              <w:top w:val="single" w:sz="4" w:space="0" w:color="BDD7EE"/>
+              <w:left w:val="single" w:sz="4" w:space="0" w:color="BDD7EE"/>
+              <w:bottom w:val="single" w:sz="4" w:space="0" w:color="BDD7EE"/>
+              <w:right w:val="single" w:sz="4" w:space="0" w:color="BDD7EE"/>
+              <w:insideH w:val="single" w:sz="4" w:space="0" w:color="BDD7EE"/>
+              <w:insideV w:val="single" w:sz="4" w:space="0" w:color="BDD7EE"/>
+            </w:tcBorders>
           </w:tcPr>
           <w:p>
+            <w:pPr>
+              <w:spacing w:before="0" w:after="20" w:line="240" w:lineRule="auto"/>
+            </w:pPr>
             <w:r>
               <w:rPr>
-                <w:sz w:val="15"/>
+                <w:rFonts w:ascii="Arial" w:hAnsi="Arial"/>
+                <w:color w:val="000000"/>
+                <w:sz w:val="17"/>
               </w:rPr>
               <w:t>Estadía total y sus componentes, porcentaje con W ≤ 16 h, buques en sistema, utilización y bloqueos.</w:t>
             </w:r>
@@ -4804,12 +6033,24 @@
               <w:bottom w:w="65" w:type="dxa"/>
               <w:end w:w="80" w:type="dxa"/>
             </w:tcMar>
-            <w:shd w:fill="F1F6F8"/>
+            <w:tcBorders>
+              <w:top w:val="single" w:sz="4" w:space="0" w:color="BDD7EE"/>
+              <w:left w:val="single" w:sz="4" w:space="0" w:color="BDD7EE"/>
+              <w:bottom w:val="single" w:sz="4" w:space="0" w:color="BDD7EE"/>
+              <w:right w:val="single" w:sz="4" w:space="0" w:color="BDD7EE"/>
+              <w:insideH w:val="single" w:sz="4" w:space="0" w:color="BDD7EE"/>
+              <w:insideV w:val="single" w:sz="4" w:space="0" w:color="BDD7EE"/>
+            </w:tcBorders>
           </w:tcPr>
           <w:p>
+            <w:pPr>
+              <w:spacing w:before="0" w:after="20" w:line="240" w:lineRule="auto"/>
+            </w:pPr>
             <w:r>
               <w:rPr>
-                <w:sz w:val="15"/>
+                <w:rFonts w:ascii="Arial" w:hAnsi="Arial"/>
+                <w:color w:val="000000"/>
+                <w:sz w:val="17"/>
               </w:rPr>
               <w:t>Capacidad y crecimiento</w:t>
             </w:r>
@@ -4825,12 +6066,24 @@
               <w:bottom w:w="65" w:type="dxa"/>
               <w:end w:w="80" w:type="dxa"/>
             </w:tcMar>
-            <w:shd w:fill="F1F6F8"/>
+            <w:tcBorders>
+              <w:top w:val="single" w:sz="4" w:space="0" w:color="BDD7EE"/>
+              <w:left w:val="single" w:sz="4" w:space="0" w:color="BDD7EE"/>
+              <w:bottom w:val="single" w:sz="4" w:space="0" w:color="BDD7EE"/>
+              <w:right w:val="single" w:sz="4" w:space="0" w:color="BDD7EE"/>
+              <w:insideH w:val="single" w:sz="4" w:space="0" w:color="BDD7EE"/>
+              <w:insideV w:val="single" w:sz="4" w:space="0" w:color="BDD7EE"/>
+            </w:tcBorders>
           </w:tcPr>
           <w:p>
+            <w:pPr>
+              <w:spacing w:before="0" w:after="20" w:line="240" w:lineRule="auto"/>
+            </w:pPr>
             <w:r>
               <w:rPr>
-                <w:sz w:val="15"/>
+                <w:rFonts w:ascii="Arial" w:hAnsi="Arial"/>
+                <w:color w:val="000000"/>
+                <w:sz w:val="17"/>
               </w:rPr>
               <w:t>3/4 grúas, 3/4 bermas y demanda ×0,50 a ×2,00; incluir ×1,35</w:t>
             </w:r>
@@ -4846,12 +6099,24 @@
               <w:bottom w:w="65" w:type="dxa"/>
               <w:end w:w="80" w:type="dxa"/>
             </w:tcMar>
-            <w:shd w:fill="F1F6F8"/>
+            <w:tcBorders>
+              <w:top w:val="single" w:sz="4" w:space="0" w:color="BDD7EE"/>
+              <w:left w:val="single" w:sz="4" w:space="0" w:color="BDD7EE"/>
+              <w:bottom w:val="single" w:sz="4" w:space="0" w:color="BDD7EE"/>
+              <w:right w:val="single" w:sz="4" w:space="0" w:color="BDD7EE"/>
+              <w:insideH w:val="single" w:sz="4" w:space="0" w:color="BDD7EE"/>
+              <w:insideV w:val="single" w:sz="4" w:space="0" w:color="BDD7EE"/>
+            </w:tcBorders>
           </w:tcPr>
           <w:p>
+            <w:pPr>
+              <w:spacing w:before="0" w:after="20" w:line="240" w:lineRule="auto"/>
+            </w:pPr>
             <w:r>
               <w:rPr>
-                <w:sz w:val="15"/>
+                <w:rFonts w:ascii="Arial" w:hAnsi="Arial"/>
+                <w:color w:val="000000"/>
+                <w:sz w:val="17"/>
               </w:rPr>
               <w:t>Media de W e intervalo al 95%, porcentaje con W ≤ 16 h, buques y movimientos atendidos, colas y utilización.</w:t>
             </w:r>
@@ -4872,11 +6137,24 @@
               <w:bottom w:w="65" w:type="dxa"/>
               <w:end w:w="80" w:type="dxa"/>
             </w:tcMar>
+            <w:tcBorders>
+              <w:top w:val="single" w:sz="4" w:space="0" w:color="BDD7EE"/>
+              <w:left w:val="single" w:sz="4" w:space="0" w:color="BDD7EE"/>
+              <w:bottom w:val="single" w:sz="4" w:space="0" w:color="BDD7EE"/>
+              <w:right w:val="single" w:sz="4" w:space="0" w:color="BDD7EE"/>
+              <w:insideH w:val="single" w:sz="4" w:space="0" w:color="BDD7EE"/>
+              <w:insideV w:val="single" w:sz="4" w:space="0" w:color="BDD7EE"/>
+            </w:tcBorders>
           </w:tcPr>
           <w:p>
+            <w:pPr>
+              <w:spacing w:before="0" w:after="20" w:line="240" w:lineRule="auto"/>
+            </w:pPr>
             <w:r>
               <w:rPr>
-                <w:sz w:val="15"/>
+                <w:rFonts w:ascii="Arial" w:hAnsi="Arial"/>
+                <w:color w:val="000000"/>
+                <w:sz w:val="17"/>
               </w:rPr>
               <w:t>Patio y camiones</w:t>
             </w:r>
@@ -4892,11 +6170,24 @@
               <w:bottom w:w="65" w:type="dxa"/>
               <w:end w:w="80" w:type="dxa"/>
             </w:tcMar>
+            <w:tcBorders>
+              <w:top w:val="single" w:sz="4" w:space="0" w:color="BDD7EE"/>
+              <w:left w:val="single" w:sz="4" w:space="0" w:color="BDD7EE"/>
+              <w:bottom w:val="single" w:sz="4" w:space="0" w:color="BDD7EE"/>
+              <w:right w:val="single" w:sz="4" w:space="0" w:color="BDD7EE"/>
+              <w:insideH w:val="single" w:sz="4" w:space="0" w:color="BDD7EE"/>
+              <w:insideV w:val="single" w:sz="4" w:space="0" w:color="BDD7EE"/>
+            </w:tcBorders>
           </w:tcPr>
           <w:p>
+            <w:pPr>
+              <w:spacing w:before="0" w:after="20" w:line="240" w:lineRule="auto"/>
+            </w:pPr>
             <w:r>
               <w:rPr>
-                <w:sz w:val="15"/>
+                <w:rFonts w:ascii="Arial" w:hAnsi="Arial"/>
+                <w:color w:val="000000"/>
+                <w:sz w:val="17"/>
               </w:rPr>
               <w:t>Impuntualidad 20/25/30%; ventanas actuales o ampliadas; definir capacidad y reglas de slots reefer antes de compararlos</w:t>
             </w:r>
@@ -4912,11 +6203,24 @@
               <w:bottom w:w="65" w:type="dxa"/>
               <w:end w:w="80" w:type="dxa"/>
             </w:tcMar>
+            <w:tcBorders>
+              <w:top w:val="single" w:sz="4" w:space="0" w:color="BDD7EE"/>
+              <w:left w:val="single" w:sz="4" w:space="0" w:color="BDD7EE"/>
+              <w:bottom w:val="single" w:sz="4" w:space="0" w:color="BDD7EE"/>
+              <w:right w:val="single" w:sz="4" w:space="0" w:color="BDD7EE"/>
+              <w:insideH w:val="single" w:sz="4" w:space="0" w:color="BDD7EE"/>
+              <w:insideV w:val="single" w:sz="4" w:space="0" w:color="BDD7EE"/>
+            </w:tcBorders>
           </w:tcPr>
           <w:p>
+            <w:pPr>
+              <w:spacing w:before="0" w:after="20" w:line="240" w:lineRule="auto"/>
+            </w:pPr>
             <w:r>
               <w:rPr>
-                <w:sz w:val="15"/>
+                <w:rFonts w:ascii="Arial" w:hAnsi="Arial"/>
+                <w:color w:val="000000"/>
+                <w:sz w:val="17"/>
               </w:rPr>
               <w:t>Ocupación y bloqueos del patio, espera terrestre, demora de transferencia y efecto sobre W. El efecto de una multa se tratará como sensibilidad, no como mejora dada.</w:t>
             </w:r>
@@ -4937,12 +6241,24 @@
               <w:bottom w:w="65" w:type="dxa"/>
               <w:end w:w="80" w:type="dxa"/>
             </w:tcMar>
-            <w:shd w:fill="F1F6F8"/>
+            <w:tcBorders>
+              <w:top w:val="single" w:sz="4" w:space="0" w:color="BDD7EE"/>
+              <w:left w:val="single" w:sz="4" w:space="0" w:color="BDD7EE"/>
+              <w:bottom w:val="single" w:sz="4" w:space="0" w:color="BDD7EE"/>
+              <w:right w:val="single" w:sz="4" w:space="0" w:color="BDD7EE"/>
+              <w:insideH w:val="single" w:sz="4" w:space="0" w:color="BDD7EE"/>
+              <w:insideV w:val="single" w:sz="4" w:space="0" w:color="BDD7EE"/>
+            </w:tcBorders>
           </w:tcPr>
           <w:p>
+            <w:pPr>
+              <w:spacing w:before="0" w:after="20" w:line="240" w:lineRule="auto"/>
+            </w:pPr>
             <w:r>
               <w:rPr>
-                <w:sz w:val="15"/>
+                <w:rFonts w:ascii="Arial" w:hAnsi="Arial"/>
+                <w:color w:val="000000"/>
+                <w:sz w:val="17"/>
               </w:rPr>
               <w:t>Cruceros</w:t>
             </w:r>
@@ -4958,12 +6274,24 @@
               <w:bottom w:w="65" w:type="dxa"/>
               <w:end w:w="80" w:type="dxa"/>
             </w:tcMar>
-            <w:shd w:fill="F1F6F8"/>
+            <w:tcBorders>
+              <w:top w:val="single" w:sz="4" w:space="0" w:color="BDD7EE"/>
+              <w:left w:val="single" w:sz="4" w:space="0" w:color="BDD7EE"/>
+              <w:bottom w:val="single" w:sz="4" w:space="0" w:color="BDD7EE"/>
+              <w:right w:val="single" w:sz="4" w:space="0" w:color="BDD7EE"/>
+              <w:insideH w:val="single" w:sz="4" w:space="0" w:color="BDD7EE"/>
+              <w:insideV w:val="single" w:sz="4" w:space="0" w:color="BDD7EE"/>
+            </w:tcBorders>
           </w:tcPr>
           <w:p>
+            <w:pPr>
+              <w:spacing w:before="0" w:after="20" w:line="240" w:lineRule="auto"/>
+            </w:pPr>
             <w:r>
               <w:rPr>
-                <w:sz w:val="15"/>
+                <w:rFonts w:ascii="Arial" w:hAnsi="Arial"/>
+                <w:color w:val="000000"/>
+                <w:sz w:val="17"/>
               </w:rPr>
               <w:t>Sin cruceros, con prioridad no exclusiva y con reserva exclusiva; 24 escalas en 12 semanas</w:t>
             </w:r>
@@ -4979,12 +6307,24 @@
               <w:bottom w:w="65" w:type="dxa"/>
               <w:end w:w="80" w:type="dxa"/>
             </w:tcMar>
-            <w:shd w:fill="F1F6F8"/>
+            <w:tcBorders>
+              <w:top w:val="single" w:sz="4" w:space="0" w:color="BDD7EE"/>
+              <w:left w:val="single" w:sz="4" w:space="0" w:color="BDD7EE"/>
+              <w:bottom w:val="single" w:sz="4" w:space="0" w:color="BDD7EE"/>
+              <w:right w:val="single" w:sz="4" w:space="0" w:color="BDD7EE"/>
+              <w:insideH w:val="single" w:sz="4" w:space="0" w:color="BDD7EE"/>
+              <w:insideV w:val="single" w:sz="4" w:space="0" w:color="BDD7EE"/>
+            </w:tcBorders>
           </w:tcPr>
           <w:p>
+            <w:pPr>
+              <w:spacing w:before="0" w:after="20" w:line="240" w:lineRule="auto"/>
+            </w:pPr>
             <w:r>
               <w:rPr>
-                <w:sz w:val="15"/>
+                <w:rFonts w:ascii="Arial" w:hAnsi="Arial"/>
+                <w:color w:val="000000"/>
+                <w:sz w:val="17"/>
               </w:rPr>
               <w:t>Estadísticas de carga y crucero por separado, espera del crucero, reserva ociosa, efecto en W de carga e ingreso de equilibrio por escala.</w:t>
             </w:r>
@@ -5005,11 +6345,24 @@
               <w:bottom w:w="65" w:type="dxa"/>
               <w:end w:w="80" w:type="dxa"/>
             </w:tcMar>
+            <w:tcBorders>
+              <w:top w:val="single" w:sz="4" w:space="0" w:color="BDD7EE"/>
+              <w:left w:val="single" w:sz="4" w:space="0" w:color="BDD7EE"/>
+              <w:bottom w:val="single" w:sz="4" w:space="0" w:color="BDD7EE"/>
+              <w:right w:val="single" w:sz="4" w:space="0" w:color="BDD7EE"/>
+              <w:insideH w:val="single" w:sz="4" w:space="0" w:color="BDD7EE"/>
+              <w:insideV w:val="single" w:sz="4" w:space="0" w:color="BDD7EE"/>
+            </w:tcBorders>
           </w:tcPr>
           <w:p>
+            <w:pPr>
+              <w:spacing w:before="0" w:after="20" w:line="240" w:lineRule="auto"/>
+            </w:pPr>
             <w:r>
               <w:rPr>
-                <w:sz w:val="15"/>
+                <w:rFonts w:ascii="Arial" w:hAnsi="Arial"/>
+                <w:color w:val="000000"/>
+                <w:sz w:val="17"/>
               </w:rPr>
               <w:t>Proyecto industrial y cuarta berma</w:t>
             </w:r>
@@ -5025,11 +6378,24 @@
               <w:bottom w:w="65" w:type="dxa"/>
               <w:end w:w="80" w:type="dxa"/>
             </w:tcMar>
+            <w:tcBorders>
+              <w:top w:val="single" w:sz="4" w:space="0" w:color="BDD7EE"/>
+              <w:left w:val="single" w:sz="4" w:space="0" w:color="BDD7EE"/>
+              <w:bottom w:val="single" w:sz="4" w:space="0" w:color="BDD7EE"/>
+              <w:right w:val="single" w:sz="4" w:space="0" w:color="BDD7EE"/>
+              <w:insideH w:val="single" w:sz="4" w:space="0" w:color="BDD7EE"/>
+              <w:insideV w:val="single" w:sz="4" w:space="0" w:color="BDD7EE"/>
+            </w:tcBorders>
           </w:tcPr>
           <w:p>
+            <w:pPr>
+              <w:spacing w:before="0" w:after="20" w:line="240" w:lineRule="auto"/>
+            </w:pPr>
             <w:r>
               <w:rPr>
-                <w:sz w:val="15"/>
+                <w:rFonts w:ascii="Arial" w:hAnsi="Arial"/>
+                <w:color w:val="000000"/>
+                <w:sz w:val="17"/>
               </w:rPr>
               <w:t>Demanda ×1,00, ×1,35 y ×2,00; 3 frente a 4 bermas; cruzar con cruceros</w:t>
             </w:r>
@@ -5045,11 +6411,24 @@
               <w:bottom w:w="65" w:type="dxa"/>
               <w:end w:w="80" w:type="dxa"/>
             </w:tcMar>
+            <w:tcBorders>
+              <w:top w:val="single" w:sz="4" w:space="0" w:color="BDD7EE"/>
+              <w:left w:val="single" w:sz="4" w:space="0" w:color="BDD7EE"/>
+              <w:bottom w:val="single" w:sz="4" w:space="0" w:color="BDD7EE"/>
+              <w:right w:val="single" w:sz="4" w:space="0" w:color="BDD7EE"/>
+              <w:insideH w:val="single" w:sz="4" w:space="0" w:color="BDD7EE"/>
+              <w:insideV w:val="single" w:sz="4" w:space="0" w:color="BDD7EE"/>
+            </w:tcBorders>
           </w:tcPr>
           <w:p>
+            <w:pPr>
+              <w:spacing w:before="0" w:after="20" w:line="240" w:lineRule="auto"/>
+            </w:pPr>
             <w:r>
               <w:rPr>
-                <w:sz w:val="15"/>
+                <w:rFonts w:ascii="Arial" w:hAnsi="Arial"/>
+                <w:color w:val="000000"/>
+                <w:sz w:val="17"/>
               </w:rPr>
               <w:t>Capacidad, W, horas-buque evitadas, ahorro con USD 15.000–30.000/día y repago simple. Sin probabilidades inventadas; informar criterio de incertidumbre y sensibilidad.</w:t>
             </w:r>
@@ -5153,7 +6532,7 @@
       <w:tblPr>
         <w:tblW w:type="auto" w:w="0"/>
         <w:jc w:val="center"/>
-        <w:tblLayout w:type="autofit"/>
+        <w:tblLayout w:type="fixed"/>
         <w:tblLook w:firstColumn="1" w:firstRow="1" w:lastColumn="0" w:lastRow="0" w:noHBand="0" w:noVBand="1" w:val="04A0"/>
         <w:tblBorders>
           <w:top w:val="single" w:sz="4" w:color="D5DEE6"/>
@@ -5184,14 +6563,26 @@
               <w:bottom w:w="65" w:type="dxa"/>
               <w:end w:w="80" w:type="dxa"/>
             </w:tcMar>
-            <w:shd w:fill="1F3B59"/>
+            <w:shd w:fill="DDEBF7" w:val="clear"/>
+            <w:tcBorders>
+              <w:top w:val="single" w:sz="4" w:space="0" w:color="BDD7EE"/>
+              <w:left w:val="single" w:sz="4" w:space="0" w:color="BDD7EE"/>
+              <w:bottom w:val="single" w:sz="4" w:space="0" w:color="BDD7EE"/>
+              <w:right w:val="single" w:sz="4" w:space="0" w:color="BDD7EE"/>
+              <w:insideH w:val="single" w:sz="4" w:space="0" w:color="BDD7EE"/>
+              <w:insideV w:val="single" w:sz="4" w:space="0" w:color="BDD7EE"/>
+            </w:tcBorders>
           </w:tcPr>
           <w:p>
+            <w:pPr>
+              <w:spacing w:before="0" w:after="20" w:line="240" w:lineRule="auto"/>
+            </w:pPr>
             <w:r>
               <w:rPr>
+                <w:rFonts w:ascii="Arial" w:hAnsi="Arial"/>
                 <w:b/>
-                <w:color w:val="FFFFFF"/>
-                <w:sz w:val="15"/>
+                <w:color w:val="000000"/>
+                <w:sz w:val="17"/>
               </w:rPr>
               <w:t>Etapa del proceso</w:t>
             </w:r>
@@ -5207,14 +6598,26 @@
               <w:bottom w:w="65" w:type="dxa"/>
               <w:end w:w="80" w:type="dxa"/>
             </w:tcMar>
-            <w:shd w:fill="1F3B59"/>
+            <w:shd w:fill="DDEBF7" w:val="clear"/>
+            <w:tcBorders>
+              <w:top w:val="single" w:sz="4" w:space="0" w:color="BDD7EE"/>
+              <w:left w:val="single" w:sz="4" w:space="0" w:color="BDD7EE"/>
+              <w:bottom w:val="single" w:sz="4" w:space="0" w:color="BDD7EE"/>
+              <w:right w:val="single" w:sz="4" w:space="0" w:color="BDD7EE"/>
+              <w:insideH w:val="single" w:sz="4" w:space="0" w:color="BDD7EE"/>
+              <w:insideV w:val="single" w:sz="4" w:space="0" w:color="BDD7EE"/>
+            </w:tcBorders>
           </w:tcPr>
           <w:p>
+            <w:pPr>
+              <w:spacing w:before="0" w:after="20" w:line="240" w:lineRule="auto"/>
+            </w:pPr>
             <w:r>
               <w:rPr>
+                <w:rFonts w:ascii="Arial" w:hAnsi="Arial"/>
                 <w:b/>
-                <w:color w:val="FFFFFF"/>
-                <w:sz w:val="15"/>
+                <w:color w:val="000000"/>
+                <w:sz w:val="17"/>
               </w:rPr>
               <w:t>Lógica del modelo operativo</w:t>
             </w:r>
@@ -5230,14 +6633,26 @@
               <w:bottom w:w="65" w:type="dxa"/>
               <w:end w:w="80" w:type="dxa"/>
             </w:tcMar>
-            <w:shd w:fill="1F3B59"/>
+            <w:shd w:fill="DDEBF7" w:val="clear"/>
+            <w:tcBorders>
+              <w:top w:val="single" w:sz="4" w:space="0" w:color="BDD7EE"/>
+              <w:left w:val="single" w:sz="4" w:space="0" w:color="BDD7EE"/>
+              <w:bottom w:val="single" w:sz="4" w:space="0" w:color="BDD7EE"/>
+              <w:right w:val="single" w:sz="4" w:space="0" w:color="BDD7EE"/>
+              <w:insideH w:val="single" w:sz="4" w:space="0" w:color="BDD7EE"/>
+              <w:insideV w:val="single" w:sz="4" w:space="0" w:color="BDD7EE"/>
+            </w:tcBorders>
           </w:tcPr>
           <w:p>
+            <w:pPr>
+              <w:spacing w:before="0" w:after="20" w:line="240" w:lineRule="auto"/>
+            </w:pPr>
             <w:r>
               <w:rPr>
+                <w:rFonts w:ascii="Arial" w:hAnsi="Arial"/>
                 <w:b/>
-                <w:color w:val="FFFFFF"/>
-                <w:sz w:val="15"/>
+                <w:color w:val="000000"/>
+                <w:sz w:val="17"/>
               </w:rPr>
               <w:t>Recursos y estado que deben actualizarse</w:t>
             </w:r>
@@ -5258,11 +6673,24 @@
               <w:bottom w:w="65" w:type="dxa"/>
               <w:end w:w="80" w:type="dxa"/>
             </w:tcMar>
+            <w:tcBorders>
+              <w:top w:val="single" w:sz="4" w:space="0" w:color="BDD7EE"/>
+              <w:left w:val="single" w:sz="4" w:space="0" w:color="BDD7EE"/>
+              <w:bottom w:val="single" w:sz="4" w:space="0" w:color="BDD7EE"/>
+              <w:right w:val="single" w:sz="4" w:space="0" w:color="BDD7EE"/>
+              <w:insideH w:val="single" w:sz="4" w:space="0" w:color="BDD7EE"/>
+              <w:insideV w:val="single" w:sz="4" w:space="0" w:color="BDD7EE"/>
+            </w:tcBorders>
           </w:tcPr>
           <w:p>
+            <w:pPr>
+              <w:spacing w:before="0" w:after="20" w:line="240" w:lineRule="auto"/>
+            </w:pPr>
             <w:r>
               <w:rPr>
-                <w:sz w:val="15"/>
+                <w:rFonts w:ascii="Arial" w:hAnsi="Arial"/>
+                <w:color w:val="000000"/>
+                <w:sz w:val="17"/>
               </w:rPr>
               <w:t>Arribo y espera</w:t>
             </w:r>
@@ -5278,11 +6706,24 @@
               <w:bottom w:w="65" w:type="dxa"/>
               <w:end w:w="80" w:type="dxa"/>
             </w:tcMar>
+            <w:tcBorders>
+              <w:top w:val="single" w:sz="4" w:space="0" w:color="BDD7EE"/>
+              <w:left w:val="single" w:sz="4" w:space="0" w:color="BDD7EE"/>
+              <w:bottom w:val="single" w:sz="4" w:space="0" w:color="BDD7EE"/>
+              <w:right w:val="single" w:sz="4" w:space="0" w:color="BDD7EE"/>
+              <w:insideH w:val="single" w:sz="4" w:space="0" w:color="BDD7EE"/>
+              <w:insideV w:val="single" w:sz="4" w:space="0" w:color="BDD7EE"/>
+            </w:tcBorders>
           </w:tcPr>
           <w:p>
+            <w:pPr>
+              <w:spacing w:before="0" w:after="20" w:line="240" w:lineRule="auto"/>
+            </w:pPr>
             <w:r>
               <w:rPr>
-                <w:sz w:val="15"/>
+                <w:rFonts w:ascii="Arial" w:hAnsi="Arial"/>
+                <w:color w:val="000000"/>
+                <w:sz w:val="17"/>
               </w:rPr>
               <w:t>Reproducir las marcas históricas desde la medianoche local de la primera fecha; procesar escalas simultáneas por orden de llegada al recurso.</w:t>
             </w:r>
@@ -5298,11 +6739,24 @@
               <w:bottom w:w="65" w:type="dxa"/>
               <w:end w:w="80" w:type="dxa"/>
             </w:tcMar>
+            <w:tcBorders>
+              <w:top w:val="single" w:sz="4" w:space="0" w:color="BDD7EE"/>
+              <w:left w:val="single" w:sz="4" w:space="0" w:color="BDD7EE"/>
+              <w:bottom w:val="single" w:sz="4" w:space="0" w:color="BDD7EE"/>
+              <w:right w:val="single" w:sz="4" w:space="0" w:color="BDD7EE"/>
+              <w:insideH w:val="single" w:sz="4" w:space="0" w:color="BDD7EE"/>
+              <w:insideV w:val="single" w:sz="4" w:space="0" w:color="BDD7EE"/>
+            </w:tcBorders>
           </w:tcPr>
           <w:p>
+            <w:pPr>
+              <w:spacing w:before="0" w:after="20" w:line="240" w:lineRule="auto"/>
+            </w:pPr>
             <w:r>
               <w:rPr>
-                <w:sz w:val="15"/>
+                <w:rFonts w:ascii="Arial" w:hAnsi="Arial"/>
+                <w:color w:val="000000"/>
+                <w:sz w:val="17"/>
               </w:rPr>
               <w:t>Cola de rada y recurso de bermas.</w:t>
             </w:r>
@@ -5323,12 +6777,24 @@
               <w:bottom w:w="65" w:type="dxa"/>
               <w:end w:w="80" w:type="dxa"/>
             </w:tcMar>
-            <w:shd w:fill="F1F6F8"/>
+            <w:tcBorders>
+              <w:top w:val="single" w:sz="4" w:space="0" w:color="BDD7EE"/>
+              <w:left w:val="single" w:sz="4" w:space="0" w:color="BDD7EE"/>
+              <w:bottom w:val="single" w:sz="4" w:space="0" w:color="BDD7EE"/>
+              <w:right w:val="single" w:sz="4" w:space="0" w:color="BDD7EE"/>
+              <w:insideH w:val="single" w:sz="4" w:space="0" w:color="BDD7EE"/>
+              <w:insideV w:val="single" w:sz="4" w:space="0" w:color="BDD7EE"/>
+            </w:tcBorders>
           </w:tcPr>
           <w:p>
+            <w:pPr>
+              <w:spacing w:before="0" w:after="20" w:line="240" w:lineRule="auto"/>
+            </w:pPr>
             <w:r>
               <w:rPr>
-                <w:sz w:val="15"/>
+                <w:rFonts w:ascii="Arial" w:hAnsi="Arial"/>
+                <w:color w:val="000000"/>
+                <w:sz w:val="17"/>
               </w:rPr>
               <w:t>Atraque</w:t>
             </w:r>
@@ -5344,12 +6810,24 @@
               <w:bottom w:w="65" w:type="dxa"/>
               <w:end w:w="80" w:type="dxa"/>
             </w:tcMar>
-            <w:shd w:fill="F1F6F8"/>
+            <w:tcBorders>
+              <w:top w:val="single" w:sz="4" w:space="0" w:color="BDD7EE"/>
+              <w:left w:val="single" w:sz="4" w:space="0" w:color="BDD7EE"/>
+              <w:bottom w:val="single" w:sz="4" w:space="0" w:color="BDD7EE"/>
+              <w:right w:val="single" w:sz="4" w:space="0" w:color="BDD7EE"/>
+              <w:insideH w:val="single" w:sz="4" w:space="0" w:color="BDD7EE"/>
+              <w:insideV w:val="single" w:sz="4" w:space="0" w:color="BDD7EE"/>
+            </w:tcBorders>
           </w:tcPr>
           <w:p>
+            <w:pPr>
+              <w:spacing w:before="0" w:after="20" w:line="240" w:lineRule="auto"/>
+            </w:pPr>
             <w:r>
               <w:rPr>
-                <w:sz w:val="15"/>
+                <w:rFonts w:ascii="Arial" w:hAnsi="Arial"/>
+                <w:color w:val="000000"/>
+                <w:sz w:val="17"/>
               </w:rPr>
               <w:t>Simular 1–2 h conjuntas; dividir el tiempo entre atraque y desatraque con una proporción uniforme 45–55%.</w:t>
             </w:r>
@@ -5365,12 +6843,24 @@
               <w:bottom w:w="65" w:type="dxa"/>
               <w:end w:w="80" w:type="dxa"/>
             </w:tcMar>
-            <w:shd w:fill="F1F6F8"/>
+            <w:tcBorders>
+              <w:top w:val="single" w:sz="4" w:space="0" w:color="BDD7EE"/>
+              <w:left w:val="single" w:sz="4" w:space="0" w:color="BDD7EE"/>
+              <w:bottom w:val="single" w:sz="4" w:space="0" w:color="BDD7EE"/>
+              <w:right w:val="single" w:sz="4" w:space="0" w:color="BDD7EE"/>
+              <w:insideH w:val="single" w:sz="4" w:space="0" w:color="BDD7EE"/>
+              <w:insideV w:val="single" w:sz="4" w:space="0" w:color="BDD7EE"/>
+            </w:tcBorders>
           </w:tcPr>
           <w:p>
+            <w:pPr>
+              <w:spacing w:before="0" w:after="20" w:line="240" w:lineRule="auto"/>
+            </w:pPr>
             <w:r>
               <w:rPr>
-                <w:sz w:val="15"/>
+                <w:rFonts w:ascii="Arial" w:hAnsi="Arial"/>
+                <w:color w:val="000000"/>
+                <w:sz w:val="17"/>
               </w:rPr>
               <w:t>Berma ocupada; el práctico y el remolcador se representan como tiempo de maniobra. La distribución y división son supuestos.</w:t>
             </w:r>
@@ -5391,11 +6881,24 @@
               <w:bottom w:w="65" w:type="dxa"/>
               <w:end w:w="80" w:type="dxa"/>
             </w:tcMar>
+            <w:tcBorders>
+              <w:top w:val="single" w:sz="4" w:space="0" w:color="BDD7EE"/>
+              <w:left w:val="single" w:sz="4" w:space="0" w:color="BDD7EE"/>
+              <w:bottom w:val="single" w:sz="4" w:space="0" w:color="BDD7EE"/>
+              <w:right w:val="single" w:sz="4" w:space="0" w:color="BDD7EE"/>
+              <w:insideH w:val="single" w:sz="4" w:space="0" w:color="BDD7EE"/>
+              <w:insideV w:val="single" w:sz="4" w:space="0" w:color="BDD7EE"/>
+            </w:tcBorders>
           </w:tcPr>
           <w:p>
+            <w:pPr>
+              <w:spacing w:before="0" w:after="20" w:line="240" w:lineRule="auto"/>
+            </w:pPr>
             <w:r>
               <w:rPr>
-                <w:sz w:val="15"/>
+                <w:rFonts w:ascii="Arial" w:hAnsi="Arial"/>
+                <w:color w:val="000000"/>
+                <w:sz w:val="17"/>
               </w:rPr>
               <w:t>Transferencia</w:t>
             </w:r>
@@ -5411,11 +6914,24 @@
               <w:bottom w:w="65" w:type="dxa"/>
               <w:end w:w="80" w:type="dxa"/>
             </w:tcMar>
+            <w:tcBorders>
+              <w:top w:val="single" w:sz="4" w:space="0" w:color="BDD7EE"/>
+              <w:left w:val="single" w:sz="4" w:space="0" w:color="BDD7EE"/>
+              <w:bottom w:val="single" w:sz="4" w:space="0" w:color="BDD7EE"/>
+              <w:right w:val="single" w:sz="4" w:space="0" w:color="BDD7EE"/>
+              <w:insideH w:val="single" w:sz="4" w:space="0" w:color="BDD7EE"/>
+              <w:insideV w:val="single" w:sz="4" w:space="0" w:color="BDD7EE"/>
+            </w:tcBorders>
           </w:tcPr>
           <w:p>
+            <w:pPr>
+              <w:spacing w:before="0" w:after="20" w:line="240" w:lineRule="auto"/>
+            </w:pPr>
             <w:r>
               <w:rPr>
-                <w:sz w:val="15"/>
+                <w:rFonts w:ascii="Arial" w:hAnsi="Arial"/>
+                <w:color w:val="000000"/>
+                <w:sz w:val="17"/>
               </w:rPr>
               <w:t>Solicitar una grúa y esperar su concesión; tomar una segunda solo si está libre. Dos grúas rinden 1,70 veces una. Las tareas se pausan en el cambio de turno.</w:t>
             </w:r>
@@ -5431,11 +6947,24 @@
               <w:bottom w:w="65" w:type="dxa"/>
               <w:end w:w="80" w:type="dxa"/>
             </w:tcMar>
+            <w:tcBorders>
+              <w:top w:val="single" w:sz="4" w:space="0" w:color="BDD7EE"/>
+              <w:left w:val="single" w:sz="4" w:space="0" w:color="BDD7EE"/>
+              <w:bottom w:val="single" w:sz="4" w:space="0" w:color="BDD7EE"/>
+              <w:right w:val="single" w:sz="4" w:space="0" w:color="BDD7EE"/>
+              <w:insideH w:val="single" w:sz="4" w:space="0" w:color="BDD7EE"/>
+              <w:insideV w:val="single" w:sz="4" w:space="0" w:color="BDD7EE"/>
+            </w:tcBorders>
           </w:tcPr>
           <w:p>
+            <w:pPr>
+              <w:spacing w:before="0" w:after="20" w:line="240" w:lineRule="auto"/>
+            </w:pPr>
             <w:r>
               <w:rPr>
-                <w:sz w:val="15"/>
+                <w:rFonts w:ascii="Arial" w:hAnsi="Arial"/>
+                <w:color w:val="000000"/>
+                <w:sz w:val="17"/>
               </w:rPr>
               <w:t>Recurso compartido de grúas; en turno nocturno inicia una grúa y una segunda puede activarse como standby tras 15–20 min.</w:t>
             </w:r>
@@ -5456,12 +6985,24 @@
               <w:bottom w:w="65" w:type="dxa"/>
               <w:end w:w="80" w:type="dxa"/>
             </w:tcMar>
-            <w:shd w:fill="F1F6F8"/>
+            <w:tcBorders>
+              <w:top w:val="single" w:sz="4" w:space="0" w:color="BDD7EE"/>
+              <w:left w:val="single" w:sz="4" w:space="0" w:color="BDD7EE"/>
+              <w:bottom w:val="single" w:sz="4" w:space="0" w:color="BDD7EE"/>
+              <w:right w:val="single" w:sz="4" w:space="0" w:color="BDD7EE"/>
+              <w:insideH w:val="single" w:sz="4" w:space="0" w:color="BDD7EE"/>
+              <w:insideV w:val="single" w:sz="4" w:space="0" w:color="BDD7EE"/>
+            </w:tcBorders>
           </w:tcPr>
           <w:p>
+            <w:pPr>
+              <w:spacing w:before="0" w:after="20" w:line="240" w:lineRule="auto"/>
+            </w:pPr>
             <w:r>
               <w:rPr>
-                <w:sz w:val="15"/>
+                <w:rFonts w:ascii="Arial" w:hAnsi="Arial"/>
+                <w:color w:val="000000"/>
+                <w:sz w:val="17"/>
               </w:rPr>
               <w:t>Patio y camiones</w:t>
             </w:r>
@@ -5477,12 +7018,24 @@
               <w:bottom w:w="65" w:type="dxa"/>
               <w:end w:w="80" w:type="dxa"/>
             </w:tcMar>
-            <w:shd w:fill="F1F6F8"/>
+            <w:tcBorders>
+              <w:top w:val="single" w:sz="4" w:space="0" w:color="BDD7EE"/>
+              <w:left w:val="single" w:sz="4" w:space="0" w:color="BDD7EE"/>
+              <w:bottom w:val="single" w:sz="4" w:space="0" w:color="BDD7EE"/>
+              <w:right w:val="single" w:sz="4" w:space="0" w:color="BDD7EE"/>
+              <w:insideH w:val="single" w:sz="4" w:space="0" w:color="BDD7EE"/>
+              <w:insideV w:val="single" w:sz="4" w:space="0" w:color="BDD7EE"/>
+            </w:tcBorders>
           </w:tcPr>
           <w:p>
+            <w:pPr>
+              <w:spacing w:before="0" w:after="20" w:line="240" w:lineRule="auto"/>
+            </w:pPr>
             <w:r>
               <w:rPr>
-                <w:sz w:val="15"/>
+                <w:rFonts w:ascii="Arial" w:hAnsi="Arial"/>
+                <w:color w:val="000000"/>
+                <w:sz w:val="17"/>
               </w:rPr>
               <w:t>Aproximar carga y descarga como flujos balanceados 50/50. Exportaciones llegan 72 h antes; importaciones quedan en el patio y el retiro terrestre sigue una tasa agregada con media de permanencia de 72 h.</w:t>
             </w:r>
@@ -5498,12 +7051,24 @@
               <w:bottom w:w="65" w:type="dxa"/>
               <w:end w:w="80" w:type="dxa"/>
             </w:tcMar>
-            <w:shd w:fill="F1F6F8"/>
+            <w:tcBorders>
+              <w:top w:val="single" w:sz="4" w:space="0" w:color="BDD7EE"/>
+              <w:left w:val="single" w:sz="4" w:space="0" w:color="BDD7EE"/>
+              <w:bottom w:val="single" w:sz="4" w:space="0" w:color="BDD7EE"/>
+              <w:right w:val="single" w:sz="4" w:space="0" w:color="BDD7EE"/>
+              <w:insideH w:val="single" w:sz="4" w:space="0" w:color="BDD7EE"/>
+              <w:insideV w:val="single" w:sz="4" w:space="0" w:color="BDD7EE"/>
+            </w:tcBorders>
           </w:tcPr>
           <w:p>
+            <w:pPr>
+              <w:spacing w:before="0" w:after="20" w:line="240" w:lineRule="auto"/>
+            </w:pPr>
             <w:r>
               <w:rPr>
-                <w:sz w:val="15"/>
+                <w:rFonts w:ascii="Arial" w:hAnsi="Arial"/>
+                <w:color w:val="000000"/>
+                <w:sz w:val="17"/>
               </w:rPr>
               <w:t>Container de 3.000 slots, ocupación inicial supuesta de 1.200, inventario separado en exportación e importación y bloqueo de entregas cuando no hay slots.</w:t>
             </w:r>
@@ -5524,11 +7089,24 @@
               <w:bottom w:w="65" w:type="dxa"/>
               <w:end w:w="80" w:type="dxa"/>
             </w:tcMar>
+            <w:tcBorders>
+              <w:top w:val="single" w:sz="4" w:space="0" w:color="BDD7EE"/>
+              <w:left w:val="single" w:sz="4" w:space="0" w:color="BDD7EE"/>
+              <w:bottom w:val="single" w:sz="4" w:space="0" w:color="BDD7EE"/>
+              <w:right w:val="single" w:sz="4" w:space="0" w:color="BDD7EE"/>
+              <w:insideH w:val="single" w:sz="4" w:space="0" w:color="BDD7EE"/>
+              <w:insideV w:val="single" w:sz="4" w:space="0" w:color="BDD7EE"/>
+            </w:tcBorders>
           </w:tcPr>
           <w:p>
+            <w:pPr>
+              <w:spacing w:before="0" w:after="20" w:line="240" w:lineRule="auto"/>
+            </w:pPr>
             <w:r>
               <w:rPr>
-                <w:sz w:val="15"/>
+                <w:rFonts w:ascii="Arial" w:hAnsi="Arial"/>
+                <w:color w:val="000000"/>
+                <w:sz w:val="17"/>
               </w:rPr>
               <w:t>Desatraque y salida</w:t>
             </w:r>
@@ -5544,11 +7122,24 @@
               <w:bottom w:w="65" w:type="dxa"/>
               <w:end w:w="80" w:type="dxa"/>
             </w:tcMar>
+            <w:tcBorders>
+              <w:top w:val="single" w:sz="4" w:space="0" w:color="BDD7EE"/>
+              <w:left w:val="single" w:sz="4" w:space="0" w:color="BDD7EE"/>
+              <w:bottom w:val="single" w:sz="4" w:space="0" w:color="BDD7EE"/>
+              <w:right w:val="single" w:sz="4" w:space="0" w:color="BDD7EE"/>
+              <w:insideH w:val="single" w:sz="4" w:space="0" w:color="BDD7EE"/>
+              <w:insideV w:val="single" w:sz="4" w:space="0" w:color="BDD7EE"/>
+            </w:tcBorders>
           </w:tcPr>
           <w:p>
+            <w:pPr>
+              <w:spacing w:before="0" w:after="20" w:line="240" w:lineRule="auto"/>
+            </w:pPr>
             <w:r>
               <w:rPr>
-                <w:sz w:val="15"/>
+                <w:rFonts w:ascii="Arial" w:hAnsi="Arial"/>
+                <w:color w:val="000000"/>
+                <w:sz w:val="17"/>
               </w:rPr>
               <w:t>Terminar la maniobra de salida, liberar berma y registrar la escala una sola vez.</w:t>
             </w:r>
@@ -5564,11 +7155,24 @@
               <w:bottom w:w="65" w:type="dxa"/>
               <w:end w:w="80" w:type="dxa"/>
             </w:tcMar>
+            <w:tcBorders>
+              <w:top w:val="single" w:sz="4" w:space="0" w:color="BDD7EE"/>
+              <w:left w:val="single" w:sz="4" w:space="0" w:color="BDD7EE"/>
+              <w:bottom w:val="single" w:sz="4" w:space="0" w:color="BDD7EE"/>
+              <w:right w:val="single" w:sz="4" w:space="0" w:color="BDD7EE"/>
+              <w:insideH w:val="single" w:sz="4" w:space="0" w:color="BDD7EE"/>
+              <w:insideV w:val="single" w:sz="4" w:space="0" w:color="BDD7EE"/>
+            </w:tcBorders>
           </w:tcPr>
           <w:p>
+            <w:pPr>
+              <w:spacing w:before="0" w:after="20" w:line="240" w:lineRule="auto"/>
+            </w:pPr>
             <w:r>
               <w:rPr>
-                <w:sz w:val="15"/>
+                <w:rFonts w:ascii="Arial" w:hAnsi="Arial"/>
+                <w:color w:val="000000"/>
+                <w:sz w:val="17"/>
               </w:rPr>
               <w:t>Métricas por buque: espera en rada, espera de grúa, espera de patio, alistamiento, pausa de turno, trabajo efectivo y estadía.</w:t>
             </w:r>
@@ -5589,12 +7193,24 @@
               <w:bottom w:w="65" w:type="dxa"/>
               <w:end w:w="80" w:type="dxa"/>
             </w:tcMar>
-            <w:shd w:fill="F1F6F8"/>
+            <w:tcBorders>
+              <w:top w:val="single" w:sz="4" w:space="0" w:color="BDD7EE"/>
+              <w:left w:val="single" w:sz="4" w:space="0" w:color="BDD7EE"/>
+              <w:bottom w:val="single" w:sz="4" w:space="0" w:color="BDD7EE"/>
+              <w:right w:val="single" w:sz="4" w:space="0" w:color="BDD7EE"/>
+              <w:insideH w:val="single" w:sz="4" w:space="0" w:color="BDD7EE"/>
+              <w:insideV w:val="single" w:sz="4" w:space="0" w:color="BDD7EE"/>
+            </w:tcBorders>
           </w:tcPr>
           <w:p>
+            <w:pPr>
+              <w:spacing w:before="0" w:after="20" w:line="240" w:lineRule="auto"/>
+            </w:pPr>
             <w:r>
               <w:rPr>
-                <w:sz w:val="15"/>
+                <w:rFonts w:ascii="Arial" w:hAnsi="Arial"/>
+                <w:color w:val="000000"/>
+                <w:sz w:val="17"/>
               </w:rPr>
               <w:t>Crucero</w:t>
             </w:r>
@@ -5610,12 +7226,24 @@
               <w:bottom w:w="65" w:type="dxa"/>
               <w:end w:w="80" w:type="dxa"/>
             </w:tcMar>
-            <w:shd w:fill="F1F6F8"/>
+            <w:tcBorders>
+              <w:top w:val="single" w:sz="4" w:space="0" w:color="BDD7EE"/>
+              <w:left w:val="single" w:sz="4" w:space="0" w:color="BDD7EE"/>
+              <w:bottom w:val="single" w:sz="4" w:space="0" w:color="BDD7EE"/>
+              <w:right w:val="single" w:sz="4" w:space="0" w:color="BDD7EE"/>
+              <w:insideH w:val="single" w:sz="4" w:space="0" w:color="BDD7EE"/>
+              <w:insideV w:val="single" w:sz="4" w:space="0" w:color="BDD7EE"/>
+            </w:tcBorders>
           </w:tcPr>
           <w:p>
+            <w:pPr>
+              <w:spacing w:before="0" w:after="20" w:line="240" w:lineRule="auto"/>
+            </w:pPr>
             <w:r>
               <w:rPr>
-                <w:sz w:val="15"/>
+                <w:rFonts w:ascii="Arial" w:hAnsi="Arial"/>
+                <w:color w:val="000000"/>
+                <w:sz w:val="17"/>
               </w:rPr>
               <w:t>Programar 24 escalas por ventana de 12 semanas en cada temporada de octubre; variabilidad de arribo ±3 h, reserva exclusiva desde 6 h antes cuando corresponde, permanencia de 28–36 h y sin grúas STS.</w:t>
             </w:r>
@@ -5631,10 +7259,25 @@
               <w:bottom w:w="65" w:type="dxa"/>
               <w:end w:w="80" w:type="dxa"/>
             </w:tcMar>
-            <w:shd w:fill="F1F6F8"/>
+            <w:tcBorders>
+              <w:top w:val="single" w:sz="4" w:space="0" w:color="BDD7EE"/>
+              <w:left w:val="single" w:sz="4" w:space="0" w:color="BDD7EE"/>
+              <w:bottom w:val="single" w:sz="4" w:space="0" w:color="BDD7EE"/>
+              <w:right w:val="single" w:sz="4" w:space="0" w:color="BDD7EE"/>
+              <w:insideH w:val="single" w:sz="4" w:space="0" w:color="BDD7EE"/>
+              <w:insideV w:val="single" w:sz="4" w:space="0" w:color="BDD7EE"/>
+            </w:tcBorders>
           </w:tcPr>
           <w:p>
+            <w:pPr>
+              <w:spacing w:before="0" w:after="20" w:line="240" w:lineRule="auto"/>
+            </w:pPr>
             <w:r>
+              <w:rPr>
+                <w:rFonts w:ascii="Arial" w:hAnsi="Arial"/>
+                <w:color w:val="000000"/>
+                <w:sz w:val="17"/>
+              </w:rPr>
               <w:t>Recurso de berma y métricas independientes, incluidas las horas de reserva anticipada.</w:t>
             </w:r>
           </w:p>
@@ -5667,7 +7310,7 @@
       <w:tblPr>
         <w:tblW w:type="auto" w:w="0"/>
         <w:jc w:val="center"/>
-        <w:tblLayout w:type="autofit"/>
+        <w:tblLayout w:type="fixed"/>
         <w:tblLook w:firstColumn="1" w:firstRow="1" w:lastColumn="0" w:lastRow="0" w:noHBand="0" w:noVBand="1" w:val="04A0"/>
         <w:tblBorders>
           <w:top w:val="single" w:sz="4" w:color="D5DEE6"/>
@@ -5698,14 +7341,26 @@
               <w:bottom w:w="65" w:type="dxa"/>
               <w:end w:w="80" w:type="dxa"/>
             </w:tcMar>
-            <w:shd w:fill="1F3B59"/>
+            <w:shd w:fill="DDEBF7" w:val="clear"/>
+            <w:tcBorders>
+              <w:top w:val="single" w:sz="4" w:space="0" w:color="BDD7EE"/>
+              <w:left w:val="single" w:sz="4" w:space="0" w:color="BDD7EE"/>
+              <w:bottom w:val="single" w:sz="4" w:space="0" w:color="BDD7EE"/>
+              <w:right w:val="single" w:sz="4" w:space="0" w:color="BDD7EE"/>
+              <w:insideH w:val="single" w:sz="4" w:space="0" w:color="BDD7EE"/>
+              <w:insideV w:val="single" w:sz="4" w:space="0" w:color="BDD7EE"/>
+            </w:tcBorders>
           </w:tcPr>
           <w:p>
+            <w:pPr>
+              <w:spacing w:before="0" w:after="20" w:line="240" w:lineRule="auto"/>
+            </w:pPr>
             <w:r>
               <w:rPr>
+                <w:rFonts w:ascii="Arial" w:hAnsi="Arial"/>
                 <w:b/>
-                <w:color w:val="FFFFFF"/>
-                <w:sz w:val="15"/>
+                <w:color w:val="000000"/>
+                <w:sz w:val="17"/>
               </w:rPr>
               <w:t>Defecto anterior</w:t>
             </w:r>
@@ -5721,14 +7376,26 @@
               <w:bottom w:w="65" w:type="dxa"/>
               <w:end w:w="80" w:type="dxa"/>
             </w:tcMar>
-            <w:shd w:fill="1F3B59"/>
+            <w:shd w:fill="DDEBF7" w:val="clear"/>
+            <w:tcBorders>
+              <w:top w:val="single" w:sz="4" w:space="0" w:color="BDD7EE"/>
+              <w:left w:val="single" w:sz="4" w:space="0" w:color="BDD7EE"/>
+              <w:bottom w:val="single" w:sz="4" w:space="0" w:color="BDD7EE"/>
+              <w:right w:val="single" w:sz="4" w:space="0" w:color="BDD7EE"/>
+              <w:insideH w:val="single" w:sz="4" w:space="0" w:color="BDD7EE"/>
+              <w:insideV w:val="single" w:sz="4" w:space="0" w:color="BDD7EE"/>
+            </w:tcBorders>
           </w:tcPr>
           <w:p>
+            <w:pPr>
+              <w:spacing w:before="0" w:after="20" w:line="240" w:lineRule="auto"/>
+            </w:pPr>
             <w:r>
               <w:rPr>
+                <w:rFonts w:ascii="Arial" w:hAnsi="Arial"/>
                 <w:b/>
-                <w:color w:val="FFFFFF"/>
-                <w:sz w:val="15"/>
+                <w:color w:val="000000"/>
+                <w:sz w:val="17"/>
               </w:rPr>
               <w:t>Corrección aplicada</w:t>
             </w:r>
@@ -5744,14 +7411,26 @@
               <w:bottom w:w="65" w:type="dxa"/>
               <w:end w:w="80" w:type="dxa"/>
             </w:tcMar>
-            <w:shd w:fill="1F3B59"/>
+            <w:shd w:fill="DDEBF7" w:val="clear"/>
+            <w:tcBorders>
+              <w:top w:val="single" w:sz="4" w:space="0" w:color="BDD7EE"/>
+              <w:left w:val="single" w:sz="4" w:space="0" w:color="BDD7EE"/>
+              <w:bottom w:val="single" w:sz="4" w:space="0" w:color="BDD7EE"/>
+              <w:right w:val="single" w:sz="4" w:space="0" w:color="BDD7EE"/>
+              <w:insideH w:val="single" w:sz="4" w:space="0" w:color="BDD7EE"/>
+              <w:insideV w:val="single" w:sz="4" w:space="0" w:color="BDD7EE"/>
+            </w:tcBorders>
           </w:tcPr>
           <w:p>
+            <w:pPr>
+              <w:spacing w:before="0" w:after="20" w:line="240" w:lineRule="auto"/>
+            </w:pPr>
             <w:r>
               <w:rPr>
+                <w:rFonts w:ascii="Arial" w:hAnsi="Arial"/>
                 <w:b/>
-                <w:color w:val="FFFFFF"/>
-                <w:sz w:val="15"/>
+                <w:color w:val="000000"/>
+                <w:sz w:val="17"/>
               </w:rPr>
               <w:t>Evidencia o limitación vigente</w:t>
             </w:r>
@@ -5772,11 +7451,24 @@
               <w:bottom w:w="65" w:type="dxa"/>
               <w:end w:w="80" w:type="dxa"/>
             </w:tcMar>
+            <w:tcBorders>
+              <w:top w:val="single" w:sz="4" w:space="0" w:color="BDD7EE"/>
+              <w:left w:val="single" w:sz="4" w:space="0" w:color="BDD7EE"/>
+              <w:bottom w:val="single" w:sz="4" w:space="0" w:color="BDD7EE"/>
+              <w:right w:val="single" w:sz="4" w:space="0" w:color="BDD7EE"/>
+              <w:insideH w:val="single" w:sz="4" w:space="0" w:color="BDD7EE"/>
+              <w:insideV w:val="single" w:sz="4" w:space="0" w:color="BDD7EE"/>
+            </w:tcBorders>
           </w:tcPr>
           <w:p>
+            <w:pPr>
+              <w:spacing w:before="0" w:after="20" w:line="240" w:lineRule="auto"/>
+            </w:pPr>
             <w:r>
               <w:rPr>
-                <w:sz w:val="15"/>
+                <w:rFonts w:ascii="Arial" w:hAnsi="Arial"/>
+                <w:color w:val="000000"/>
+                <w:sz w:val="17"/>
               </w:rPr>
               <w:t>La solicitud de segunda grúa podía contarse antes de adquirir el recurso.</w:t>
             </w:r>
@@ -5792,11 +7484,24 @@
               <w:bottom w:w="65" w:type="dxa"/>
               <w:end w:w="80" w:type="dxa"/>
             </w:tcMar>
+            <w:tcBorders>
+              <w:top w:val="single" w:sz="4" w:space="0" w:color="BDD7EE"/>
+              <w:left w:val="single" w:sz="4" w:space="0" w:color="BDD7EE"/>
+              <w:bottom w:val="single" w:sz="4" w:space="0" w:color="BDD7EE"/>
+              <w:right w:val="single" w:sz="4" w:space="0" w:color="BDD7EE"/>
+              <w:insideH w:val="single" w:sz="4" w:space="0" w:color="BDD7EE"/>
+              <w:insideV w:val="single" w:sz="4" w:space="0" w:color="BDD7EE"/>
+            </w:tcBorders>
           </w:tcPr>
           <w:p>
+            <w:pPr>
+              <w:spacing w:before="0" w:after="20" w:line="240" w:lineRule="auto"/>
+            </w:pPr>
             <w:r>
               <w:rPr>
-                <w:sz w:val="15"/>
+                <w:rFonts w:ascii="Arial" w:hAnsi="Arial"/>
+                <w:color w:val="000000"/>
+                <w:sz w:val="17"/>
               </w:rPr>
               <w:t>Ahora se espera la concesión; si no está libre, el buque opera con una grúa.</w:t>
             </w:r>
@@ -5812,11 +7517,24 @@
               <w:bottom w:w="65" w:type="dxa"/>
               <w:end w:w="80" w:type="dxa"/>
             </w:tcMar>
+            <w:tcBorders>
+              <w:top w:val="single" w:sz="4" w:space="0" w:color="BDD7EE"/>
+              <w:left w:val="single" w:sz="4" w:space="0" w:color="BDD7EE"/>
+              <w:bottom w:val="single" w:sz="4" w:space="0" w:color="BDD7EE"/>
+              <w:right w:val="single" w:sz="4" w:space="0" w:color="BDD7EE"/>
+              <w:insideH w:val="single" w:sz="4" w:space="0" w:color="BDD7EE"/>
+              <w:insideV w:val="single" w:sz="4" w:space="0" w:color="BDD7EE"/>
+            </w:tcBorders>
           </w:tcPr>
           <w:p>
+            <w:pPr>
+              <w:spacing w:before="0" w:after="20" w:line="240" w:lineRule="auto"/>
+            </w:pPr>
             <w:r>
               <w:rPr>
-                <w:sz w:val="15"/>
+                <w:rFonts w:ascii="Arial" w:hAnsi="Arial"/>
+                <w:color w:val="000000"/>
+                <w:sz w:val="17"/>
               </w:rPr>
               <w:t>La asignación registrada no supera dos grúas ni la disponibilidad del recurso.</w:t>
             </w:r>
@@ -5837,12 +7555,24 @@
               <w:bottom w:w="65" w:type="dxa"/>
               <w:end w:w="80" w:type="dxa"/>
             </w:tcMar>
-            <w:shd w:fill="F1F6F8"/>
+            <w:tcBorders>
+              <w:top w:val="single" w:sz="4" w:space="0" w:color="BDD7EE"/>
+              <w:left w:val="single" w:sz="4" w:space="0" w:color="BDD7EE"/>
+              <w:bottom w:val="single" w:sz="4" w:space="0" w:color="BDD7EE"/>
+              <w:right w:val="single" w:sz="4" w:space="0" w:color="BDD7EE"/>
+              <w:insideH w:val="single" w:sz="4" w:space="0" w:color="BDD7EE"/>
+              <w:insideV w:val="single" w:sz="4" w:space="0" w:color="BDD7EE"/>
+            </w:tcBorders>
           </w:tcPr>
           <w:p>
+            <w:pPr>
+              <w:spacing w:before="0" w:after="20" w:line="240" w:lineRule="auto"/>
+            </w:pPr>
             <w:r>
               <w:rPr>
-                <w:sz w:val="15"/>
+                <w:rFonts w:ascii="Arial" w:hAnsi="Arial"/>
+                <w:color w:val="000000"/>
+                <w:sz w:val="17"/>
               </w:rPr>
               <w:t>El patio limitaba ocupación con min/max, ocultando excesos y pérdidas.</w:t>
             </w:r>
@@ -5858,12 +7588,24 @@
               <w:bottom w:w="65" w:type="dxa"/>
               <w:end w:w="80" w:type="dxa"/>
             </w:tcMar>
-            <w:shd w:fill="F1F6F8"/>
+            <w:tcBorders>
+              <w:top w:val="single" w:sz="4" w:space="0" w:color="BDD7EE"/>
+              <w:left w:val="single" w:sz="4" w:space="0" w:color="BDD7EE"/>
+              <w:bottom w:val="single" w:sz="4" w:space="0" w:color="BDD7EE"/>
+              <w:right w:val="single" w:sz="4" w:space="0" w:color="BDD7EE"/>
+              <w:insideH w:val="single" w:sz="4" w:space="0" w:color="BDD7EE"/>
+              <w:insideV w:val="single" w:sz="4" w:space="0" w:color="BDD7EE"/>
+            </w:tcBorders>
           </w:tcPr>
           <w:p>
+            <w:pPr>
+              <w:spacing w:before="0" w:after="20" w:line="240" w:lineRule="auto"/>
+            </w:pPr>
             <w:r>
               <w:rPr>
-                <w:sz w:val="15"/>
+                <w:rFonts w:ascii="Arial" w:hAnsi="Arial"/>
+                <w:color w:val="000000"/>
+                <w:sz w:val="17"/>
               </w:rPr>
               <w:t>Ahora usa simpy.Container con capacidad y esperas explícitas, sin truncar inventario.</w:t>
             </w:r>
@@ -5879,12 +7621,24 @@
               <w:bottom w:w="65" w:type="dxa"/>
               <w:end w:w="80" w:type="dxa"/>
             </w:tcMar>
-            <w:shd w:fill="F1F6F8"/>
+            <w:tcBorders>
+              <w:top w:val="single" w:sz="4" w:space="0" w:color="BDD7EE"/>
+              <w:left w:val="single" w:sz="4" w:space="0" w:color="BDD7EE"/>
+              <w:bottom w:val="single" w:sz="4" w:space="0" w:color="BDD7EE"/>
+              <w:right w:val="single" w:sz="4" w:space="0" w:color="BDD7EE"/>
+              <w:insideH w:val="single" w:sz="4" w:space="0" w:color="BDD7EE"/>
+              <w:insideV w:val="single" w:sz="4" w:space="0" w:color="BDD7EE"/>
+            </w:tcBorders>
           </w:tcPr>
           <w:p>
+            <w:pPr>
+              <w:spacing w:before="0" w:after="20" w:line="240" w:lineRule="auto"/>
+            </w:pPr>
             <w:r>
               <w:rPr>
-                <w:sz w:val="15"/>
+                <w:rFonts w:ascii="Arial" w:hAnsi="Arial"/>
+                <w:color w:val="000000"/>
+                <w:sz w:val="17"/>
               </w:rPr>
               <w:t>La corrida G08 se mantuvo entre 1.200 y 3.000 slots; inventario final e inventarios por dirección coinciden.</w:t>
             </w:r>
@@ -5905,11 +7659,24 @@
               <w:bottom w:w="65" w:type="dxa"/>
               <w:end w:w="80" w:type="dxa"/>
             </w:tcMar>
+            <w:tcBorders>
+              <w:top w:val="single" w:sz="4" w:space="0" w:color="BDD7EE"/>
+              <w:left w:val="single" w:sz="4" w:space="0" w:color="BDD7EE"/>
+              <w:bottom w:val="single" w:sz="4" w:space="0" w:color="BDD7EE"/>
+              <w:right w:val="single" w:sz="4" w:space="0" w:color="BDD7EE"/>
+              <w:insideH w:val="single" w:sz="4" w:space="0" w:color="BDD7EE"/>
+              <w:insideV w:val="single" w:sz="4" w:space="0" w:color="BDD7EE"/>
+            </w:tcBorders>
           </w:tcPr>
           <w:p>
+            <w:pPr>
+              <w:spacing w:before="0" w:after="20" w:line="240" w:lineRule="auto"/>
+            </w:pPr>
             <w:r>
               <w:rPr>
-                <w:sz w:val="15"/>
+                <w:rFonts w:ascii="Arial" w:hAnsi="Arial"/>
+                <w:color w:val="000000"/>
+                <w:sz w:val="17"/>
               </w:rPr>
               <w:t>El proceso de camiones actuaba sobre toda la ocupación y no había un flujo previo de exportaciones.</w:t>
             </w:r>
@@ -5925,11 +7692,24 @@
               <w:bottom w:w="65" w:type="dxa"/>
               <w:end w:w="80" w:type="dxa"/>
             </w:tcMar>
+            <w:tcBorders>
+              <w:top w:val="single" w:sz="4" w:space="0" w:color="BDD7EE"/>
+              <w:left w:val="single" w:sz="4" w:space="0" w:color="BDD7EE"/>
+              <w:bottom w:val="single" w:sz="4" w:space="0" w:color="BDD7EE"/>
+              <w:right w:val="single" w:sz="4" w:space="0" w:color="BDD7EE"/>
+              <w:insideH w:val="single" w:sz="4" w:space="0" w:color="BDD7EE"/>
+              <w:insideV w:val="single" w:sz="4" w:space="0" w:color="BDD7EE"/>
+            </w:tcBorders>
           </w:tcPr>
           <w:p>
+            <w:pPr>
+              <w:spacing w:before="0" w:after="20" w:line="240" w:lineRule="auto"/>
+            </w:pPr>
             <w:r>
               <w:rPr>
-                <w:sz w:val="15"/>
+                <w:rFonts w:ascii="Arial" w:hAnsi="Arial"/>
+                <w:color w:val="000000"/>
+                <w:sz w:val="17"/>
               </w:rPr>
               <w:t>Se separan stocks agregados; exportaciones llegan 72 h antes y el retiro terrestre solo consume importaciones.</w:t>
             </w:r>
@@ -5945,11 +7725,24 @@
               <w:bottom w:w="65" w:type="dxa"/>
               <w:end w:w="80" w:type="dxa"/>
             </w:tcMar>
+            <w:tcBorders>
+              <w:top w:val="single" w:sz="4" w:space="0" w:color="BDD7EE"/>
+              <w:left w:val="single" w:sz="4" w:space="0" w:color="BDD7EE"/>
+              <w:bottom w:val="single" w:sz="4" w:space="0" w:color="BDD7EE"/>
+              <w:right w:val="single" w:sz="4" w:space="0" w:color="BDD7EE"/>
+              <w:insideH w:val="single" w:sz="4" w:space="0" w:color="BDD7EE"/>
+              <w:insideV w:val="single" w:sz="4" w:space="0" w:color="BDD7EE"/>
+            </w:tcBorders>
           </w:tcPr>
           <w:p>
+            <w:pPr>
+              <w:spacing w:before="0" w:after="20" w:line="240" w:lineRule="auto"/>
+            </w:pPr>
             <w:r>
               <w:rPr>
-                <w:sz w:val="15"/>
+                <w:rFonts w:ascii="Arial" w:hAnsi="Arial"/>
+                <w:color w:val="000000"/>
+                <w:sz w:val="17"/>
               </w:rPr>
               <w:t>El retiro sigue agregado: no hay camiones individuales, ventanas observadas ni tractores.</w:t>
             </w:r>
@@ -5970,12 +7763,24 @@
               <w:bottom w:w="65" w:type="dxa"/>
               <w:end w:w="80" w:type="dxa"/>
             </w:tcMar>
-            <w:shd w:fill="F1F6F8"/>
+            <w:tcBorders>
+              <w:top w:val="single" w:sz="4" w:space="0" w:color="BDD7EE"/>
+              <w:left w:val="single" w:sz="4" w:space="0" w:color="BDD7EE"/>
+              <w:bottom w:val="single" w:sz="4" w:space="0" w:color="BDD7EE"/>
+              <w:right w:val="single" w:sz="4" w:space="0" w:color="BDD7EE"/>
+              <w:insideH w:val="single" w:sz="4" w:space="0" w:color="BDD7EE"/>
+              <w:insideV w:val="single" w:sz="4" w:space="0" w:color="BDD7EE"/>
+            </w:tcBorders>
           </w:tcPr>
           <w:p>
+            <w:pPr>
+              <w:spacing w:before="0" w:after="20" w:line="240" w:lineRule="auto"/>
+            </w:pPr>
             <w:r>
               <w:rPr>
-                <w:sz w:val="15"/>
+                <w:rFonts w:ascii="Arial" w:hAnsi="Arial"/>
+                <w:color w:val="000000"/>
+                <w:sz w:val="17"/>
               </w:rPr>
               <w:t>El modo estocástico generaba interarribos exponenciales homogéneos.</w:t>
             </w:r>
@@ -5991,12 +7796,24 @@
               <w:bottom w:w="65" w:type="dxa"/>
               <w:end w:w="80" w:type="dxa"/>
             </w:tcMar>
-            <w:shd w:fill="F1F6F8"/>
+            <w:tcBorders>
+              <w:top w:val="single" w:sz="4" w:space="0" w:color="BDD7EE"/>
+              <w:left w:val="single" w:sz="4" w:space="0" w:color="BDD7EE"/>
+              <w:bottom w:val="single" w:sz="4" w:space="0" w:color="BDD7EE"/>
+              <w:right w:val="single" w:sz="4" w:space="0" w:color="BDD7EE"/>
+              <w:insideH w:val="single" w:sz="4" w:space="0" w:color="BDD7EE"/>
+              <w:insideV w:val="single" w:sz="4" w:space="0" w:color="BDD7EE"/>
+            </w:tcBorders>
           </w:tcPr>
           <w:p>
+            <w:pPr>
+              <w:spacing w:before="0" w:after="20" w:line="240" w:lineRule="auto"/>
+            </w:pPr>
             <w:r>
               <w:rPr>
-                <w:sz w:val="15"/>
+                <w:rFonts w:ascii="Arial" w:hAnsi="Arial"/>
+                <w:color w:val="000000"/>
+                <w:sz w:val="17"/>
               </w:rPr>
               <w:t>Ahora remuestrea bloques históricos de siete días del mismo mes.</w:t>
             </w:r>
@@ -6012,12 +7829,24 @@
               <w:bottom w:w="65" w:type="dxa"/>
               <w:end w:w="80" w:type="dxa"/>
             </w:tcMar>
-            <w:shd w:fill="F1F6F8"/>
+            <w:tcBorders>
+              <w:top w:val="single" w:sz="4" w:space="0" w:color="BDD7EE"/>
+              <w:left w:val="single" w:sz="4" w:space="0" w:color="BDD7EE"/>
+              <w:bottom w:val="single" w:sz="4" w:space="0" w:color="BDD7EE"/>
+              <w:right w:val="single" w:sz="4" w:space="0" w:color="BDD7EE"/>
+              <w:insideH w:val="single" w:sz="4" w:space="0" w:color="BDD7EE"/>
+              <w:insideV w:val="single" w:sz="4" w:space="0" w:color="BDD7EE"/>
+            </w:tcBorders>
           </w:tcPr>
           <w:p>
+            <w:pPr>
+              <w:spacing w:before="0" w:after="20" w:line="240" w:lineRule="auto"/>
+            </w:pPr>
             <w:r>
               <w:rPr>
-                <w:sz w:val="15"/>
+                <w:rFonts w:ascii="Arial" w:hAnsi="Arial"/>
+                <w:color w:val="000000"/>
+                <w:sz w:val="17"/>
               </w:rPr>
               <w:t>La generación conserva marca de servicio y movimientos, pero requiere contraste estadístico con G08.</w:t>
             </w:r>
@@ -6038,11 +7867,24 @@
               <w:bottom w:w="65" w:type="dxa"/>
               <w:end w:w="80" w:type="dxa"/>
             </w:tcMar>
+            <w:tcBorders>
+              <w:top w:val="single" w:sz="4" w:space="0" w:color="BDD7EE"/>
+              <w:left w:val="single" w:sz="4" w:space="0" w:color="BDD7EE"/>
+              <w:bottom w:val="single" w:sz="4" w:space="0" w:color="BDD7EE"/>
+              <w:right w:val="single" w:sz="4" w:space="0" w:color="BDD7EE"/>
+              <w:insideH w:val="single" w:sz="4" w:space="0" w:color="BDD7EE"/>
+              <w:insideV w:val="single" w:sz="4" w:space="0" w:color="BDD7EE"/>
+            </w:tcBorders>
           </w:tcPr>
           <w:p>
+            <w:pPr>
+              <w:spacing w:before="0" w:after="20" w:line="240" w:lineRule="auto"/>
+            </w:pPr>
             <w:r>
               <w:rPr>
-                <w:sz w:val="15"/>
+                <w:rFonts w:ascii="Arial" w:hAnsi="Arial"/>
+                <w:color w:val="000000"/>
+                <w:sz w:val="17"/>
               </w:rPr>
               <w:t>Los turnos comenzaban siempre como diurnos, sin conservar la hora del registro.</w:t>
             </w:r>
@@ -6058,11 +7900,24 @@
               <w:bottom w:w="65" w:type="dxa"/>
               <w:end w:w="80" w:type="dxa"/>
             </w:tcMar>
+            <w:tcBorders>
+              <w:top w:val="single" w:sz="4" w:space="0" w:color="BDD7EE"/>
+              <w:left w:val="single" w:sz="4" w:space="0" w:color="BDD7EE"/>
+              <w:bottom w:val="single" w:sz="4" w:space="0" w:color="BDD7EE"/>
+              <w:right w:val="single" w:sz="4" w:space="0" w:color="BDD7EE"/>
+              <w:insideH w:val="single" w:sz="4" w:space="0" w:color="BDD7EE"/>
+              <w:insideV w:val="single" w:sz="4" w:space="0" w:color="BDD7EE"/>
+            </w:tcBorders>
           </w:tcPr>
           <w:p>
+            <w:pPr>
+              <w:spacing w:before="0" w:after="20" w:line="240" w:lineRule="auto"/>
+            </w:pPr>
             <w:r>
               <w:rPr>
-                <w:sz w:val="15"/>
+                <w:rFonts w:ascii="Arial" w:hAnsi="Arial"/>
+                <w:color w:val="000000"/>
+                <w:sz w:val="17"/>
               </w:rPr>
               <w:t>La simulación se ancla a medianoche local; asigna el turno por hora y pausa tareas durante el relevo.</w:t>
             </w:r>
@@ -6078,11 +7933,24 @@
               <w:bottom w:w="65" w:type="dxa"/>
               <w:end w:w="80" w:type="dxa"/>
             </w:tcMar>
+            <w:tcBorders>
+              <w:top w:val="single" w:sz="4" w:space="0" w:color="BDD7EE"/>
+              <w:left w:val="single" w:sz="4" w:space="0" w:color="BDD7EE"/>
+              <w:bottom w:val="single" w:sz="4" w:space="0" w:color="BDD7EE"/>
+              <w:right w:val="single" w:sz="4" w:space="0" w:color="BDD7EE"/>
+              <w:insideH w:val="single" w:sz="4" w:space="0" w:color="BDD7EE"/>
+              <w:insideV w:val="single" w:sz="4" w:space="0" w:color="BDD7EE"/>
+            </w:tcBorders>
           </w:tcPr>
           <w:p>
+            <w:pPr>
+              <w:spacing w:before="0" w:after="20" w:line="240" w:lineRule="auto"/>
+            </w:pPr>
             <w:r>
               <w:rPr>
-                <w:sz w:val="15"/>
+                <w:rFonts w:ascii="Arial" w:hAnsi="Arial"/>
+                <w:color w:val="000000"/>
+                <w:sz w:val="17"/>
               </w:rPr>
               <w:t>Verificada una operación que atraviesa el cambio de turno; falta revisar los tres límites con trazas controladas.</w:t>
             </w:r>
@@ -6093,11 +7961,25 @@
         <w:tc>
           <w:tcPr>
             <w:tcW w:type="dxa" w:w="3175"/>
+            <w:vAlign w:val="center"/>
+            <w:tcBorders>
+              <w:top w:val="single" w:sz="4" w:space="0" w:color="BDD7EE"/>
+              <w:left w:val="single" w:sz="4" w:space="0" w:color="BDD7EE"/>
+              <w:bottom w:val="single" w:sz="4" w:space="0" w:color="BDD7EE"/>
+              <w:right w:val="single" w:sz="4" w:space="0" w:color="BDD7EE"/>
+              <w:insideH w:val="single" w:sz="4" w:space="0" w:color="BDD7EE"/>
+              <w:insideV w:val="single" w:sz="4" w:space="0" w:color="BDD7EE"/>
+            </w:tcBorders>
           </w:tcPr>
           <w:p>
+            <w:pPr>
+              <w:spacing w:before="0" w:after="20" w:line="240" w:lineRule="auto"/>
+            </w:pPr>
             <w:r>
               <w:rPr>
-                <w:sz w:val="15"/>
+                <w:rFonts w:ascii="Arial" w:hAnsi="Arial"/>
+                <w:color w:val="000000"/>
+                <w:sz w:val="17"/>
               </w:rPr>
               <w:t>La reserva de crucero podía empezar en el momento incorrecto y solo se evaluaba una temporada.</w:t>
             </w:r>
@@ -6106,11 +7988,25 @@
         <w:tc>
           <w:tcPr>
             <w:tcW w:type="dxa" w:w="3175"/>
+            <w:vAlign w:val="center"/>
+            <w:tcBorders>
+              <w:top w:val="single" w:sz="4" w:space="0" w:color="BDD7EE"/>
+              <w:left w:val="single" w:sz="4" w:space="0" w:color="BDD7EE"/>
+              <w:bottom w:val="single" w:sz="4" w:space="0" w:color="BDD7EE"/>
+              <w:right w:val="single" w:sz="4" w:space="0" w:color="BDD7EE"/>
+              <w:insideH w:val="single" w:sz="4" w:space="0" w:color="BDD7EE"/>
+              <w:insideV w:val="single" w:sz="4" w:space="0" w:color="BDD7EE"/>
+            </w:tcBorders>
           </w:tcPr>
           <w:p>
+            <w:pPr>
+              <w:spacing w:before="0" w:after="20" w:line="240" w:lineRule="auto"/>
+            </w:pPr>
             <w:r>
               <w:rPr>
-                <w:sz w:val="15"/>
+                <w:rFonts w:ascii="Arial" w:hAnsi="Arial"/>
+                <w:color w:val="000000"/>
+                <w:sz w:val="17"/>
               </w:rPr>
               <w:t>Se programan ventanas anuales de 12 semanas y la reserva exclusiva empieza seis horas antes.</w:t>
             </w:r>
@@ -6119,11 +8015,25 @@
         <w:tc>
           <w:tcPr>
             <w:tcW w:type="dxa" w:w="3175"/>
+            <w:vAlign w:val="center"/>
+            <w:tcBorders>
+              <w:top w:val="single" w:sz="4" w:space="0" w:color="BDD7EE"/>
+              <w:left w:val="single" w:sz="4" w:space="0" w:color="BDD7EE"/>
+              <w:bottom w:val="single" w:sz="4" w:space="0" w:color="BDD7EE"/>
+              <w:right w:val="single" w:sz="4" w:space="0" w:color="BDD7EE"/>
+              <w:insideH w:val="single" w:sz="4" w:space="0" w:color="BDD7EE"/>
+              <w:insideV w:val="single" w:sz="4" w:space="0" w:color="BDD7EE"/>
+            </w:tcBorders>
           </w:tcPr>
           <w:p>
+            <w:pPr>
+              <w:spacing w:before="0" w:after="20" w:line="240" w:lineRule="auto"/>
+            </w:pPr>
             <w:r>
               <w:rPr>
-                <w:sz w:val="15"/>
+                <w:rFonts w:ascii="Arial" w:hAnsi="Arial"/>
+                <w:color w:val="000000"/>
+                <w:sz w:val="17"/>
               </w:rPr>
               <w:t>El calendario de la consigna se aproxima; confirmar fechas exactas antes del análisis de cruceros.</w:t>
             </w:r>
@@ -6221,7 +8131,7 @@
       <w:tblPr>
         <w:tblW w:type="auto" w:w="0"/>
         <w:jc w:val="center"/>
-        <w:tblLayout w:type="autofit"/>
+        <w:tblLayout w:type="fixed"/>
         <w:tblLook w:firstColumn="1" w:firstRow="1" w:lastColumn="0" w:lastRow="0" w:noHBand="0" w:noVBand="1" w:val="04A0"/>
         <w:tblBorders>
           <w:top w:val="single" w:sz="4" w:color="D5DEE6"/>
@@ -6252,19 +8162,27 @@
               <w:bottom w:w="65" w:type="dxa"/>
               <w:end w:w="80" w:type="dxa"/>
             </w:tcMar>
-            <w:shd w:fill="1F3B59"/>
+            <w:shd w:fill="DDEBF7" w:val="clear"/>
+            <w:tcBorders>
+              <w:top w:val="single" w:sz="4" w:space="0" w:color="BDD7EE"/>
+              <w:left w:val="single" w:sz="4" w:space="0" w:color="BDD7EE"/>
+              <w:bottom w:val="single" w:sz="4" w:space="0" w:color="BDD7EE"/>
+              <w:right w:val="single" w:sz="4" w:space="0" w:color="BDD7EE"/>
+              <w:insideH w:val="single" w:sz="4" w:space="0" w:color="BDD7EE"/>
+              <w:insideV w:val="single" w:sz="4" w:space="0" w:color="BDD7EE"/>
+            </w:tcBorders>
           </w:tcPr>
           <w:p>
             <w:pPr>
               <w:keepNext/>
-              <w:spacing w:before="0" w:after="0" w:line="240" w:lineRule="auto"/>
+              <w:spacing w:before="0" w:after="20" w:line="240" w:lineRule="auto"/>
             </w:pPr>
             <w:r>
               <w:rPr>
                 <w:rFonts w:ascii="Arial" w:hAnsi="Arial"/>
                 <w:b/>
-                <w:color w:val="FFFFFF"/>
-                <w:sz w:val="15"/>
+                <w:color w:val="000000"/>
+                <w:sz w:val="17"/>
               </w:rPr>
               <w:t>Tema</w:t>
             </w:r>
@@ -6280,19 +8198,27 @@
               <w:bottom w:w="65" w:type="dxa"/>
               <w:end w:w="80" w:type="dxa"/>
             </w:tcMar>
-            <w:shd w:fill="1F3B59"/>
+            <w:shd w:fill="DDEBF7" w:val="clear"/>
+            <w:tcBorders>
+              <w:top w:val="single" w:sz="4" w:space="0" w:color="BDD7EE"/>
+              <w:left w:val="single" w:sz="4" w:space="0" w:color="BDD7EE"/>
+              <w:bottom w:val="single" w:sz="4" w:space="0" w:color="BDD7EE"/>
+              <w:right w:val="single" w:sz="4" w:space="0" w:color="BDD7EE"/>
+              <w:insideH w:val="single" w:sz="4" w:space="0" w:color="BDD7EE"/>
+              <w:insideV w:val="single" w:sz="4" w:space="0" w:color="BDD7EE"/>
+            </w:tcBorders>
           </w:tcPr>
           <w:p>
             <w:pPr>
               <w:keepNext/>
-              <w:spacing w:before="0" w:after="0" w:line="240" w:lineRule="auto"/>
+              <w:spacing w:before="0" w:after="20" w:line="240" w:lineRule="auto"/>
             </w:pPr>
             <w:r>
               <w:rPr>
                 <w:rFonts w:ascii="Arial" w:hAnsi="Arial"/>
                 <w:b/>
-                <w:color w:val="FFFFFF"/>
-                <w:sz w:val="15"/>
+                <w:color w:val="000000"/>
+                <w:sz w:val="17"/>
               </w:rPr>
               <w:t>Supuesto de referencia</w:t>
             </w:r>
@@ -6308,19 +8234,27 @@
               <w:bottom w:w="65" w:type="dxa"/>
               <w:end w:w="80" w:type="dxa"/>
             </w:tcMar>
-            <w:shd w:fill="1F3B59"/>
+            <w:shd w:fill="DDEBF7" w:val="clear"/>
+            <w:tcBorders>
+              <w:top w:val="single" w:sz="4" w:space="0" w:color="BDD7EE"/>
+              <w:left w:val="single" w:sz="4" w:space="0" w:color="BDD7EE"/>
+              <w:bottom w:val="single" w:sz="4" w:space="0" w:color="BDD7EE"/>
+              <w:right w:val="single" w:sz="4" w:space="0" w:color="BDD7EE"/>
+              <w:insideH w:val="single" w:sz="4" w:space="0" w:color="BDD7EE"/>
+              <w:insideV w:val="single" w:sz="4" w:space="0" w:color="BDD7EE"/>
+            </w:tcBorders>
           </w:tcPr>
           <w:p>
             <w:pPr>
               <w:keepNext/>
-              <w:spacing w:before="0" w:after="0" w:line="240" w:lineRule="auto"/>
+              <w:spacing w:before="0" w:after="20" w:line="240" w:lineRule="auto"/>
             </w:pPr>
             <w:r>
               <w:rPr>
                 <w:rFonts w:ascii="Arial" w:hAnsi="Arial"/>
                 <w:b/>
-                <w:color w:val="FFFFFF"/>
-                <w:sz w:val="15"/>
+                <w:color w:val="000000"/>
+                <w:sz w:val="17"/>
               </w:rPr>
               <w:t>Estado y forma de tratarlo</w:t>
             </w:r>
@@ -6341,16 +8275,24 @@
               <w:bottom w:w="65" w:type="dxa"/>
               <w:end w:w="80" w:type="dxa"/>
             </w:tcMar>
+            <w:tcBorders>
+              <w:top w:val="single" w:sz="4" w:space="0" w:color="BDD7EE"/>
+              <w:left w:val="single" w:sz="4" w:space="0" w:color="BDD7EE"/>
+              <w:bottom w:val="single" w:sz="4" w:space="0" w:color="BDD7EE"/>
+              <w:right w:val="single" w:sz="4" w:space="0" w:color="BDD7EE"/>
+              <w:insideH w:val="single" w:sz="4" w:space="0" w:color="BDD7EE"/>
+              <w:insideV w:val="single" w:sz="4" w:space="0" w:color="BDD7EE"/>
+            </w:tcBorders>
           </w:tcPr>
           <w:p>
             <w:pPr>
-              <w:spacing w:before="0" w:after="0" w:line="240" w:lineRule="auto"/>
+              <w:spacing w:before="0" w:after="20" w:line="240" w:lineRule="auto"/>
             </w:pPr>
             <w:r>
               <w:rPr>
                 <w:rFonts w:ascii="Arial" w:hAnsi="Arial"/>
-                <w:color w:val="243342"/>
-                <w:sz w:val="15"/>
+                <w:color w:val="000000"/>
+                <w:sz w:val="17"/>
               </w:rPr>
               <w:t>Maniobras</w:t>
             </w:r>
@@ -6366,16 +8308,24 @@
               <w:bottom w:w="65" w:type="dxa"/>
               <w:end w:w="80" w:type="dxa"/>
             </w:tcMar>
+            <w:tcBorders>
+              <w:top w:val="single" w:sz="4" w:space="0" w:color="BDD7EE"/>
+              <w:left w:val="single" w:sz="4" w:space="0" w:color="BDD7EE"/>
+              <w:bottom w:val="single" w:sz="4" w:space="0" w:color="BDD7EE"/>
+              <w:right w:val="single" w:sz="4" w:space="0" w:color="BDD7EE"/>
+              <w:insideH w:val="single" w:sz="4" w:space="0" w:color="BDD7EE"/>
+              <w:insideV w:val="single" w:sz="4" w:space="0" w:color="BDD7EE"/>
+            </w:tcBorders>
           </w:tcPr>
           <w:p>
             <w:pPr>
-              <w:spacing w:before="0" w:after="0" w:line="240" w:lineRule="auto"/>
+              <w:spacing w:before="0" w:after="20" w:line="240" w:lineRule="auto"/>
             </w:pPr>
             <w:r>
               <w:rPr>
                 <w:rFonts w:ascii="Arial" w:hAnsi="Arial"/>
-                <w:color w:val="243342"/>
-                <w:sz w:val="15"/>
+                <w:color w:val="000000"/>
+                <w:sz w:val="17"/>
               </w:rPr>
               <w:t>1,5 h como valor central dentro del rango conjunto 1–2 h</w:t>
             </w:r>
@@ -6391,16 +8341,24 @@
               <w:bottom w:w="65" w:type="dxa"/>
               <w:end w:w="80" w:type="dxa"/>
             </w:tcMar>
+            <w:tcBorders>
+              <w:top w:val="single" w:sz="4" w:space="0" w:color="BDD7EE"/>
+              <w:left w:val="single" w:sz="4" w:space="0" w:color="BDD7EE"/>
+              <w:bottom w:val="single" w:sz="4" w:space="0" w:color="BDD7EE"/>
+              <w:right w:val="single" w:sz="4" w:space="0" w:color="BDD7EE"/>
+              <w:insideH w:val="single" w:sz="4" w:space="0" w:color="BDD7EE"/>
+              <w:insideV w:val="single" w:sz="4" w:space="0" w:color="BDD7EE"/>
+            </w:tcBorders>
           </w:tcPr>
           <w:p>
             <w:pPr>
-              <w:spacing w:before="0" w:after="0" w:line="240" w:lineRule="auto"/>
+              <w:spacing w:before="0" w:after="20" w:line="240" w:lineRule="auto"/>
             </w:pPr>
             <w:r>
               <w:rPr>
                 <w:rFonts w:ascii="Arial" w:hAnsi="Arial"/>
-                <w:color w:val="243342"/>
-                <w:sz w:val="15"/>
+                <w:color w:val="000000"/>
+                <w:sz w:val="17"/>
               </w:rPr>
               <w:t>El promedio y la distribución no están observados. Sensibilizar en 1 h, 1,5 h y 2 h. No afirmar que el rango implica una distribución uniforme.</w:t>
             </w:r>
@@ -6421,17 +8379,24 @@
               <w:bottom w:w="65" w:type="dxa"/>
               <w:end w:w="80" w:type="dxa"/>
             </w:tcMar>
-            <w:shd w:fill="F1F6F8"/>
+            <w:tcBorders>
+              <w:top w:val="single" w:sz="4" w:space="0" w:color="BDD7EE"/>
+              <w:left w:val="single" w:sz="4" w:space="0" w:color="BDD7EE"/>
+              <w:bottom w:val="single" w:sz="4" w:space="0" w:color="BDD7EE"/>
+              <w:right w:val="single" w:sz="4" w:space="0" w:color="BDD7EE"/>
+              <w:insideH w:val="single" w:sz="4" w:space="0" w:color="BDD7EE"/>
+              <w:insideV w:val="single" w:sz="4" w:space="0" w:color="BDD7EE"/>
+            </w:tcBorders>
           </w:tcPr>
           <w:p>
             <w:pPr>
-              <w:spacing w:before="0" w:after="0" w:line="240" w:lineRule="auto"/>
+              <w:spacing w:before="0" w:after="20" w:line="240" w:lineRule="auto"/>
             </w:pPr>
             <w:r>
               <w:rPr>
                 <w:rFonts w:ascii="Arial" w:hAnsi="Arial"/>
-                <w:color w:val="243342"/>
-                <w:sz w:val="15"/>
+                <w:color w:val="000000"/>
+                <w:sz w:val="17"/>
               </w:rPr>
               <w:t>Reparto de movimientos</w:t>
             </w:r>
@@ -6447,12 +8412,24 @@
               <w:bottom w:w="65" w:type="dxa"/>
               <w:end w:w="80" w:type="dxa"/>
             </w:tcMar>
-            <w:shd w:fill="F1F6F8"/>
+            <w:tcBorders>
+              <w:top w:val="single" w:sz="4" w:space="0" w:color="BDD7EE"/>
+              <w:left w:val="single" w:sz="4" w:space="0" w:color="BDD7EE"/>
+              <w:bottom w:val="single" w:sz="4" w:space="0" w:color="BDD7EE"/>
+              <w:right w:val="single" w:sz="4" w:space="0" w:color="BDD7EE"/>
+              <w:insideH w:val="single" w:sz="4" w:space="0" w:color="BDD7EE"/>
+              <w:insideV w:val="single" w:sz="4" w:space="0" w:color="BDD7EE"/>
+            </w:tcBorders>
           </w:tcPr>
           <w:p>
+            <w:pPr>
+              <w:spacing w:before="0" w:after="20" w:line="240" w:lineRule="auto"/>
+            </w:pPr>
             <w:r>
               <w:rPr>
-                <w:sz w:val="15"/>
+                <w:rFonts w:ascii="Arial" w:hAnsi="Arial"/>
+                <w:color w:val="000000"/>
+                <w:sz w:val="17"/>
               </w:rPr>
               <w:t>Aproximadamente 50% descarga y 50% carga</w:t>
             </w:r>
@@ -6468,12 +8445,24 @@
               <w:bottom w:w="65" w:type="dxa"/>
               <w:end w:w="80" w:type="dxa"/>
             </w:tcMar>
-            <w:shd w:fill="F1F6F8"/>
+            <w:tcBorders>
+              <w:top w:val="single" w:sz="4" w:space="0" w:color="BDD7EE"/>
+              <w:left w:val="single" w:sz="4" w:space="0" w:color="BDD7EE"/>
+              <w:bottom w:val="single" w:sz="4" w:space="0" w:color="BDD7EE"/>
+              <w:right w:val="single" w:sz="4" w:space="0" w:color="BDD7EE"/>
+              <w:insideH w:val="single" w:sz="4" w:space="0" w:color="BDD7EE"/>
+              <w:insideV w:val="single" w:sz="4" w:space="0" w:color="BDD7EE"/>
+            </w:tcBorders>
           </w:tcPr>
           <w:p>
+            <w:pPr>
+              <w:spacing w:before="0" w:after="20" w:line="240" w:lineRule="auto"/>
+            </w:pPr>
             <w:r>
               <w:rPr>
-                <w:sz w:val="15"/>
+                <w:rFonts w:ascii="Arial" w:hAnsi="Arial"/>
+                <w:color w:val="000000"/>
+                <w:sz w:val="17"/>
               </w:rPr>
               <w:t>El CSV no identifica dirección; se asigna el resto de redondeo a carga. Sensibilizar la mezcla y validar con manifiestos.</w:t>
             </w:r>
@@ -6494,16 +8483,24 @@
               <w:bottom w:w="65" w:type="dxa"/>
               <w:end w:w="80" w:type="dxa"/>
             </w:tcMar>
+            <w:tcBorders>
+              <w:top w:val="single" w:sz="4" w:space="0" w:color="BDD7EE"/>
+              <w:left w:val="single" w:sz="4" w:space="0" w:color="BDD7EE"/>
+              <w:bottom w:val="single" w:sz="4" w:space="0" w:color="BDD7EE"/>
+              <w:right w:val="single" w:sz="4" w:space="0" w:color="BDD7EE"/>
+              <w:insideH w:val="single" w:sz="4" w:space="0" w:color="BDD7EE"/>
+              <w:insideV w:val="single" w:sz="4" w:space="0" w:color="BDD7EE"/>
+            </w:tcBorders>
           </w:tcPr>
           <w:p>
             <w:pPr>
-              <w:spacing w:before="0" w:after="0" w:line="240" w:lineRule="auto"/>
+              <w:spacing w:before="0" w:after="20" w:line="240" w:lineRule="auto"/>
             </w:pPr>
             <w:r>
               <w:rPr>
                 <w:rFonts w:ascii="Arial" w:hAnsi="Arial"/>
-                <w:color w:val="243342"/>
-                <w:sz w:val="15"/>
+                <w:color w:val="000000"/>
+                <w:sz w:val="17"/>
               </w:rPr>
               <w:t>Ocupación de patio inicial</w:t>
             </w:r>
@@ -6519,11 +8516,24 @@
               <w:bottom w:w="65" w:type="dxa"/>
               <w:end w:w="80" w:type="dxa"/>
             </w:tcMar>
+            <w:tcBorders>
+              <w:top w:val="single" w:sz="4" w:space="0" w:color="BDD7EE"/>
+              <w:left w:val="single" w:sz="4" w:space="0" w:color="BDD7EE"/>
+              <w:bottom w:val="single" w:sz="4" w:space="0" w:color="BDD7EE"/>
+              <w:right w:val="single" w:sz="4" w:space="0" w:color="BDD7EE"/>
+              <w:insideH w:val="single" w:sz="4" w:space="0" w:color="BDD7EE"/>
+              <w:insideV w:val="single" w:sz="4" w:space="0" w:color="BDD7EE"/>
+            </w:tcBorders>
           </w:tcPr>
           <w:p>
+            <w:pPr>
+              <w:spacing w:before="0" w:after="20" w:line="240" w:lineRule="auto"/>
+            </w:pPr>
             <w:r>
               <w:rPr>
-                <w:sz w:val="15"/>
+                <w:rFonts w:ascii="Arial" w:hAnsi="Arial"/>
+                <w:color w:val="000000"/>
+                <w:sz w:val="17"/>
               </w:rPr>
               <w:t>1.200 slots, repartidos mitad importación y mitad exportación</w:t>
             </w:r>
@@ -6539,11 +8549,24 @@
               <w:bottom w:w="65" w:type="dxa"/>
               <w:end w:w="80" w:type="dxa"/>
             </w:tcMar>
+            <w:tcBorders>
+              <w:top w:val="single" w:sz="4" w:space="0" w:color="BDD7EE"/>
+              <w:left w:val="single" w:sz="4" w:space="0" w:color="BDD7EE"/>
+              <w:bottom w:val="single" w:sz="4" w:space="0" w:color="BDD7EE"/>
+              <w:right w:val="single" w:sz="4" w:space="0" w:color="BDD7EE"/>
+              <w:insideH w:val="single" w:sz="4" w:space="0" w:color="BDD7EE"/>
+              <w:insideV w:val="single" w:sz="4" w:space="0" w:color="BDD7EE"/>
+            </w:tcBorders>
           </w:tcPr>
           <w:p>
+            <w:pPr>
+              <w:spacing w:before="0" w:after="20" w:line="240" w:lineRule="auto"/>
+            </w:pPr>
             <w:r>
               <w:rPr>
-                <w:sz w:val="15"/>
+                <w:rFonts w:ascii="Arial" w:hAnsi="Arial"/>
+                <w:color w:val="000000"/>
+                <w:sz w:val="17"/>
               </w:rPr>
               <w:t>No surge del histórico; reemplazar por medición o evaluar varios niveles iniciales y composiciones.</w:t>
             </w:r>
@@ -6564,17 +8587,24 @@
               <w:bottom w:w="65" w:type="dxa"/>
               <w:end w:w="80" w:type="dxa"/>
             </w:tcMar>
-            <w:shd w:fill="F1F6F8"/>
+            <w:tcBorders>
+              <w:top w:val="single" w:sz="4" w:space="0" w:color="BDD7EE"/>
+              <w:left w:val="single" w:sz="4" w:space="0" w:color="BDD7EE"/>
+              <w:bottom w:val="single" w:sz="4" w:space="0" w:color="BDD7EE"/>
+              <w:right w:val="single" w:sz="4" w:space="0" w:color="BDD7EE"/>
+              <w:insideH w:val="single" w:sz="4" w:space="0" w:color="BDD7EE"/>
+              <w:insideV w:val="single" w:sz="4" w:space="0" w:color="BDD7EE"/>
+            </w:tcBorders>
           </w:tcPr>
           <w:p>
             <w:pPr>
-              <w:spacing w:before="0" w:after="0" w:line="240" w:lineRule="auto"/>
+              <w:spacing w:before="0" w:after="20" w:line="240" w:lineRule="auto"/>
             </w:pPr>
             <w:r>
               <w:rPr>
                 <w:rFonts w:ascii="Arial" w:hAnsi="Arial"/>
-                <w:color w:val="243342"/>
-                <w:sz w:val="15"/>
+                <w:color w:val="000000"/>
+                <w:sz w:val="17"/>
               </w:rPr>
               <w:t>Equivalencia de espacio</w:t>
             </w:r>
@@ -6590,17 +8620,24 @@
               <w:bottom w:w="65" w:type="dxa"/>
               <w:end w:w="80" w:type="dxa"/>
             </w:tcMar>
-            <w:shd w:fill="F1F6F8"/>
+            <w:tcBorders>
+              <w:top w:val="single" w:sz="4" w:space="0" w:color="BDD7EE"/>
+              <w:left w:val="single" w:sz="4" w:space="0" w:color="BDD7EE"/>
+              <w:bottom w:val="single" w:sz="4" w:space="0" w:color="BDD7EE"/>
+              <w:right w:val="single" w:sz="4" w:space="0" w:color="BDD7EE"/>
+              <w:insideH w:val="single" w:sz="4" w:space="0" w:color="BDD7EE"/>
+              <w:insideV w:val="single" w:sz="4" w:space="0" w:color="BDD7EE"/>
+            </w:tcBorders>
           </w:tcPr>
           <w:p>
             <w:pPr>
-              <w:spacing w:before="0" w:after="0" w:line="240" w:lineRule="auto"/>
+              <w:spacing w:before="0" w:after="20" w:line="240" w:lineRule="auto"/>
             </w:pPr>
             <w:r>
               <w:rPr>
                 <w:rFonts w:ascii="Arial" w:hAnsi="Arial"/>
-                <w:color w:val="243342"/>
-                <w:sz w:val="15"/>
+                <w:color w:val="000000"/>
+                <w:sz w:val="17"/>
               </w:rPr>
               <w:t>1 contenedor equivale a 1 slot</w:t>
             </w:r>
@@ -6616,17 +8653,24 @@
               <w:bottom w:w="65" w:type="dxa"/>
               <w:end w:w="80" w:type="dxa"/>
             </w:tcMar>
-            <w:shd w:fill="F1F6F8"/>
+            <w:tcBorders>
+              <w:top w:val="single" w:sz="4" w:space="0" w:color="BDD7EE"/>
+              <w:left w:val="single" w:sz="4" w:space="0" w:color="BDD7EE"/>
+              <w:bottom w:val="single" w:sz="4" w:space="0" w:color="BDD7EE"/>
+              <w:right w:val="single" w:sz="4" w:space="0" w:color="BDD7EE"/>
+              <w:insideH w:val="single" w:sz="4" w:space="0" w:color="BDD7EE"/>
+              <w:insideV w:val="single" w:sz="4" w:space="0" w:color="BDD7EE"/>
+            </w:tcBorders>
           </w:tcPr>
           <w:p>
             <w:pPr>
-              <w:spacing w:before="0" w:after="0" w:line="240" w:lineRule="auto"/>
+              <w:spacing w:before="0" w:after="20" w:line="240" w:lineRule="auto"/>
             </w:pPr>
             <w:r>
               <w:rPr>
                 <w:rFonts w:ascii="Arial" w:hAnsi="Arial"/>
-                <w:color w:val="243342"/>
-                <w:sz w:val="15"/>
+                <w:color w:val="000000"/>
+                <w:sz w:val="17"/>
               </w:rPr>
               <w:t>Simplificación de base; el espacio requerido por OOG debe medirse.</w:t>
             </w:r>
@@ -6647,16 +8691,24 @@
               <w:bottom w:w="65" w:type="dxa"/>
               <w:end w:w="80" w:type="dxa"/>
             </w:tcMar>
+            <w:tcBorders>
+              <w:top w:val="single" w:sz="4" w:space="0" w:color="BDD7EE"/>
+              <w:left w:val="single" w:sz="4" w:space="0" w:color="BDD7EE"/>
+              <w:bottom w:val="single" w:sz="4" w:space="0" w:color="BDD7EE"/>
+              <w:right w:val="single" w:sz="4" w:space="0" w:color="BDD7EE"/>
+              <w:insideH w:val="single" w:sz="4" w:space="0" w:color="BDD7EE"/>
+              <w:insideV w:val="single" w:sz="4" w:space="0" w:color="BDD7EE"/>
+            </w:tcBorders>
           </w:tcPr>
           <w:p>
             <w:pPr>
-              <w:spacing w:before="0" w:after="0" w:line="240" w:lineRule="auto"/>
+              <w:spacing w:before="0" w:after="20" w:line="240" w:lineRule="auto"/>
             </w:pPr>
             <w:r>
               <w:rPr>
                 <w:rFonts w:ascii="Arial" w:hAnsi="Arial"/>
-                <w:color w:val="243342"/>
-                <w:sz w:val="15"/>
+                <w:color w:val="000000"/>
+                <w:sz w:val="17"/>
               </w:rPr>
               <w:t>Camiones</w:t>
             </w:r>
@@ -6672,11 +8724,24 @@
               <w:bottom w:w="65" w:type="dxa"/>
               <w:end w:w="80" w:type="dxa"/>
             </w:tcMar>
+            <w:tcBorders>
+              <w:top w:val="single" w:sz="4" w:space="0" w:color="BDD7EE"/>
+              <w:left w:val="single" w:sz="4" w:space="0" w:color="BDD7EE"/>
+              <w:bottom w:val="single" w:sz="4" w:space="0" w:color="BDD7EE"/>
+              <w:right w:val="single" w:sz="4" w:space="0" w:color="BDD7EE"/>
+              <w:insideH w:val="single" w:sz="4" w:space="0" w:color="BDD7EE"/>
+              <w:insideV w:val="single" w:sz="4" w:space="0" w:color="BDD7EE"/>
+            </w:tcBorders>
           </w:tcPr>
           <w:p>
+            <w:pPr>
+              <w:spacing w:before="0" w:after="20" w:line="240" w:lineRule="auto"/>
+            </w:pPr>
             <w:r>
               <w:rPr>
-                <w:sz w:val="15"/>
+                <w:rFonts w:ascii="Arial" w:hAnsi="Arial"/>
+                <w:color w:val="000000"/>
+                <w:sz w:val="17"/>
               </w:rPr>
               <w:t>25% tardíos estándar; 10% y 15% como políticas ilustrativas</w:t>
             </w:r>
@@ -6692,11 +8757,24 @@
               <w:bottom w:w="65" w:type="dxa"/>
               <w:end w:w="80" w:type="dxa"/>
             </w:tcMar>
+            <w:tcBorders>
+              <w:top w:val="single" w:sz="4" w:space="0" w:color="BDD7EE"/>
+              <w:left w:val="single" w:sz="4" w:space="0" w:color="BDD7EE"/>
+              <w:bottom w:val="single" w:sz="4" w:space="0" w:color="BDD7EE"/>
+              <w:right w:val="single" w:sz="4" w:space="0" w:color="BDD7EE"/>
+              <w:insideH w:val="single" w:sz="4" w:space="0" w:color="BDD7EE"/>
+              <w:insideV w:val="single" w:sz="4" w:space="0" w:color="BDD7EE"/>
+            </w:tcBorders>
           </w:tcPr>
           <w:p>
+            <w:pPr>
+              <w:spacing w:before="0" w:after="20" w:line="240" w:lineRule="auto"/>
+            </w:pPr>
             <w:r>
               <w:rPr>
-                <w:sz w:val="15"/>
+                <w:rFonts w:ascii="Arial" w:hAnsi="Arial"/>
+                <w:color w:val="000000"/>
+                <w:sz w:val="17"/>
               </w:rPr>
               <w:t>Solo 20–30% proviene de la consigna. Los efectos de ampliar ventanas o penalizar no están cuantificados; son sensibilidades, no recomendaciones.</w:t>
             </w:r>
@@ -6717,17 +8795,24 @@
               <w:bottom w:w="65" w:type="dxa"/>
               <w:end w:w="80" w:type="dxa"/>
             </w:tcMar>
-            <w:shd w:fill="F1F6F8"/>
+            <w:tcBorders>
+              <w:top w:val="single" w:sz="4" w:space="0" w:color="BDD7EE"/>
+              <w:left w:val="single" w:sz="4" w:space="0" w:color="BDD7EE"/>
+              <w:bottom w:val="single" w:sz="4" w:space="0" w:color="BDD7EE"/>
+              <w:right w:val="single" w:sz="4" w:space="0" w:color="BDD7EE"/>
+              <w:insideH w:val="single" w:sz="4" w:space="0" w:color="BDD7EE"/>
+              <w:insideV w:val="single" w:sz="4" w:space="0" w:color="BDD7EE"/>
+            </w:tcBorders>
           </w:tcPr>
           <w:p>
             <w:pPr>
-              <w:spacing w:before="0" w:after="0" w:line="240" w:lineRule="auto"/>
+              <w:spacing w:before="0" w:after="20" w:line="240" w:lineRule="auto"/>
             </w:pPr>
             <w:r>
               <w:rPr>
                 <w:rFonts w:ascii="Arial" w:hAnsi="Arial"/>
-                <w:color w:val="243342"/>
-                <w:sz w:val="15"/>
+                <w:color w:val="000000"/>
+                <w:sz w:val="17"/>
               </w:rPr>
               <w:t>Tractores</w:t>
             </w:r>
@@ -6743,17 +8828,24 @@
               <w:bottom w:w="65" w:type="dxa"/>
               <w:end w:w="80" w:type="dxa"/>
             </w:tcMar>
-            <w:shd w:fill="F1F6F8"/>
+            <w:tcBorders>
+              <w:top w:val="single" w:sz="4" w:space="0" w:color="BDD7EE"/>
+              <w:left w:val="single" w:sz="4" w:space="0" w:color="BDD7EE"/>
+              <w:bottom w:val="single" w:sz="4" w:space="0" w:color="BDD7EE"/>
+              <w:right w:val="single" w:sz="4" w:space="0" w:color="BDD7EE"/>
+              <w:insideH w:val="single" w:sz="4" w:space="0" w:color="BDD7EE"/>
+              <w:insideV w:val="single" w:sz="4" w:space="0" w:color="BDD7EE"/>
+            </w:tcBorders>
           </w:tcPr>
           <w:p>
             <w:pPr>
-              <w:spacing w:before="0" w:after="0" w:line="240" w:lineRule="auto"/>
+              <w:spacing w:before="0" w:after="20" w:line="240" w:lineRule="auto"/>
             </w:pPr>
             <w:r>
               <w:rPr>
                 <w:rFonts w:ascii="Arial" w:hAnsi="Arial"/>
-                <w:color w:val="243342"/>
-                <w:sz w:val="15"/>
+                <w:color w:val="000000"/>
+                <w:sz w:val="17"/>
               </w:rPr>
               <w:t>Capacidad por turno no especificada</w:t>
             </w:r>
@@ -6769,17 +8861,24 @@
               <w:bottom w:w="65" w:type="dxa"/>
               <w:end w:w="80" w:type="dxa"/>
             </w:tcMar>
-            <w:shd w:fill="F1F6F8"/>
+            <w:tcBorders>
+              <w:top w:val="single" w:sz="4" w:space="0" w:color="BDD7EE"/>
+              <w:left w:val="single" w:sz="4" w:space="0" w:color="BDD7EE"/>
+              <w:bottom w:val="single" w:sz="4" w:space="0" w:color="BDD7EE"/>
+              <w:right w:val="single" w:sz="4" w:space="0" w:color="BDD7EE"/>
+              <w:insideH w:val="single" w:sz="4" w:space="0" w:color="BDD7EE"/>
+              <w:insideV w:val="single" w:sz="4" w:space="0" w:color="BDD7EE"/>
+            </w:tcBorders>
           </w:tcPr>
           <w:p>
             <w:pPr>
-              <w:spacing w:before="0" w:after="0" w:line="240" w:lineRule="auto"/>
+              <w:spacing w:before="0" w:after="20" w:line="240" w:lineRule="auto"/>
             </w:pPr>
             <w:r>
               <w:rPr>
                 <w:rFonts w:ascii="Arial" w:hAnsi="Arial"/>
-                <w:color w:val="243342"/>
-                <w:sz w:val="15"/>
+                <w:color w:val="000000"/>
+                <w:sz w:val="17"/>
               </w:rPr>
               <w:t>Requiere medición o escenario explícito; no asignar capacidad nocturna sin evidencia.</w:t>
             </w:r>
@@ -6800,16 +8899,24 @@
               <w:bottom w:w="65" w:type="dxa"/>
               <w:end w:w="80" w:type="dxa"/>
             </w:tcMar>
+            <w:tcBorders>
+              <w:top w:val="single" w:sz="4" w:space="0" w:color="BDD7EE"/>
+              <w:left w:val="single" w:sz="4" w:space="0" w:color="BDD7EE"/>
+              <w:bottom w:val="single" w:sz="4" w:space="0" w:color="BDD7EE"/>
+              <w:right w:val="single" w:sz="4" w:space="0" w:color="BDD7EE"/>
+              <w:insideH w:val="single" w:sz="4" w:space="0" w:color="BDD7EE"/>
+              <w:insideV w:val="single" w:sz="4" w:space="0" w:color="BDD7EE"/>
+            </w:tcBorders>
           </w:tcPr>
           <w:p>
             <w:pPr>
-              <w:spacing w:before="0" w:after="0" w:line="240" w:lineRule="auto"/>
+              <w:spacing w:before="0" w:after="20" w:line="240" w:lineRule="auto"/>
             </w:pPr>
             <w:r>
               <w:rPr>
                 <w:rFonts w:ascii="Arial" w:hAnsi="Arial"/>
-                <w:color w:val="243342"/>
-                <w:sz w:val="15"/>
+                <w:color w:val="000000"/>
+                <w:sz w:val="17"/>
               </w:rPr>
               <w:t>Distribuciones</w:t>
             </w:r>
@@ -6825,16 +8932,24 @@
               <w:bottom w:w="65" w:type="dxa"/>
               <w:end w:w="80" w:type="dxa"/>
             </w:tcMar>
+            <w:tcBorders>
+              <w:top w:val="single" w:sz="4" w:space="0" w:color="BDD7EE"/>
+              <w:left w:val="single" w:sz="4" w:space="0" w:color="BDD7EE"/>
+              <w:bottom w:val="single" w:sz="4" w:space="0" w:color="BDD7EE"/>
+              <w:right w:val="single" w:sz="4" w:space="0" w:color="BDD7EE"/>
+              <w:insideH w:val="single" w:sz="4" w:space="0" w:color="BDD7EE"/>
+              <w:insideV w:val="single" w:sz="4" w:space="0" w:color="BDD7EE"/>
+            </w:tcBorders>
           </w:tcPr>
           <w:p>
             <w:pPr>
-              <w:spacing w:before="0" w:after="0" w:line="240" w:lineRule="auto"/>
+              <w:spacing w:before="0" w:after="20" w:line="240" w:lineRule="auto"/>
             </w:pPr>
             <w:r>
               <w:rPr>
                 <w:rFonts w:ascii="Arial" w:hAnsi="Arial"/>
-                <w:color w:val="243342"/>
-                <w:sz w:val="15"/>
+                <w:color w:val="000000"/>
+                <w:sz w:val="17"/>
               </w:rPr>
               <w:t>Replay histórico como referencia</w:t>
             </w:r>
@@ -6850,16 +8965,24 @@
               <w:bottom w:w="65" w:type="dxa"/>
               <w:end w:w="80" w:type="dxa"/>
             </w:tcMar>
+            <w:tcBorders>
+              <w:top w:val="single" w:sz="4" w:space="0" w:color="BDD7EE"/>
+              <w:left w:val="single" w:sz="4" w:space="0" w:color="BDD7EE"/>
+              <w:bottom w:val="single" w:sz="4" w:space="0" w:color="BDD7EE"/>
+              <w:right w:val="single" w:sz="4" w:space="0" w:color="BDD7EE"/>
+              <w:insideH w:val="single" w:sz="4" w:space="0" w:color="BDD7EE"/>
+              <w:insideV w:val="single" w:sz="4" w:space="0" w:color="BDD7EE"/>
+            </w:tcBorders>
           </w:tcPr>
           <w:p>
             <w:pPr>
-              <w:spacing w:before="0" w:after="0" w:line="240" w:lineRule="auto"/>
+              <w:spacing w:before="0" w:after="20" w:line="240" w:lineRule="auto"/>
             </w:pPr>
             <w:r>
               <w:rPr>
                 <w:rFonts w:ascii="Arial" w:hAnsi="Arial"/>
-                <w:color w:val="243342"/>
-                <w:sz w:val="15"/>
+                <w:color w:val="000000"/>
+                <w:sz w:val="17"/>
               </w:rPr>
               <w:t>Los ajustes paramétricos existentes son exploratorios; recalibrar con bootstrap y conservar dependencia temporal y de carga.</w:t>
             </w:r>
@@ -6880,17 +9003,24 @@
               <w:bottom w:w="65" w:type="dxa"/>
               <w:end w:w="80" w:type="dxa"/>
             </w:tcMar>
-            <w:shd w:fill="F1F6F8"/>
+            <w:tcBorders>
+              <w:top w:val="single" w:sz="4" w:space="0" w:color="BDD7EE"/>
+              <w:left w:val="single" w:sz="4" w:space="0" w:color="BDD7EE"/>
+              <w:bottom w:val="single" w:sz="4" w:space="0" w:color="BDD7EE"/>
+              <w:right w:val="single" w:sz="4" w:space="0" w:color="BDD7EE"/>
+              <w:insideH w:val="single" w:sz="4" w:space="0" w:color="BDD7EE"/>
+              <w:insideV w:val="single" w:sz="4" w:space="0" w:color="BDD7EE"/>
+            </w:tcBorders>
           </w:tcPr>
           <w:p>
             <w:pPr>
-              <w:spacing w:before="0" w:after="0" w:line="240" w:lineRule="auto"/>
+              <w:spacing w:before="0" w:after="20" w:line="240" w:lineRule="auto"/>
             </w:pPr>
             <w:r>
               <w:rPr>
                 <w:rFonts w:ascii="Arial" w:hAnsi="Arial"/>
-                <w:color w:val="243342"/>
-                <w:sz w:val="15"/>
+                <w:color w:val="000000"/>
+                <w:sz w:val="17"/>
               </w:rPr>
               <w:t>Cruceros</w:t>
             </w:r>
@@ -6906,12 +9036,24 @@
               <w:bottom w:w="65" w:type="dxa"/>
               <w:end w:w="80" w:type="dxa"/>
             </w:tcMar>
-            <w:shd w:fill="F1F6F8"/>
+            <w:tcBorders>
+              <w:top w:val="single" w:sz="4" w:space="0" w:color="BDD7EE"/>
+              <w:left w:val="single" w:sz="4" w:space="0" w:color="BDD7EE"/>
+              <w:bottom w:val="single" w:sz="4" w:space="0" w:color="BDD7EE"/>
+              <w:right w:val="single" w:sz="4" w:space="0" w:color="BDD7EE"/>
+              <w:insideH w:val="single" w:sz="4" w:space="0" w:color="BDD7EE"/>
+              <w:insideV w:val="single" w:sz="4" w:space="0" w:color="BDD7EE"/>
+            </w:tcBorders>
           </w:tcPr>
           <w:p>
+            <w:pPr>
+              <w:spacing w:before="0" w:after="20" w:line="240" w:lineRule="auto"/>
+            </w:pPr>
             <w:r>
               <w:rPr>
-                <w:sz w:val="15"/>
+                <w:rFonts w:ascii="Arial" w:hAnsi="Arial"/>
+                <w:color w:val="000000"/>
+                <w:sz w:val="17"/>
               </w:rPr>
               <w:t>24 escalas en 12 semanas; reserva exclusiva 6 h antes</w:t>
             </w:r>
@@ -6927,12 +9069,24 @@
               <w:bottom w:w="65" w:type="dxa"/>
               <w:end w:w="80" w:type="dxa"/>
             </w:tcMar>
-            <w:shd w:fill="F1F6F8"/>
+            <w:tcBorders>
+              <w:top w:val="single" w:sz="4" w:space="0" w:color="BDD7EE"/>
+              <w:left w:val="single" w:sz="4" w:space="0" w:color="BDD7EE"/>
+              <w:bottom w:val="single" w:sz="4" w:space="0" w:color="BDD7EE"/>
+              <w:right w:val="single" w:sz="4" w:space="0" w:color="BDD7EE"/>
+              <w:insideH w:val="single" w:sz="4" w:space="0" w:color="BDD7EE"/>
+              <w:insideV w:val="single" w:sz="4" w:space="0" w:color="BDD7EE"/>
+            </w:tcBorders>
           </w:tcPr>
           <w:p>
+            <w:pPr>
+              <w:spacing w:before="0" w:after="20" w:line="240" w:lineRule="auto"/>
+            </w:pPr>
             <w:r>
               <w:rPr>
-                <w:sz w:val="15"/>
+                <w:rFonts w:ascii="Arial" w:hAnsi="Arial"/>
+                <w:color w:val="000000"/>
+                <w:sz w:val="17"/>
               </w:rPr>
               <w:t>Implementación de la aproximación de 2 por semana; validar fecha de inicio, reserva y calendario con la cátedra.</w:t>
             </w:r>
@@ -6953,16 +9107,24 @@
               <w:bottom w:w="65" w:type="dxa"/>
               <w:end w:w="80" w:type="dxa"/>
             </w:tcMar>
+            <w:tcBorders>
+              <w:top w:val="single" w:sz="4" w:space="0" w:color="BDD7EE"/>
+              <w:left w:val="single" w:sz="4" w:space="0" w:color="BDD7EE"/>
+              <w:bottom w:val="single" w:sz="4" w:space="0" w:color="BDD7EE"/>
+              <w:right w:val="single" w:sz="4" w:space="0" w:color="BDD7EE"/>
+              <w:insideH w:val="single" w:sz="4" w:space="0" w:color="BDD7EE"/>
+              <w:insideV w:val="single" w:sz="4" w:space="0" w:color="BDD7EE"/>
+            </w:tcBorders>
           </w:tcPr>
           <w:p>
             <w:pPr>
-              <w:spacing w:before="0" w:after="0" w:line="240" w:lineRule="auto"/>
+              <w:spacing w:before="0" w:after="20" w:line="240" w:lineRule="auto"/>
             </w:pPr>
             <w:r>
               <w:rPr>
                 <w:rFonts w:ascii="Arial" w:hAnsi="Arial"/>
-                <w:color w:val="243342"/>
-                <w:sz w:val="15"/>
+                <w:color w:val="000000"/>
+                <w:sz w:val="17"/>
               </w:rPr>
               <w:t>Estadía observada</w:t>
             </w:r>
@@ -6978,16 +9140,24 @@
               <w:bottom w:w="65" w:type="dxa"/>
               <w:end w:w="80" w:type="dxa"/>
             </w:tcMar>
+            <w:tcBorders>
+              <w:top w:val="single" w:sz="4" w:space="0" w:color="BDD7EE"/>
+              <w:left w:val="single" w:sz="4" w:space="0" w:color="BDD7EE"/>
+              <w:bottom w:val="single" w:sz="4" w:space="0" w:color="BDD7EE"/>
+              <w:right w:val="single" w:sz="4" w:space="0" w:color="BDD7EE"/>
+              <w:insideH w:val="single" w:sz="4" w:space="0" w:color="BDD7EE"/>
+              <w:insideV w:val="single" w:sz="4" w:space="0" w:color="BDD7EE"/>
+            </w:tcBorders>
           </w:tcPr>
           <w:p>
             <w:pPr>
-              <w:spacing w:before="0" w:after="0" w:line="240" w:lineRule="auto"/>
+              <w:spacing w:before="0" w:after="20" w:line="240" w:lineRule="auto"/>
             </w:pPr>
             <w:r>
               <w:rPr>
                 <w:rFonts w:ascii="Arial" w:hAnsi="Arial"/>
-                <w:color w:val="243342"/>
-                <w:sz w:val="15"/>
+                <w:color w:val="000000"/>
+                <w:sz w:val="17"/>
               </w:rPr>
               <w:t>No disponible en el dataset entregado</w:t>
             </w:r>
@@ -7003,16 +9173,24 @@
               <w:bottom w:w="65" w:type="dxa"/>
               <w:end w:w="80" w:type="dxa"/>
             </w:tcMar>
+            <w:tcBorders>
+              <w:top w:val="single" w:sz="4" w:space="0" w:color="BDD7EE"/>
+              <w:left w:val="single" w:sz="4" w:space="0" w:color="BDD7EE"/>
+              <w:bottom w:val="single" w:sz="4" w:space="0" w:color="BDD7EE"/>
+              <w:right w:val="single" w:sz="4" w:space="0" w:color="BDD7EE"/>
+              <w:insideH w:val="single" w:sz="4" w:space="0" w:color="BDD7EE"/>
+              <w:insideV w:val="single" w:sz="4" w:space="0" w:color="BDD7EE"/>
+            </w:tcBorders>
           </w:tcPr>
           <w:p>
             <w:pPr>
-              <w:spacing w:before="0" w:after="0" w:line="240" w:lineRule="auto"/>
+              <w:spacing w:before="0" w:after="20" w:line="240" w:lineRule="auto"/>
             </w:pPr>
             <w:r>
               <w:rPr>
                 <w:rFonts w:ascii="Arial" w:hAnsi="Arial"/>
-                <w:color w:val="243342"/>
-                <w:sz w:val="15"/>
+                <w:color w:val="000000"/>
+                <w:sz w:val="17"/>
               </w:rPr>
               <w:t>Solicitar marcas de tiempo operativas antes de afirmar validación cuantitativa de W.</w:t>
             </w:r>
@@ -7080,9 +9258,11 @@
     </w:p>
     <w:sectPr>
       <w:footerReference w:type="default" r:id="rId9"/>
-      <w:pgSz w:w="11906" w:h="16838"/>
-      <w:pgMar w:top="1020" w:right="1191" w:bottom="935" w:left="1191" w:header="720" w:footer="720" w:gutter="0"/>
+      <w:footerReference w:type="first" r:id="rId10"/>
+      <w:pgSz w:w="11905" w:h="16838"/>
+      <w:pgMar w:top="936" w:right="763" w:bottom="749" w:left="965" w:header="360" w:footer="360" w:gutter="0"/>
       <w:cols w:space="720"/>
+      <w:titlePg/>
       <w:docGrid w:linePitch="360"/>
     </w:sectPr>
   </w:body>
@@ -7094,18 +9274,41 @@
   <w:p>
     <w:pPr>
       <w:pStyle w:val="Footer"/>
+      <w:tabs>
+        <w:tab w:pos="10181" w:val="right"/>
+      </w:tabs>
       <w:spacing w:before="0" w:after="0"/>
-      <w:jc w:val="center"/>
+      <w:jc w:val="left"/>
     </w:pPr>
     <w:r>
       <w:rPr>
         <w:rFonts w:ascii="Arial" w:hAnsi="Arial"/>
-        <w:color w:val="5D6B78"/>
-        <w:sz w:val="16"/>
-      </w:rPr>
-      <w:t xml:space="preserve">ITBA  ·  IO51  ·  Puerto Sur  ·  Grupo 08     |     Página </w:t>
+        <w:color w:val="596978"/>
+        <w:sz w:val="18"/>
+      </w:rPr>
+      <w:t>ITBA · IO51 · Puerto Sur · Grupo 08</w:t>
+      <w:tab/>
     </w:r>
-    <w:fldSimple w:instr="PAGE"/>
+    <w:fldSimple w:instr="PAGE">
+      <w:r>
+        <w:rPr>
+          <w:rFonts w:ascii="Arial" w:hAnsi="Arial"/>
+          <w:sz w:val="18"/>
+          <w:color w:val="596978"/>
+        </w:rPr>
+        <w:t>2</w:t>
+      </w:r>
+    </w:fldSimple>
+  </w:p>
+</w:ftr>
+</file>
+
+<file path=word/footer2.xml><?xml version="1.0" encoding="utf-8"?>
+<w:ftr xmlns:m="http://schemas.openxmlformats.org/officeDocument/2006/math" xmlns:mc="http://schemas.openxmlformats.org/markup-compatibility/2006" xmlns:mo="http://schemas.microsoft.com/office/mac/office/2008/main" xmlns:mv="urn:schemas-microsoft-com:mac:vml" xmlns:o="urn:schemas-microsoft-com:office:office" xmlns:r="http://schemas.openxmlformats.org/officeDocument/2006/relationships" xmlns:v="urn:schemas-microsoft-com:vml" xmlns:w10="urn:schemas-microsoft-com:office:word" xmlns:w14="http://schemas.microsoft.com/office/word/2010/wordml" xmlns:w="http://schemas.openxmlformats.org/wordprocessingml/2006/main" xmlns:wne="http://schemas.microsoft.com/office/word/2006/wordml" xmlns:wp14="http://schemas.microsoft.com/office/word/2010/wordprocessingDrawing" xmlns:wp="http://schemas.openxmlformats.org/drawingml/2006/wordprocessingDrawing" xmlns:wpc="http://schemas.microsoft.com/office/word/2010/wordprocessingCanvas" xmlns:wpg="http://schemas.microsoft.com/office/word/2010/wordprocessingGroup" xmlns:wpi="http://schemas.microsoft.com/office/word/2010/wordprocessingInk" xmlns:wps="http://schemas.microsoft.com/office/word/2010/wordprocessingShape" mc:Ignorable="w14 wp14">
+  <w:p>
+    <w:pPr>
+      <w:pStyle w:val="Footer"/>
+    </w:pPr>
   </w:p>
 </w:ftr>
 </file>
@@ -7474,12 +9677,12 @@
     <w:qFormat/>
     <w:rsid w:val="00FC693F"/>
     <w:pPr>
-      <w:spacing w:after="80" w:line="259" w:lineRule="auto"/>
+      <w:spacing w:after="100" w:line="240" w:lineRule="auto"/>
     </w:pPr>
     <w:rPr>
       <w:rFonts w:ascii="Arial" w:hAnsi="Arial"/>
-      <w:color w:val="243342"/>
-      <w:sz w:val="19"/>
+      <w:color w:val="000000"/>
+      <w:sz w:val="20"/>
       <w:lang w:val="es-AR"/>
     </w:rPr>
   </w:style>
@@ -7538,15 +9741,15 @@
     <w:pPr>
       <w:keepNext/>
       <w:keepLines/>
-      <w:spacing w:before="260" w:after="100"/>
+      <w:spacing w:before="240" w:after="100"/>
       <w:outlineLvl w:val="0"/>
     </w:pPr>
     <w:rPr>
       <w:rFonts w:asciiTheme="majorHAnsi" w:eastAsiaTheme="majorEastAsia" w:hAnsiTheme="majorHAnsi" w:cstheme="majorBidi" w:ascii="Arial" w:hAnsi="Arial"/>
       <w:b/>
       <w:bCs/>
-      <w:color w:val="1F3B59"/>
-      <w:sz w:val="30"/>
+      <w:color w:val="1F4E79"/>
+      <w:sz w:val="34"/>
       <w:szCs w:val="28"/>
       <w:lang w:val="es-AR"/>
     </w:rPr>
@@ -7563,14 +9766,14 @@
     <w:pPr>
       <w:keepNext/>
       <w:keepLines/>
-      <w:spacing w:before="180" w:after="80"/>
+      <w:spacing w:before="160" w:after="80"/>
       <w:outlineLvl w:val="1"/>
     </w:pPr>
     <w:rPr>
       <w:rFonts w:asciiTheme="majorHAnsi" w:eastAsiaTheme="majorEastAsia" w:hAnsiTheme="majorHAnsi" w:cstheme="majorBidi" w:ascii="Arial" w:hAnsi="Arial"/>
       <w:b/>
       <w:bCs/>
-      <w:color w:val="167C80"/>
+      <w:color w:val="000000"/>
       <w:sz w:val="23"/>
       <w:szCs w:val="26"/>
       <w:lang w:val="es-AR"/>
@@ -7588,15 +9791,15 @@
     <w:pPr>
       <w:keepNext/>
       <w:keepLines/>
-      <w:spacing w:before="120" w:after="60"/>
+      <w:spacing w:before="140" w:after="60"/>
       <w:outlineLvl w:val="2"/>
     </w:pPr>
     <w:rPr>
       <w:rFonts w:asciiTheme="majorHAnsi" w:eastAsiaTheme="majorEastAsia" w:hAnsiTheme="majorHAnsi" w:cstheme="majorBidi" w:ascii="Arial" w:hAnsi="Arial"/>
       <w:b/>
       <w:bCs/>
-      <w:color w:val="167C80"/>
-      <w:sz w:val="20"/>
+      <w:color w:val="000000"/>
+      <w:sz w:val="23"/>
     </w:rPr>
   </w:style>
   <w:style w:type="paragraph" w:styleId="Heading4">
@@ -7834,11 +10037,11 @@
     </w:pPr>
     <w:rPr>
       <w:rFonts w:asciiTheme="majorHAnsi" w:eastAsiaTheme="majorEastAsia" w:hAnsiTheme="majorHAnsi" w:cstheme="majorBidi" w:ascii="Arial" w:hAnsi="Arial"/>
-      <w:b/>
-      <w:color w:val="1F3B59"/>
+      <w:b w:val="0"/>
+      <w:color w:val="000000"/>
       <w:spacing w:val="5"/>
       <w:kern w:val="28"/>
-      <w:sz w:val="46"/>
+      <w:sz w:val="48"/>
       <w:szCs w:val="52"/>
       <w:lang w:val="es-AR"/>
     </w:rPr>
